--- a/2026/Рабочая тетрадь 6.docx
+++ b/2026/Рабочая тетрадь 6.docx
@@ -574,7 +574,6 @@
                 <w14:ligatures w14:val="none"/>
               </w:rPr>
             </w:pPr>
-            <w:proofErr w:type="spellStart"/>
             <w:r>
               <w:rPr>
                 <w:rFonts w:ascii="Times New Roman" w:eastAsia="Times New Roman" w:hAnsi="Times New Roman" w:cs="Times New Roman"/>
@@ -585,35 +584,8 @@
                 <w:lang w:val="en-US" w:eastAsia="zh-CN"/>
                 <w14:ligatures w14:val="none"/>
               </w:rPr>
-              <w:t>по</w:t>
-            </w:r>
-            <w:proofErr w:type="spellEnd"/>
-            <w:r>
-              <w:rPr>
-                <w:rFonts w:ascii="Times New Roman" w:eastAsia="Times New Roman" w:hAnsi="Times New Roman" w:cs="Times New Roman"/>
-                <w:b/>
-                <w:kern w:val="0"/>
-                <w:sz w:val="24"/>
-                <w:szCs w:val="24"/>
-                <w:lang w:val="en-US" w:eastAsia="zh-CN"/>
-                <w14:ligatures w14:val="none"/>
-              </w:rPr>
-              <w:t xml:space="preserve"> </w:t>
-            </w:r>
-            <w:proofErr w:type="spellStart"/>
-            <w:r>
-              <w:rPr>
-                <w:rFonts w:ascii="Times New Roman" w:eastAsia="Times New Roman" w:hAnsi="Times New Roman" w:cs="Times New Roman"/>
-                <w:b/>
-                <w:kern w:val="0"/>
-                <w:sz w:val="24"/>
-                <w:szCs w:val="24"/>
-                <w:lang w:val="en-US" w:eastAsia="zh-CN"/>
-                <w14:ligatures w14:val="none"/>
-              </w:rPr>
-              <w:t>дисциплине</w:t>
-            </w:r>
-            <w:proofErr w:type="spellEnd"/>
+              <w:t>по дисциплине</w:t>
+            </w:r>
           </w:p>
         </w:tc>
       </w:tr>
@@ -1078,7 +1050,6 @@
                 <w14:ligatures w14:val="none"/>
               </w:rPr>
             </w:pPr>
-            <w:proofErr w:type="spellStart"/>
             <w:r>
               <w:rPr>
                 <w:rFonts w:ascii="Times New Roman" w:eastAsia="Times New Roman" w:hAnsi="Times New Roman" w:cs="Times New Roman"/>
@@ -1090,7 +1061,6 @@
               </w:rPr>
               <w:t>Работ</w:t>
             </w:r>
-            <w:proofErr w:type="spellEnd"/>
             <w:r>
               <w:rPr>
                 <w:rFonts w:ascii="Times New Roman" w:eastAsia="Times New Roman" w:hAnsi="Times New Roman" w:cs="Times New Roman"/>
@@ -1111,21 +1081,8 @@
                 <w:lang w:val="en-US" w:eastAsia="zh-CN"/>
                 <w14:ligatures w14:val="none"/>
               </w:rPr>
-              <w:t xml:space="preserve"> </w:t>
-            </w:r>
-            <w:proofErr w:type="spellStart"/>
-            <w:r>
-              <w:rPr>
-                <w:rFonts w:ascii="Times New Roman" w:eastAsia="Times New Roman" w:hAnsi="Times New Roman" w:cs="Times New Roman"/>
-                <w:kern w:val="0"/>
-                <w:sz w:val="24"/>
-                <w:szCs w:val="24"/>
-                <w:lang w:val="en-US" w:eastAsia="zh-CN"/>
-                <w14:ligatures w14:val="none"/>
-              </w:rPr>
-              <w:t>выполнен</w:t>
-            </w:r>
-            <w:proofErr w:type="spellEnd"/>
+              <w:t xml:space="preserve"> выполнен</w:t>
+            </w:r>
             <w:r>
               <w:rPr>
                 <w:rFonts w:ascii="Times New Roman" w:eastAsia="Times New Roman" w:hAnsi="Times New Roman" w:cs="Times New Roman"/>
@@ -1546,18 +1503,18 @@
         </w:rPr>
       </w:pPr>
     </w:p>
-    <w:bookmarkStart w:id="1" w:name="_Toc227251040" w:displacedByCustomXml="next"/>
-    <w:bookmarkStart w:id="2" w:name="_Toc70075743" w:displacedByCustomXml="next"/>
-    <w:bookmarkStart w:id="3" w:name="_Toc66911821" w:displacedByCustomXml="next"/>
-    <w:bookmarkStart w:id="4" w:name="_Toc66911612" w:displacedByCustomXml="next"/>
-    <w:bookmarkStart w:id="5" w:name="_Toc66911534" w:displacedByCustomXml="next"/>
-    <w:bookmarkStart w:id="6" w:name="_Toc66911088" w:displacedByCustomXml="next"/>
-    <w:bookmarkStart w:id="7" w:name="_Toc51944867" w:displacedByCustomXml="next"/>
-    <w:bookmarkStart w:id="8" w:name="_Toc32824513" w:displacedByCustomXml="next"/>
-    <w:bookmarkStart w:id="9" w:name="_Toc53328273" w:displacedByCustomXml="next"/>
-    <w:bookmarkStart w:id="10" w:name="_Toc53328297" w:displacedByCustomXml="next"/>
-    <w:bookmarkStart w:id="11" w:name="_Toc53328358" w:displacedByCustomXml="next"/>
-    <w:bookmarkStart w:id="12" w:name="_Toc66891486" w:displacedByCustomXml="next"/>
+    <w:bookmarkStart w:id="1" w:name="_Toc66891486" w:displacedByCustomXml="next"/>
+    <w:bookmarkStart w:id="2" w:name="_Toc53328358" w:displacedByCustomXml="next"/>
+    <w:bookmarkStart w:id="3" w:name="_Toc53328297" w:displacedByCustomXml="next"/>
+    <w:bookmarkStart w:id="4" w:name="_Toc53328273" w:displacedByCustomXml="next"/>
+    <w:bookmarkStart w:id="5" w:name="_Toc32824513" w:displacedByCustomXml="next"/>
+    <w:bookmarkStart w:id="6" w:name="_Toc51944867" w:displacedByCustomXml="next"/>
+    <w:bookmarkStart w:id="7" w:name="_Toc66911088" w:displacedByCustomXml="next"/>
+    <w:bookmarkStart w:id="8" w:name="_Toc66911534" w:displacedByCustomXml="next"/>
+    <w:bookmarkStart w:id="9" w:name="_Toc66911612" w:displacedByCustomXml="next"/>
+    <w:bookmarkStart w:id="10" w:name="_Toc66911821" w:displacedByCustomXml="next"/>
+    <w:bookmarkStart w:id="11" w:name="_Toc70075743" w:displacedByCustomXml="next"/>
+    <w:bookmarkStart w:id="12" w:name="_Toc227251040" w:displacedByCustomXml="next"/>
     <w:sdt>
       <w:sdtPr>
         <w:rPr>
@@ -2054,7 +2011,6 @@
         </w:rPr>
         <w:t xml:space="preserve">базам данных в </w:t>
       </w:r>
-      <w:proofErr w:type="spellStart"/>
       <w:r>
         <w:rPr>
           <w:rFonts w:ascii="Times New Roman" w:eastAsia="SimSun" w:hAnsi="Times New Roman" w:cs="Times New Roman"/>
@@ -2066,7 +2022,6 @@
         </w:rPr>
         <w:t>loginom</w:t>
       </w:r>
-      <w:proofErr w:type="spellEnd"/>
     </w:p>
     <w:p>
       <w:pPr>
@@ -2081,9 +2036,6 @@
     <w:p>
       <w:pPr>
         <w:pStyle w:val="af1"/>
-        <w:rPr>
-          <w:lang w:val="en-US"/>
-        </w:rPr>
       </w:pPr>
       <w:bookmarkStart w:id="15" w:name="_Toc227251043"/>
       <w:r>
@@ -2091,18 +2043,12 @@
       </w:r>
       <w:bookmarkEnd w:id="15"/>
       <w:r>
-        <w:rPr>
-          <w:lang w:val="en-US"/>
-        </w:rPr>
         <w:t xml:space="preserve"> 1</w:t>
       </w:r>
     </w:p>
     <w:p>
       <w:pPr>
         <w:pStyle w:val="af3"/>
-        <w:rPr>
-          <w:lang w:val="en-US"/>
-        </w:rPr>
       </w:pPr>
       <w:r>
         <w:rPr>
@@ -2263,13 +2209,15 @@
         <w:rPr>
           <w:lang w:val="en-US"/>
         </w:rPr>
-        <w:t xml:space="preserve"> </w:t>
+        <w:t xml:space="preserve"> 2</w:t>
       </w:r>
+    </w:p>
+    <w:p>
+      <w:pPr>
+        <w:pStyle w:val="af3"/>
+      </w:pPr>
       <w:r>
-        <w:rPr>
-          <w:lang w:val="en-US"/>
-        </w:rPr>
-        <w:t>2</w:t>
+        <w:t>В ходе выполнения практического задания №2 был создан SQL-запрос к таблице Track с использованием оператора WHERE. В запросе были заданы условия фильтрации: поиск композитора через LIKE, ограничение длительности трека через BETWEEN и ограничение размера файла через сравнение Bytes &lt; 10000000. После выполнения запроса в Loginom был получен отфильтрованный набор данных из трёх записей, соответствующих заданным условиям.</w:t>
       </w:r>
     </w:p>
     <w:p>
@@ -2282,6 +2230,7 @@
       </w:pPr>
       <w:r>
         <w:rPr>
+          <w:noProof/>
           <w:lang w:val="en-US"/>
         </w:rPr>
         <w:drawing>
@@ -2331,8 +2280,10 @@
       </w:pPr>
       <w:r>
         <w:rPr>
+          <w:noProof/>
           <w:lang w:val="en-US"/>
         </w:rPr>
+        <w:lastRenderedPageBreak/>
         <w:drawing>
           <wp:inline distT="0" distB="0" distL="0" distR="0" wp14:anchorId="03DF4313" wp14:editId="0E4F785B">
             <wp:extent cx="3810000" cy="2406993"/>
@@ -2370,8 +2321,816 @@
         </w:drawing>
       </w:r>
     </w:p>
+    <w:p>
+      <w:pPr>
+        <w:pStyle w:val="af3"/>
+        <w:ind w:firstLine="0"/>
+        <w:jc w:val="center"/>
+      </w:pPr>
+      <w:r>
+        <w:rPr>
+          <w:lang w:val="en-US"/>
+        </w:rPr>
+        <w:drawing>
+          <wp:inline distT="0" distB="0" distL="0" distR="0" wp14:anchorId="47775060" wp14:editId="3A899896">
+            <wp:extent cx="5940425" cy="983615"/>
+            <wp:effectExtent l="0" t="0" r="3175" b="6985"/>
+            <wp:docPr id="599124612" name="Рисунок 1"/>
+            <wp:cNvGraphicFramePr>
+              <a:graphicFrameLocks xmlns:a="http://schemas.openxmlformats.org/drawingml/2006/main" noChangeAspect="1"/>
+            </wp:cNvGraphicFramePr>
+            <a:graphic xmlns:a="http://schemas.openxmlformats.org/drawingml/2006/main">
+              <a:graphicData uri="http://schemas.openxmlformats.org/drawingml/2006/picture">
+                <pic:pic xmlns:pic="http://schemas.openxmlformats.org/drawingml/2006/picture">
+                  <pic:nvPicPr>
+                    <pic:cNvPr id="599124612" name=""/>
+                    <pic:cNvPicPr/>
+                  </pic:nvPicPr>
+                  <pic:blipFill>
+                    <a:blip r:embed="rId13"/>
+                    <a:stretch>
+                      <a:fillRect/>
+                    </a:stretch>
+                  </pic:blipFill>
+                  <pic:spPr>
+                    <a:xfrm>
+                      <a:off x="0" y="0"/>
+                      <a:ext cx="5940425" cy="983615"/>
+                    </a:xfrm>
+                    <a:prstGeom prst="rect">
+                      <a:avLst/>
+                    </a:prstGeom>
+                  </pic:spPr>
+                </pic:pic>
+              </a:graphicData>
+            </a:graphic>
+          </wp:inline>
+        </w:drawing>
+      </w:r>
+    </w:p>
+    <w:p>
+      <w:pPr>
+        <w:pStyle w:val="af1"/>
+      </w:pPr>
+      <w:r>
+        <w:t>Практическое задание</w:t>
+      </w:r>
+      <w:r>
+        <w:t xml:space="preserve"> </w:t>
+      </w:r>
+      <w:r>
+        <w:t>3</w:t>
+      </w:r>
+    </w:p>
+    <w:p>
+      <w:pPr>
+        <w:pStyle w:val="af3"/>
+      </w:pPr>
+      <w:r>
+        <w:t>В ходе выполнения практического задания №3 был создан SQL-запрос к таблице Track. В запросе была выполнена фильтрация записей по длительности трека и размеру файла. Для сортировки результата использовался оператор ORDER BY: сначала записи были упорядочены по размеру файла BytesSize по возрастанию, затем по длительности LengthTimeMs по убыванию. После выполнения узла в Loginom был получен отсортированный набор данных.</w:t>
+      </w:r>
+    </w:p>
+    <w:p>
+      <w:pPr>
+        <w:pStyle w:val="af3"/>
+        <w:ind w:firstLine="0"/>
+        <w:jc w:val="center"/>
+      </w:pPr>
+      <w:r>
+        <w:drawing>
+          <wp:inline distT="0" distB="0" distL="0" distR="0" wp14:anchorId="0610F237" wp14:editId="22CFDF19">
+            <wp:extent cx="1951299" cy="2752725"/>
+            <wp:effectExtent l="0" t="0" r="0" b="0"/>
+            <wp:docPr id="1597955301" name="Рисунок 1"/>
+            <wp:cNvGraphicFramePr>
+              <a:graphicFrameLocks xmlns:a="http://schemas.openxmlformats.org/drawingml/2006/main" noChangeAspect="1"/>
+            </wp:cNvGraphicFramePr>
+            <a:graphic xmlns:a="http://schemas.openxmlformats.org/drawingml/2006/main">
+              <a:graphicData uri="http://schemas.openxmlformats.org/drawingml/2006/picture">
+                <pic:pic xmlns:pic="http://schemas.openxmlformats.org/drawingml/2006/picture">
+                  <pic:nvPicPr>
+                    <pic:cNvPr id="1597955301" name=""/>
+                    <pic:cNvPicPr/>
+                  </pic:nvPicPr>
+                  <pic:blipFill>
+                    <a:blip r:embed="rId14"/>
+                    <a:stretch>
+                      <a:fillRect/>
+                    </a:stretch>
+                  </pic:blipFill>
+                  <pic:spPr>
+                    <a:xfrm>
+                      <a:off x="0" y="0"/>
+                      <a:ext cx="1954113" cy="2756695"/>
+                    </a:xfrm>
+                    <a:prstGeom prst="rect">
+                      <a:avLst/>
+                    </a:prstGeom>
+                  </pic:spPr>
+                </pic:pic>
+              </a:graphicData>
+            </a:graphic>
+          </wp:inline>
+        </w:drawing>
+      </w:r>
+    </w:p>
+    <w:p>
+      <w:pPr>
+        <w:pStyle w:val="af3"/>
+        <w:ind w:firstLine="0"/>
+        <w:jc w:val="center"/>
+      </w:pPr>
+      <w:r>
+        <w:lastRenderedPageBreak/>
+        <w:drawing>
+          <wp:inline distT="0" distB="0" distL="0" distR="0" wp14:anchorId="21BB7A1D" wp14:editId="3BC87DF9">
+            <wp:extent cx="3324225" cy="2292330"/>
+            <wp:effectExtent l="0" t="0" r="0" b="0"/>
+            <wp:docPr id="41716960" name="Рисунок 1"/>
+            <wp:cNvGraphicFramePr>
+              <a:graphicFrameLocks xmlns:a="http://schemas.openxmlformats.org/drawingml/2006/main" noChangeAspect="1"/>
+            </wp:cNvGraphicFramePr>
+            <a:graphic xmlns:a="http://schemas.openxmlformats.org/drawingml/2006/main">
+              <a:graphicData uri="http://schemas.openxmlformats.org/drawingml/2006/picture">
+                <pic:pic xmlns:pic="http://schemas.openxmlformats.org/drawingml/2006/picture">
+                  <pic:nvPicPr>
+                    <pic:cNvPr id="41716960" name=""/>
+                    <pic:cNvPicPr/>
+                  </pic:nvPicPr>
+                  <pic:blipFill>
+                    <a:blip r:embed="rId15"/>
+                    <a:stretch>
+                      <a:fillRect/>
+                    </a:stretch>
+                  </pic:blipFill>
+                  <pic:spPr>
+                    <a:xfrm>
+                      <a:off x="0" y="0"/>
+                      <a:ext cx="3326650" cy="2294002"/>
+                    </a:xfrm>
+                    <a:prstGeom prst="rect">
+                      <a:avLst/>
+                    </a:prstGeom>
+                  </pic:spPr>
+                </pic:pic>
+              </a:graphicData>
+            </a:graphic>
+          </wp:inline>
+        </w:drawing>
+      </w:r>
+    </w:p>
+    <w:p>
+      <w:pPr>
+        <w:pStyle w:val="af3"/>
+        <w:ind w:firstLine="0"/>
+        <w:jc w:val="center"/>
+      </w:pPr>
+      <w:r>
+        <w:drawing>
+          <wp:inline distT="0" distB="0" distL="0" distR="0" wp14:anchorId="04E9E12A" wp14:editId="2FB47E1B">
+            <wp:extent cx="4267200" cy="2011582"/>
+            <wp:effectExtent l="0" t="0" r="0" b="8255"/>
+            <wp:docPr id="1315174156" name="Рисунок 1"/>
+            <wp:cNvGraphicFramePr>
+              <a:graphicFrameLocks xmlns:a="http://schemas.openxmlformats.org/drawingml/2006/main" noChangeAspect="1"/>
+            </wp:cNvGraphicFramePr>
+            <a:graphic xmlns:a="http://schemas.openxmlformats.org/drawingml/2006/main">
+              <a:graphicData uri="http://schemas.openxmlformats.org/drawingml/2006/picture">
+                <pic:pic xmlns:pic="http://schemas.openxmlformats.org/drawingml/2006/picture">
+                  <pic:nvPicPr>
+                    <pic:cNvPr id="1315174156" name=""/>
+                    <pic:cNvPicPr/>
+                  </pic:nvPicPr>
+                  <pic:blipFill>
+                    <a:blip r:embed="rId16"/>
+                    <a:stretch>
+                      <a:fillRect/>
+                    </a:stretch>
+                  </pic:blipFill>
+                  <pic:spPr>
+                    <a:xfrm>
+                      <a:off x="0" y="0"/>
+                      <a:ext cx="4270453" cy="2013115"/>
+                    </a:xfrm>
+                    <a:prstGeom prst="rect">
+                      <a:avLst/>
+                    </a:prstGeom>
+                  </pic:spPr>
+                </pic:pic>
+              </a:graphicData>
+            </a:graphic>
+          </wp:inline>
+        </w:drawing>
+      </w:r>
+    </w:p>
+    <w:p>
+      <w:pPr>
+        <w:pStyle w:val="af1"/>
+      </w:pPr>
+      <w:r>
+        <w:t>Практическое задание</w:t>
+      </w:r>
+      <w:r>
+        <w:t xml:space="preserve"> </w:t>
+      </w:r>
+      <w:r>
+        <w:t>4</w:t>
+      </w:r>
+    </w:p>
+    <w:p>
+      <w:pPr>
+        <w:pStyle w:val="af3"/>
+      </w:pPr>
+      <w:r>
+        <w:t>В ходе выполнения практического задания №4 был составлен SQL-запрос с использованием агрегирующих функций. Данные из таблицы InvoiceLine были сгруппированы по номеру заказа InvoiceId. Для каждого заказа была рассчитана итоговая сумма покупки с помощью функции SUM, а также количество купленных треков с помощью функции COUNT. Итоговая сумма была округлена до двух знаков после запятой функцией ROUND. После выполнения запроса в Loginom был получен набор данных с итогами по каждому заказу.</w:t>
+      </w:r>
+    </w:p>
+    <w:p>
+      <w:pPr>
+        <w:pStyle w:val="af3"/>
+        <w:ind w:firstLine="0"/>
+        <w:jc w:val="center"/>
+      </w:pPr>
+      <w:r>
+        <w:lastRenderedPageBreak/>
+        <w:drawing>
+          <wp:inline distT="0" distB="0" distL="0" distR="0" wp14:anchorId="0B4CB359" wp14:editId="422F45E1">
+            <wp:extent cx="2992207" cy="2952750"/>
+            <wp:effectExtent l="0" t="0" r="0" b="0"/>
+            <wp:docPr id="653281199" name="Рисунок 1"/>
+            <wp:cNvGraphicFramePr>
+              <a:graphicFrameLocks xmlns:a="http://schemas.openxmlformats.org/drawingml/2006/main" noChangeAspect="1"/>
+            </wp:cNvGraphicFramePr>
+            <a:graphic xmlns:a="http://schemas.openxmlformats.org/drawingml/2006/main">
+              <a:graphicData uri="http://schemas.openxmlformats.org/drawingml/2006/picture">
+                <pic:pic xmlns:pic="http://schemas.openxmlformats.org/drawingml/2006/picture">
+                  <pic:nvPicPr>
+                    <pic:cNvPr id="653281199" name=""/>
+                    <pic:cNvPicPr/>
+                  </pic:nvPicPr>
+                  <pic:blipFill>
+                    <a:blip r:embed="rId17"/>
+                    <a:stretch>
+                      <a:fillRect/>
+                    </a:stretch>
+                  </pic:blipFill>
+                  <pic:spPr>
+                    <a:xfrm>
+                      <a:off x="0" y="0"/>
+                      <a:ext cx="2995841" cy="2956336"/>
+                    </a:xfrm>
+                    <a:prstGeom prst="rect">
+                      <a:avLst/>
+                    </a:prstGeom>
+                  </pic:spPr>
+                </pic:pic>
+              </a:graphicData>
+            </a:graphic>
+          </wp:inline>
+        </w:drawing>
+      </w:r>
+    </w:p>
+    <w:p>
+      <w:pPr>
+        <w:pStyle w:val="af3"/>
+        <w:ind w:firstLine="0"/>
+        <w:jc w:val="center"/>
+      </w:pPr>
+      <w:r>
+        <w:drawing>
+          <wp:inline distT="0" distB="0" distL="0" distR="0" wp14:anchorId="52C93D12" wp14:editId="7F1BBC3E">
+            <wp:extent cx="4467225" cy="2004132"/>
+            <wp:effectExtent l="0" t="0" r="0" b="0"/>
+            <wp:docPr id="1248514708" name="Рисунок 1"/>
+            <wp:cNvGraphicFramePr>
+              <a:graphicFrameLocks xmlns:a="http://schemas.openxmlformats.org/drawingml/2006/main" noChangeAspect="1"/>
+            </wp:cNvGraphicFramePr>
+            <a:graphic xmlns:a="http://schemas.openxmlformats.org/drawingml/2006/main">
+              <a:graphicData uri="http://schemas.openxmlformats.org/drawingml/2006/picture">
+                <pic:pic xmlns:pic="http://schemas.openxmlformats.org/drawingml/2006/picture">
+                  <pic:nvPicPr>
+                    <pic:cNvPr id="1248514708" name=""/>
+                    <pic:cNvPicPr/>
+                  </pic:nvPicPr>
+                  <pic:blipFill>
+                    <a:blip r:embed="rId18"/>
+                    <a:stretch>
+                      <a:fillRect/>
+                    </a:stretch>
+                  </pic:blipFill>
+                  <pic:spPr>
+                    <a:xfrm>
+                      <a:off x="0" y="0"/>
+                      <a:ext cx="4473391" cy="2006898"/>
+                    </a:xfrm>
+                    <a:prstGeom prst="rect">
+                      <a:avLst/>
+                    </a:prstGeom>
+                  </pic:spPr>
+                </pic:pic>
+              </a:graphicData>
+            </a:graphic>
+          </wp:inline>
+        </w:drawing>
+      </w:r>
+    </w:p>
+    <w:p>
+      <w:pPr>
+        <w:pStyle w:val="af3"/>
+        <w:ind w:firstLine="0"/>
+        <w:jc w:val="center"/>
+      </w:pPr>
+      <w:r>
+        <w:drawing>
+          <wp:inline distT="0" distB="0" distL="0" distR="0" wp14:anchorId="34DD7F44" wp14:editId="6469AA6A">
+            <wp:extent cx="3258829" cy="4057650"/>
+            <wp:effectExtent l="0" t="0" r="0" b="0"/>
+            <wp:docPr id="1681632218" name="Рисунок 1"/>
+            <wp:cNvGraphicFramePr>
+              <a:graphicFrameLocks xmlns:a="http://schemas.openxmlformats.org/drawingml/2006/main" noChangeAspect="1"/>
+            </wp:cNvGraphicFramePr>
+            <a:graphic xmlns:a="http://schemas.openxmlformats.org/drawingml/2006/main">
+              <a:graphicData uri="http://schemas.openxmlformats.org/drawingml/2006/picture">
+                <pic:pic xmlns:pic="http://schemas.openxmlformats.org/drawingml/2006/picture">
+                  <pic:nvPicPr>
+                    <pic:cNvPr id="1681632218" name=""/>
+                    <pic:cNvPicPr/>
+                  </pic:nvPicPr>
+                  <pic:blipFill>
+                    <a:blip r:embed="rId19"/>
+                    <a:stretch>
+                      <a:fillRect/>
+                    </a:stretch>
+                  </pic:blipFill>
+                  <pic:spPr>
+                    <a:xfrm>
+                      <a:off x="0" y="0"/>
+                      <a:ext cx="3269518" cy="4070959"/>
+                    </a:xfrm>
+                    <a:prstGeom prst="rect">
+                      <a:avLst/>
+                    </a:prstGeom>
+                  </pic:spPr>
+                </pic:pic>
+              </a:graphicData>
+            </a:graphic>
+          </wp:inline>
+        </w:drawing>
+      </w:r>
+    </w:p>
+    <w:p>
+      <w:pPr>
+        <w:pStyle w:val="af1"/>
+      </w:pPr>
+      <w:r>
+        <w:lastRenderedPageBreak/>
+        <w:t>Практическое задание</w:t>
+      </w:r>
+      <w:r>
+        <w:t xml:space="preserve"> </w:t>
+      </w:r>
+      <w:r>
+        <w:t>5</w:t>
+      </w:r>
+    </w:p>
+    <w:p>
+      <w:pPr>
+        <w:pStyle w:val="af3"/>
+      </w:pPr>
+      <w:r>
+        <w:t>В ходе выполнения практического задания №5 были рассмотрены способы объединения таблиц с использованием оператора JOIN. На первом этапе была выполнена простая операция соединения таблиц Album и Artist для получения имени исполнителя. Далее был составлен более сложный запрос, в котором таблица Track была объединена с таблицами Album, Artist, Genre и MediaType с использованием LEFT JOIN. Применение LEFT JOIN позволило сохранить все записи из основной таблицы Track даже в случае отсутствия соответствующих данных в присоединяемых таблицах. В заключительной части тот же запрос был переписан с использованием временной таблицы через WITH, что упростило структуру запроса. В результате выполнения запросов в Loginom была получена полная таблица с информацией о треках, альбомах, исполнителях, жанрах и типах медиа.</w:t>
+      </w:r>
+    </w:p>
+    <w:p>
+      <w:pPr>
+        <w:pStyle w:val="af3"/>
+        <w:ind w:firstLine="0"/>
+        <w:jc w:val="center"/>
+      </w:pPr>
+      <w:r>
+        <w:drawing>
+          <wp:inline distT="0" distB="0" distL="0" distR="0" wp14:anchorId="5D56D9FE" wp14:editId="6078BAAA">
+            <wp:extent cx="3219450" cy="3434080"/>
+            <wp:effectExtent l="0" t="0" r="0" b="0"/>
+            <wp:docPr id="799167211" name="Рисунок 1"/>
+            <wp:cNvGraphicFramePr>
+              <a:graphicFrameLocks xmlns:a="http://schemas.openxmlformats.org/drawingml/2006/main" noChangeAspect="1"/>
+            </wp:cNvGraphicFramePr>
+            <a:graphic xmlns:a="http://schemas.openxmlformats.org/drawingml/2006/main">
+              <a:graphicData uri="http://schemas.openxmlformats.org/drawingml/2006/picture">
+                <pic:pic xmlns:pic="http://schemas.openxmlformats.org/drawingml/2006/picture">
+                  <pic:nvPicPr>
+                    <pic:cNvPr id="799167211" name=""/>
+                    <pic:cNvPicPr/>
+                  </pic:nvPicPr>
+                  <pic:blipFill>
+                    <a:blip r:embed="rId20"/>
+                    <a:stretch>
+                      <a:fillRect/>
+                    </a:stretch>
+                  </pic:blipFill>
+                  <pic:spPr>
+                    <a:xfrm>
+                      <a:off x="0" y="0"/>
+                      <a:ext cx="3219900" cy="3434560"/>
+                    </a:xfrm>
+                    <a:prstGeom prst="rect">
+                      <a:avLst/>
+                    </a:prstGeom>
+                  </pic:spPr>
+                </pic:pic>
+              </a:graphicData>
+            </a:graphic>
+          </wp:inline>
+        </w:drawing>
+      </w:r>
+    </w:p>
+    <w:p>
+      <w:pPr>
+        <w:pStyle w:val="af3"/>
+        <w:ind w:firstLine="0"/>
+        <w:jc w:val="center"/>
+      </w:pPr>
+      <w:r>
+        <w:rPr>
+          <w:noProof/>
+        </w:rPr>
+        <w:lastRenderedPageBreak/>
+        <w:drawing>
+          <wp:inline distT="0" distB="0" distL="0" distR="0" wp14:anchorId="75F30EEE" wp14:editId="0890BF18">
+            <wp:extent cx="5590476" cy="1971429"/>
+            <wp:effectExtent l="0" t="0" r="0" b="0"/>
+            <wp:docPr id="484031845" name="Рисунок 1"/>
+            <wp:cNvGraphicFramePr>
+              <a:graphicFrameLocks xmlns:a="http://schemas.openxmlformats.org/drawingml/2006/main" noChangeAspect="1"/>
+            </wp:cNvGraphicFramePr>
+            <a:graphic xmlns:a="http://schemas.openxmlformats.org/drawingml/2006/main">
+              <a:graphicData uri="http://schemas.openxmlformats.org/drawingml/2006/picture">
+                <pic:pic xmlns:pic="http://schemas.openxmlformats.org/drawingml/2006/picture">
+                  <pic:nvPicPr>
+                    <pic:cNvPr id="484031845" name=""/>
+                    <pic:cNvPicPr/>
+                  </pic:nvPicPr>
+                  <pic:blipFill>
+                    <a:blip r:embed="rId21"/>
+                    <a:stretch>
+                      <a:fillRect/>
+                    </a:stretch>
+                  </pic:blipFill>
+                  <pic:spPr>
+                    <a:xfrm>
+                      <a:off x="0" y="0"/>
+                      <a:ext cx="5590476" cy="1971429"/>
+                    </a:xfrm>
+                    <a:prstGeom prst="rect">
+                      <a:avLst/>
+                    </a:prstGeom>
+                  </pic:spPr>
+                </pic:pic>
+              </a:graphicData>
+            </a:graphic>
+          </wp:inline>
+        </w:drawing>
+      </w:r>
+    </w:p>
+    <w:p>
+      <w:pPr>
+        <w:pStyle w:val="af3"/>
+        <w:ind w:firstLine="0"/>
+        <w:jc w:val="center"/>
+      </w:pPr>
+      <w:r>
+        <w:rPr>
+          <w:noProof/>
+        </w:rPr>
+        <w:drawing>
+          <wp:inline distT="0" distB="0" distL="0" distR="0" wp14:anchorId="3CB54C53" wp14:editId="5EAC6E42">
+            <wp:extent cx="4819650" cy="2775356"/>
+            <wp:effectExtent l="0" t="0" r="0" b="6350"/>
+            <wp:docPr id="1443254693" name="Рисунок 1"/>
+            <wp:cNvGraphicFramePr>
+              <a:graphicFrameLocks xmlns:a="http://schemas.openxmlformats.org/drawingml/2006/main" noChangeAspect="1"/>
+            </wp:cNvGraphicFramePr>
+            <a:graphic xmlns:a="http://schemas.openxmlformats.org/drawingml/2006/main">
+              <a:graphicData uri="http://schemas.openxmlformats.org/drawingml/2006/picture">
+                <pic:pic xmlns:pic="http://schemas.openxmlformats.org/drawingml/2006/picture">
+                  <pic:nvPicPr>
+                    <pic:cNvPr id="1443254693" name=""/>
+                    <pic:cNvPicPr/>
+                  </pic:nvPicPr>
+                  <pic:blipFill>
+                    <a:blip r:embed="rId22"/>
+                    <a:stretch>
+                      <a:fillRect/>
+                    </a:stretch>
+                  </pic:blipFill>
+                  <pic:spPr>
+                    <a:xfrm>
+                      <a:off x="0" y="0"/>
+                      <a:ext cx="4821741" cy="2776560"/>
+                    </a:xfrm>
+                    <a:prstGeom prst="rect">
+                      <a:avLst/>
+                    </a:prstGeom>
+                  </pic:spPr>
+                </pic:pic>
+              </a:graphicData>
+            </a:graphic>
+          </wp:inline>
+        </w:drawing>
+      </w:r>
+    </w:p>
+    <w:p>
+      <w:pPr>
+        <w:pStyle w:val="af3"/>
+        <w:ind w:firstLine="0"/>
+        <w:jc w:val="center"/>
+      </w:pPr>
+    </w:p>
+    <w:p>
+      <w:pPr>
+        <w:pStyle w:val="af3"/>
+        <w:ind w:firstLine="0"/>
+        <w:jc w:val="center"/>
+      </w:pPr>
+      <w:r>
+        <w:drawing>
+          <wp:inline distT="0" distB="0" distL="0" distR="0" wp14:anchorId="4EEFF8DE" wp14:editId="40E5FAB1">
+            <wp:extent cx="2988209" cy="2943225"/>
+            <wp:effectExtent l="0" t="0" r="3175" b="0"/>
+            <wp:docPr id="195481268" name="Рисунок 1"/>
+            <wp:cNvGraphicFramePr>
+              <a:graphicFrameLocks xmlns:a="http://schemas.openxmlformats.org/drawingml/2006/main" noChangeAspect="1"/>
+            </wp:cNvGraphicFramePr>
+            <a:graphic xmlns:a="http://schemas.openxmlformats.org/drawingml/2006/main">
+              <a:graphicData uri="http://schemas.openxmlformats.org/drawingml/2006/picture">
+                <pic:pic xmlns:pic="http://schemas.openxmlformats.org/drawingml/2006/picture">
+                  <pic:nvPicPr>
+                    <pic:cNvPr id="195481268" name=""/>
+                    <pic:cNvPicPr/>
+                  </pic:nvPicPr>
+                  <pic:blipFill>
+                    <a:blip r:embed="rId23"/>
+                    <a:stretch>
+                      <a:fillRect/>
+                    </a:stretch>
+                  </pic:blipFill>
+                  <pic:spPr>
+                    <a:xfrm>
+                      <a:off x="0" y="0"/>
+                      <a:ext cx="2989725" cy="2944718"/>
+                    </a:xfrm>
+                    <a:prstGeom prst="rect">
+                      <a:avLst/>
+                    </a:prstGeom>
+                  </pic:spPr>
+                </pic:pic>
+              </a:graphicData>
+            </a:graphic>
+          </wp:inline>
+        </w:drawing>
+      </w:r>
+    </w:p>
+    <w:p>
+      <w:pPr>
+        <w:pStyle w:val="af3"/>
+        <w:ind w:firstLine="0"/>
+        <w:jc w:val="center"/>
+      </w:pPr>
+      <w:r>
+        <w:lastRenderedPageBreak/>
+        <w:drawing>
+          <wp:inline distT="0" distB="0" distL="0" distR="0" wp14:anchorId="263EA1DF" wp14:editId="4BD4BE07">
+            <wp:extent cx="5420481" cy="3762900"/>
+            <wp:effectExtent l="0" t="0" r="8890" b="9525"/>
+            <wp:docPr id="1416688778" name="Рисунок 1"/>
+            <wp:cNvGraphicFramePr>
+              <a:graphicFrameLocks xmlns:a="http://schemas.openxmlformats.org/drawingml/2006/main" noChangeAspect="1"/>
+            </wp:cNvGraphicFramePr>
+            <a:graphic xmlns:a="http://schemas.openxmlformats.org/drawingml/2006/main">
+              <a:graphicData uri="http://schemas.openxmlformats.org/drawingml/2006/picture">
+                <pic:pic xmlns:pic="http://schemas.openxmlformats.org/drawingml/2006/picture">
+                  <pic:nvPicPr>
+                    <pic:cNvPr id="1416688778" name=""/>
+                    <pic:cNvPicPr/>
+                  </pic:nvPicPr>
+                  <pic:blipFill>
+                    <a:blip r:embed="rId24"/>
+                    <a:stretch>
+                      <a:fillRect/>
+                    </a:stretch>
+                  </pic:blipFill>
+                  <pic:spPr>
+                    <a:xfrm>
+                      <a:off x="0" y="0"/>
+                      <a:ext cx="5420481" cy="3762900"/>
+                    </a:xfrm>
+                    <a:prstGeom prst="rect">
+                      <a:avLst/>
+                    </a:prstGeom>
+                  </pic:spPr>
+                </pic:pic>
+              </a:graphicData>
+            </a:graphic>
+          </wp:inline>
+        </w:drawing>
+      </w:r>
+    </w:p>
+    <w:p>
+      <w:pPr>
+        <w:pStyle w:val="af3"/>
+        <w:ind w:firstLine="0"/>
+        <w:jc w:val="center"/>
+      </w:pPr>
+      <w:r>
+        <w:drawing>
+          <wp:inline distT="0" distB="0" distL="0" distR="0" wp14:anchorId="09B472D1" wp14:editId="5C833169">
+            <wp:extent cx="5940425" cy="1319530"/>
+            <wp:effectExtent l="0" t="0" r="3175" b="0"/>
+            <wp:docPr id="1275787932" name="Рисунок 1"/>
+            <wp:cNvGraphicFramePr>
+              <a:graphicFrameLocks xmlns:a="http://schemas.openxmlformats.org/drawingml/2006/main" noChangeAspect="1"/>
+            </wp:cNvGraphicFramePr>
+            <a:graphic xmlns:a="http://schemas.openxmlformats.org/drawingml/2006/main">
+              <a:graphicData uri="http://schemas.openxmlformats.org/drawingml/2006/picture">
+                <pic:pic xmlns:pic="http://schemas.openxmlformats.org/drawingml/2006/picture">
+                  <pic:nvPicPr>
+                    <pic:cNvPr id="1275787932" name=""/>
+                    <pic:cNvPicPr/>
+                  </pic:nvPicPr>
+                  <pic:blipFill>
+                    <a:blip r:embed="rId25"/>
+                    <a:stretch>
+                      <a:fillRect/>
+                    </a:stretch>
+                  </pic:blipFill>
+                  <pic:spPr>
+                    <a:xfrm>
+                      <a:off x="0" y="0"/>
+                      <a:ext cx="5940425" cy="1319530"/>
+                    </a:xfrm>
+                    <a:prstGeom prst="rect">
+                      <a:avLst/>
+                    </a:prstGeom>
+                  </pic:spPr>
+                </pic:pic>
+              </a:graphicData>
+            </a:graphic>
+          </wp:inline>
+        </w:drawing>
+      </w:r>
+    </w:p>
+    <w:p>
+      <w:pPr>
+        <w:pStyle w:val="af3"/>
+        <w:ind w:firstLine="0"/>
+        <w:jc w:val="center"/>
+      </w:pPr>
+      <w:r>
+        <w:drawing>
+          <wp:inline distT="0" distB="0" distL="0" distR="0" wp14:anchorId="487B446B" wp14:editId="60D2E51B">
+            <wp:extent cx="4597795" cy="3181350"/>
+            <wp:effectExtent l="0" t="0" r="0" b="0"/>
+            <wp:docPr id="1640033179" name="Рисунок 1"/>
+            <wp:cNvGraphicFramePr>
+              <a:graphicFrameLocks xmlns:a="http://schemas.openxmlformats.org/drawingml/2006/main" noChangeAspect="1"/>
+            </wp:cNvGraphicFramePr>
+            <a:graphic xmlns:a="http://schemas.openxmlformats.org/drawingml/2006/main">
+              <a:graphicData uri="http://schemas.openxmlformats.org/drawingml/2006/picture">
+                <pic:pic xmlns:pic="http://schemas.openxmlformats.org/drawingml/2006/picture">
+                  <pic:nvPicPr>
+                    <pic:cNvPr id="1640033179" name=""/>
+                    <pic:cNvPicPr/>
+                  </pic:nvPicPr>
+                  <pic:blipFill>
+                    <a:blip r:embed="rId26"/>
+                    <a:stretch>
+                      <a:fillRect/>
+                    </a:stretch>
+                  </pic:blipFill>
+                  <pic:spPr>
+                    <a:xfrm>
+                      <a:off x="0" y="0"/>
+                      <a:ext cx="4598313" cy="3181708"/>
+                    </a:xfrm>
+                    <a:prstGeom prst="rect">
+                      <a:avLst/>
+                    </a:prstGeom>
+                  </pic:spPr>
+                </pic:pic>
+              </a:graphicData>
+            </a:graphic>
+          </wp:inline>
+        </w:drawing>
+      </w:r>
+    </w:p>
+    <w:p>
+      <w:pPr>
+        <w:pStyle w:val="af3"/>
+        <w:ind w:firstLine="0"/>
+        <w:jc w:val="center"/>
+      </w:pPr>
+      <w:r>
+        <w:rPr>
+          <w:noProof/>
+        </w:rPr>
+        <w:lastRenderedPageBreak/>
+        <w:drawing>
+          <wp:inline distT="0" distB="0" distL="0" distR="0" wp14:anchorId="128D6D6A" wp14:editId="56AB3F18">
+            <wp:extent cx="5600000" cy="4571429"/>
+            <wp:effectExtent l="0" t="0" r="1270" b="635"/>
+            <wp:docPr id="2029926344" name="Рисунок 1"/>
+            <wp:cNvGraphicFramePr>
+              <a:graphicFrameLocks xmlns:a="http://schemas.openxmlformats.org/drawingml/2006/main" noChangeAspect="1"/>
+            </wp:cNvGraphicFramePr>
+            <a:graphic xmlns:a="http://schemas.openxmlformats.org/drawingml/2006/main">
+              <a:graphicData uri="http://schemas.openxmlformats.org/drawingml/2006/picture">
+                <pic:pic xmlns:pic="http://schemas.openxmlformats.org/drawingml/2006/picture">
+                  <pic:nvPicPr>
+                    <pic:cNvPr id="2029926344" name=""/>
+                    <pic:cNvPicPr/>
+                  </pic:nvPicPr>
+                  <pic:blipFill>
+                    <a:blip r:embed="rId27"/>
+                    <a:stretch>
+                      <a:fillRect/>
+                    </a:stretch>
+                  </pic:blipFill>
+                  <pic:spPr>
+                    <a:xfrm>
+                      <a:off x="0" y="0"/>
+                      <a:ext cx="5600000" cy="4571429"/>
+                    </a:xfrm>
+                    <a:prstGeom prst="rect">
+                      <a:avLst/>
+                    </a:prstGeom>
+                  </pic:spPr>
+                </pic:pic>
+              </a:graphicData>
+            </a:graphic>
+          </wp:inline>
+        </w:drawing>
+      </w:r>
+    </w:p>
+    <w:p>
+      <w:pPr>
+        <w:pStyle w:val="af3"/>
+        <w:ind w:firstLine="0"/>
+        <w:jc w:val="center"/>
+        <w:rPr>
+          <w:lang w:val="en-US"/>
+        </w:rPr>
+      </w:pPr>
+      <w:r>
+        <w:rPr>
+          <w:noProof/>
+        </w:rPr>
+        <w:drawing>
+          <wp:inline distT="0" distB="0" distL="0" distR="0" wp14:anchorId="7C83F136" wp14:editId="64D630C5">
+            <wp:extent cx="5940425" cy="1387475"/>
+            <wp:effectExtent l="0" t="0" r="3175" b="3175"/>
+            <wp:docPr id="2005429719" name="Рисунок 1"/>
+            <wp:cNvGraphicFramePr>
+              <a:graphicFrameLocks xmlns:a="http://schemas.openxmlformats.org/drawingml/2006/main" noChangeAspect="1"/>
+            </wp:cNvGraphicFramePr>
+            <a:graphic xmlns:a="http://schemas.openxmlformats.org/drawingml/2006/main">
+              <a:graphicData uri="http://schemas.openxmlformats.org/drawingml/2006/picture">
+                <pic:pic xmlns:pic="http://schemas.openxmlformats.org/drawingml/2006/picture">
+                  <pic:nvPicPr>
+                    <pic:cNvPr id="2005429719" name=""/>
+                    <pic:cNvPicPr/>
+                  </pic:nvPicPr>
+                  <pic:blipFill>
+                    <a:blip r:embed="rId28"/>
+                    <a:stretch>
+                      <a:fillRect/>
+                    </a:stretch>
+                  </pic:blipFill>
+                  <pic:spPr>
+                    <a:xfrm>
+                      <a:off x="0" y="0"/>
+                      <a:ext cx="5940425" cy="1387475"/>
+                    </a:xfrm>
+                    <a:prstGeom prst="rect">
+                      <a:avLst/>
+                    </a:prstGeom>
+                  </pic:spPr>
+                </pic:pic>
+              </a:graphicData>
+            </a:graphic>
+          </wp:inline>
+        </w:drawing>
+      </w:r>
+    </w:p>
+    <w:p>
+      <w:pPr>
+        <w:pStyle w:val="af3"/>
+        <w:ind w:firstLine="0"/>
+        <w:jc w:val="center"/>
+      </w:pPr>
+    </w:p>
     <w:sectPr>
-      <w:footerReference w:type="default" r:id="rId13"/>
+      <w:footerReference w:type="default" r:id="rId29"/>
       <w:pgSz w:w="11906" w:h="16838"/>
       <w:pgMar w:top="1134" w:right="850" w:bottom="1134" w:left="1701" w:header="720" w:footer="720" w:gutter="0"/>
       <w:cols w:space="720"/>

--- a/2026/Рабочая тетрадь 6.docx
+++ b/2026/Рабочая тетрадь 6.docx
@@ -574,6 +574,7 @@
                 <w14:ligatures w14:val="none"/>
               </w:rPr>
             </w:pPr>
+            <w:proofErr w:type="spellStart"/>
             <w:r>
               <w:rPr>
                 <w:rFonts w:ascii="Times New Roman" w:eastAsia="Times New Roman" w:hAnsi="Times New Roman" w:cs="Times New Roman"/>
@@ -584,8 +585,35 @@
                 <w:lang w:val="en-US" w:eastAsia="zh-CN"/>
                 <w14:ligatures w14:val="none"/>
               </w:rPr>
-              <w:t>по дисциплине</w:t>
-            </w:r>
+              <w:t>по</w:t>
+            </w:r>
+            <w:proofErr w:type="spellEnd"/>
+            <w:r>
+              <w:rPr>
+                <w:rFonts w:ascii="Times New Roman" w:eastAsia="Times New Roman" w:hAnsi="Times New Roman" w:cs="Times New Roman"/>
+                <w:b/>
+                <w:kern w:val="0"/>
+                <w:sz w:val="24"/>
+                <w:szCs w:val="24"/>
+                <w:lang w:val="en-US" w:eastAsia="zh-CN"/>
+                <w14:ligatures w14:val="none"/>
+              </w:rPr>
+              <w:t xml:space="preserve"> </w:t>
+            </w:r>
+            <w:proofErr w:type="spellStart"/>
+            <w:r>
+              <w:rPr>
+                <w:rFonts w:ascii="Times New Roman" w:eastAsia="Times New Roman" w:hAnsi="Times New Roman" w:cs="Times New Roman"/>
+                <w:b/>
+                <w:kern w:val="0"/>
+                <w:sz w:val="24"/>
+                <w:szCs w:val="24"/>
+                <w:lang w:val="en-US" w:eastAsia="zh-CN"/>
+                <w14:ligatures w14:val="none"/>
+              </w:rPr>
+              <w:t>дисциплине</w:t>
+            </w:r>
+            <w:proofErr w:type="spellEnd"/>
           </w:p>
         </w:tc>
       </w:tr>
@@ -1050,6 +1078,7 @@
                 <w14:ligatures w14:val="none"/>
               </w:rPr>
             </w:pPr>
+            <w:proofErr w:type="spellStart"/>
             <w:r>
               <w:rPr>
                 <w:rFonts w:ascii="Times New Roman" w:eastAsia="Times New Roman" w:hAnsi="Times New Roman" w:cs="Times New Roman"/>
@@ -1061,6 +1090,7 @@
               </w:rPr>
               <w:t>Работ</w:t>
             </w:r>
+            <w:proofErr w:type="spellEnd"/>
             <w:r>
               <w:rPr>
                 <w:rFonts w:ascii="Times New Roman" w:eastAsia="Times New Roman" w:hAnsi="Times New Roman" w:cs="Times New Roman"/>
@@ -1081,8 +1111,21 @@
                 <w:lang w:val="en-US" w:eastAsia="zh-CN"/>
                 <w14:ligatures w14:val="none"/>
               </w:rPr>
-              <w:t xml:space="preserve"> выполнен</w:t>
-            </w:r>
+              <w:t xml:space="preserve"> </w:t>
+            </w:r>
+            <w:proofErr w:type="spellStart"/>
+            <w:r>
+              <w:rPr>
+                <w:rFonts w:ascii="Times New Roman" w:eastAsia="Times New Roman" w:hAnsi="Times New Roman" w:cs="Times New Roman"/>
+                <w:kern w:val="0"/>
+                <w:sz w:val="24"/>
+                <w:szCs w:val="24"/>
+                <w:lang w:val="en-US" w:eastAsia="zh-CN"/>
+                <w14:ligatures w14:val="none"/>
+              </w:rPr>
+              <w:t>выполнен</w:t>
+            </w:r>
+            <w:proofErr w:type="spellEnd"/>
             <w:r>
               <w:rPr>
                 <w:rFonts w:ascii="Times New Roman" w:eastAsia="Times New Roman" w:hAnsi="Times New Roman" w:cs="Times New Roman"/>
@@ -1514,7 +1557,7 @@
     <w:bookmarkStart w:id="9" w:name="_Toc66911612" w:displacedByCustomXml="next"/>
     <w:bookmarkStart w:id="10" w:name="_Toc66911821" w:displacedByCustomXml="next"/>
     <w:bookmarkStart w:id="11" w:name="_Toc70075743" w:displacedByCustomXml="next"/>
-    <w:bookmarkStart w:id="12" w:name="_Toc227251040" w:displacedByCustomXml="next"/>
+    <w:bookmarkStart w:id="12" w:name="_Toc228437797" w:displacedByCustomXml="next"/>
     <w:sdt>
       <w:sdtPr>
         <w:rPr>
@@ -1549,7 +1592,7 @@
           </w:pPr>
           <w:r>
             <w:rPr>
-              <w:rStyle w:val="10"/>
+              <w:rStyle w:val="af4"/>
             </w:rPr>
             <w:t>Оглавление</w:t>
           </w:r>
@@ -1614,12 +1657,12 @@
               <w14:ligatures w14:val="standardContextual"/>
             </w:rPr>
           </w:pPr>
-          <w:hyperlink w:anchor="_Toc227251040" w:history="1">
+          <w:hyperlink w:anchor="_Toc228437798" w:history="1">
             <w:r>
               <w:rPr>
                 <w:rStyle w:val="af0"/>
               </w:rPr>
-              <w:t>Оглавление</w:t>
+              <w:t>Введение</w:t>
             </w:r>
             <w:r>
               <w:rPr>
@@ -1637,7 +1680,7 @@
               <w:rPr>
                 <w:webHidden/>
               </w:rPr>
-              <w:instrText xml:space="preserve"> PAGEREF _Toc227251040 \h </w:instrText>
+              <w:instrText xml:space="preserve"> PAGEREF _Toc228437798 \h </w:instrText>
             </w:r>
             <w:r>
               <w:rPr>
@@ -1654,7 +1697,7 @@
               <w:rPr>
                 <w:webHidden/>
               </w:rPr>
-              <w:t>2</w:t>
+              <w:t>3</w:t>
             </w:r>
             <w:r>
               <w:rPr>
@@ -1676,12 +1719,12 @@
               <w14:ligatures w14:val="standardContextual"/>
             </w:rPr>
           </w:pPr>
-          <w:hyperlink w:anchor="_Toc227251041" w:history="1">
+          <w:hyperlink w:anchor="_Toc228437799" w:history="1">
             <w:r>
               <w:rPr>
                 <w:rStyle w:val="af0"/>
               </w:rPr>
-              <w:t>Введение</w:t>
+              <w:t>Основная часть</w:t>
             </w:r>
             <w:r>
               <w:rPr>
@@ -1699,7 +1742,7 @@
               <w:rPr>
                 <w:webHidden/>
               </w:rPr>
-              <w:instrText xml:space="preserve"> PAGEREF _Toc227251041 \h </w:instrText>
+              <w:instrText xml:space="preserve"> PAGEREF _Toc228437799 \h </w:instrText>
             </w:r>
             <w:r>
               <w:rPr>
@@ -1738,12 +1781,12 @@
               <w14:ligatures w14:val="standardContextual"/>
             </w:rPr>
           </w:pPr>
-          <w:hyperlink w:anchor="_Toc227251042" w:history="1">
+          <w:hyperlink w:anchor="_Toc228437800" w:history="1">
             <w:r>
               <w:rPr>
                 <w:rStyle w:val="af0"/>
               </w:rPr>
-              <w:t>Основная часть</w:t>
+              <w:t>Практическое задание 1</w:t>
             </w:r>
             <w:r>
               <w:rPr>
@@ -1761,7 +1804,7 @@
               <w:rPr>
                 <w:webHidden/>
               </w:rPr>
-              <w:instrText xml:space="preserve"> PAGEREF _Toc227251042 \h </w:instrText>
+              <w:instrText xml:space="preserve"> PAGEREF _Toc228437800 \h </w:instrText>
             </w:r>
             <w:r>
               <w:rPr>
@@ -1800,12 +1843,12 @@
               <w14:ligatures w14:val="standardContextual"/>
             </w:rPr>
           </w:pPr>
-          <w:hyperlink w:anchor="_Toc227251043" w:history="1">
+          <w:hyperlink w:anchor="_Toc228437801" w:history="1">
             <w:r>
               <w:rPr>
                 <w:rStyle w:val="af0"/>
               </w:rPr>
-              <w:t>Практическое задание</w:t>
+              <w:t>Практическое задание 2</w:t>
             </w:r>
             <w:r>
               <w:rPr>
@@ -1823,7 +1866,7 @@
               <w:rPr>
                 <w:webHidden/>
               </w:rPr>
-              <w:instrText xml:space="preserve"> PAGEREF _Toc227251043 \h </w:instrText>
+              <w:instrText xml:space="preserve"> PAGEREF _Toc228437801 \h </w:instrText>
             </w:r>
             <w:r>
               <w:rPr>
@@ -1840,7 +1883,7 @@
               <w:rPr>
                 <w:webHidden/>
               </w:rPr>
-              <w:t>3</w:t>
+              <w:t>4</w:t>
             </w:r>
             <w:r>
               <w:rPr>
@@ -1862,11 +1905,321 @@
               <w14:ligatures w14:val="standardContextual"/>
             </w:rPr>
           </w:pPr>
-          <w:hyperlink w:anchor="_Toc227251044" w:history="1">
+          <w:hyperlink w:anchor="_Toc228437802" w:history="1">
             <w:r>
               <w:rPr>
                 <w:rStyle w:val="af0"/>
               </w:rPr>
+              <w:t>Практическое задание 3</w:t>
+            </w:r>
+            <w:r>
+              <w:rPr>
+                <w:webHidden/>
+              </w:rPr>
+              <w:tab/>
+            </w:r>
+            <w:r>
+              <w:rPr>
+                <w:webHidden/>
+              </w:rPr>
+              <w:fldChar w:fldCharType="begin"/>
+            </w:r>
+            <w:r>
+              <w:rPr>
+                <w:webHidden/>
+              </w:rPr>
+              <w:instrText xml:space="preserve"> PAGEREF _Toc228437802 \h </w:instrText>
+            </w:r>
+            <w:r>
+              <w:rPr>
+                <w:webHidden/>
+              </w:rPr>
+            </w:r>
+            <w:r>
+              <w:rPr>
+                <w:webHidden/>
+              </w:rPr>
+              <w:fldChar w:fldCharType="separate"/>
+            </w:r>
+            <w:r>
+              <w:rPr>
+                <w:webHidden/>
+              </w:rPr>
+              <w:t>5</w:t>
+            </w:r>
+            <w:r>
+              <w:rPr>
+                <w:webHidden/>
+              </w:rPr>
+              <w:fldChar w:fldCharType="end"/>
+            </w:r>
+          </w:hyperlink>
+        </w:p>
+        <w:p>
+          <w:pPr>
+            <w:pStyle w:val="13"/>
+            <w:rPr>
+              <w:rFonts w:asciiTheme="minorHAnsi" w:eastAsiaTheme="minorEastAsia" w:hAnsiTheme="minorHAnsi" w:cstheme="minorBidi"/>
+              <w:b w:val="0"/>
+              <w:bCs w:val="0"/>
+              <w:kern w:val="2"/>
+              <w:lang w:eastAsia="ru-RU"/>
+              <w14:ligatures w14:val="standardContextual"/>
+            </w:rPr>
+          </w:pPr>
+          <w:hyperlink w:anchor="_Toc228437803" w:history="1">
+            <w:r>
+              <w:rPr>
+                <w:rStyle w:val="af0"/>
+              </w:rPr>
+              <w:t>Практическое задание 4</w:t>
+            </w:r>
+            <w:r>
+              <w:rPr>
+                <w:webHidden/>
+              </w:rPr>
+              <w:tab/>
+            </w:r>
+            <w:r>
+              <w:rPr>
+                <w:webHidden/>
+              </w:rPr>
+              <w:fldChar w:fldCharType="begin"/>
+            </w:r>
+            <w:r>
+              <w:rPr>
+                <w:webHidden/>
+              </w:rPr>
+              <w:instrText xml:space="preserve"> PAGEREF _Toc228437803 \h </w:instrText>
+            </w:r>
+            <w:r>
+              <w:rPr>
+                <w:webHidden/>
+              </w:rPr>
+            </w:r>
+            <w:r>
+              <w:rPr>
+                <w:webHidden/>
+              </w:rPr>
+              <w:fldChar w:fldCharType="separate"/>
+            </w:r>
+            <w:r>
+              <w:rPr>
+                <w:webHidden/>
+              </w:rPr>
+              <w:t>6</w:t>
+            </w:r>
+            <w:r>
+              <w:rPr>
+                <w:webHidden/>
+              </w:rPr>
+              <w:fldChar w:fldCharType="end"/>
+            </w:r>
+          </w:hyperlink>
+        </w:p>
+        <w:p>
+          <w:pPr>
+            <w:pStyle w:val="13"/>
+            <w:rPr>
+              <w:rFonts w:asciiTheme="minorHAnsi" w:eastAsiaTheme="minorEastAsia" w:hAnsiTheme="minorHAnsi" w:cstheme="minorBidi"/>
+              <w:b w:val="0"/>
+              <w:bCs w:val="0"/>
+              <w:kern w:val="2"/>
+              <w:lang w:eastAsia="ru-RU"/>
+              <w14:ligatures w14:val="standardContextual"/>
+            </w:rPr>
+          </w:pPr>
+          <w:hyperlink w:anchor="_Toc228437804" w:history="1">
+            <w:r>
+              <w:rPr>
+                <w:rStyle w:val="af0"/>
+              </w:rPr>
+              <w:t>Практическое задание 5</w:t>
+            </w:r>
+            <w:r>
+              <w:rPr>
+                <w:webHidden/>
+              </w:rPr>
+              <w:tab/>
+            </w:r>
+            <w:r>
+              <w:rPr>
+                <w:webHidden/>
+              </w:rPr>
+              <w:fldChar w:fldCharType="begin"/>
+            </w:r>
+            <w:r>
+              <w:rPr>
+                <w:webHidden/>
+              </w:rPr>
+              <w:instrText xml:space="preserve"> PAGEREF _Toc228437804 \h </w:instrText>
+            </w:r>
+            <w:r>
+              <w:rPr>
+                <w:webHidden/>
+              </w:rPr>
+            </w:r>
+            <w:r>
+              <w:rPr>
+                <w:webHidden/>
+              </w:rPr>
+              <w:fldChar w:fldCharType="separate"/>
+            </w:r>
+            <w:r>
+              <w:rPr>
+                <w:webHidden/>
+              </w:rPr>
+              <w:t>8</w:t>
+            </w:r>
+            <w:r>
+              <w:rPr>
+                <w:webHidden/>
+              </w:rPr>
+              <w:fldChar w:fldCharType="end"/>
+            </w:r>
+          </w:hyperlink>
+        </w:p>
+        <w:p>
+          <w:pPr>
+            <w:pStyle w:val="13"/>
+            <w:rPr>
+              <w:rFonts w:asciiTheme="minorHAnsi" w:eastAsiaTheme="minorEastAsia" w:hAnsiTheme="minorHAnsi" w:cstheme="minorBidi"/>
+              <w:b w:val="0"/>
+              <w:bCs w:val="0"/>
+              <w:kern w:val="2"/>
+              <w:lang w:eastAsia="ru-RU"/>
+              <w14:ligatures w14:val="standardContextual"/>
+            </w:rPr>
+          </w:pPr>
+          <w:hyperlink w:anchor="_Toc228437805" w:history="1">
+            <w:r>
+              <w:rPr>
+                <w:rStyle w:val="af0"/>
+              </w:rPr>
+              <w:t>Задачи на выборку данных</w:t>
+            </w:r>
+            <w:r>
+              <w:rPr>
+                <w:webHidden/>
+              </w:rPr>
+              <w:tab/>
+            </w:r>
+            <w:r>
+              <w:rPr>
+                <w:webHidden/>
+              </w:rPr>
+              <w:fldChar w:fldCharType="begin"/>
+            </w:r>
+            <w:r>
+              <w:rPr>
+                <w:webHidden/>
+              </w:rPr>
+              <w:instrText xml:space="preserve"> PAGEREF _Toc228437805 \h </w:instrText>
+            </w:r>
+            <w:r>
+              <w:rPr>
+                <w:webHidden/>
+              </w:rPr>
+            </w:r>
+            <w:r>
+              <w:rPr>
+                <w:webHidden/>
+              </w:rPr>
+              <w:fldChar w:fldCharType="separate"/>
+            </w:r>
+            <w:r>
+              <w:rPr>
+                <w:webHidden/>
+              </w:rPr>
+              <w:t>11</w:t>
+            </w:r>
+            <w:r>
+              <w:rPr>
+                <w:webHidden/>
+              </w:rPr>
+              <w:fldChar w:fldCharType="end"/>
+            </w:r>
+          </w:hyperlink>
+        </w:p>
+        <w:p>
+          <w:pPr>
+            <w:pStyle w:val="13"/>
+            <w:rPr>
+              <w:rFonts w:asciiTheme="minorHAnsi" w:eastAsiaTheme="minorEastAsia" w:hAnsiTheme="minorHAnsi" w:cstheme="minorBidi"/>
+              <w:b w:val="0"/>
+              <w:bCs w:val="0"/>
+              <w:kern w:val="2"/>
+              <w:lang w:eastAsia="ru-RU"/>
+              <w14:ligatures w14:val="standardContextual"/>
+            </w:rPr>
+          </w:pPr>
+          <w:hyperlink w:anchor="_Toc228437806" w:history="1">
+            <w:r>
+              <w:rPr>
+                <w:rStyle w:val="af0"/>
+              </w:rPr>
+              <w:t>Вопросы на защиту</w:t>
+            </w:r>
+            <w:r>
+              <w:rPr>
+                <w:webHidden/>
+              </w:rPr>
+              <w:tab/>
+            </w:r>
+            <w:r>
+              <w:rPr>
+                <w:webHidden/>
+              </w:rPr>
+              <w:fldChar w:fldCharType="begin"/>
+            </w:r>
+            <w:r>
+              <w:rPr>
+                <w:webHidden/>
+              </w:rPr>
+              <w:instrText xml:space="preserve"> PAGEREF _Toc228437806 \h </w:instrText>
+            </w:r>
+            <w:r>
+              <w:rPr>
+                <w:webHidden/>
+              </w:rPr>
+            </w:r>
+            <w:r>
+              <w:rPr>
+                <w:webHidden/>
+              </w:rPr>
+              <w:fldChar w:fldCharType="separate"/>
+            </w:r>
+            <w:r>
+              <w:rPr>
+                <w:webHidden/>
+              </w:rPr>
+              <w:t>21</w:t>
+            </w:r>
+            <w:r>
+              <w:rPr>
+                <w:webHidden/>
+              </w:rPr>
+              <w:fldChar w:fldCharType="end"/>
+            </w:r>
+          </w:hyperlink>
+        </w:p>
+        <w:p>
+          <w:pPr>
+            <w:pStyle w:val="13"/>
+            <w:rPr>
+              <w:rFonts w:asciiTheme="minorHAnsi" w:eastAsiaTheme="minorEastAsia" w:hAnsiTheme="minorHAnsi" w:cstheme="minorBidi"/>
+              <w:b w:val="0"/>
+              <w:bCs w:val="0"/>
+              <w:kern w:val="2"/>
+              <w:lang w:eastAsia="ru-RU"/>
+              <w14:ligatures w14:val="standardContextual"/>
+            </w:rPr>
+          </w:pPr>
+          <w:hyperlink w:anchor="_Toc228437807" w:history="1">
+            <w:r>
+              <w:rPr>
+                <w:rStyle w:val="af0"/>
+              </w:rPr>
               <w:t>Выводы</w:t>
             </w:r>
             <w:r>
@@ -1885,7 +2238,7 @@
               <w:rPr>
                 <w:webHidden/>
               </w:rPr>
-              <w:instrText xml:space="preserve"> PAGEREF _Toc227251044 \h </w:instrText>
+              <w:instrText xml:space="preserve"> PAGEREF _Toc228437807 \h </w:instrText>
             </w:r>
             <w:r>
               <w:rPr>
@@ -1902,7 +2255,7 @@
               <w:rPr>
                 <w:webHidden/>
               </w:rPr>
-              <w:t>10</w:t>
+              <w:t>22</w:t>
             </w:r>
             <w:r>
               <w:rPr>
@@ -1968,7 +2321,7 @@
       <w:pPr>
         <w:pStyle w:val="1"/>
       </w:pPr>
-      <w:bookmarkStart w:id="13" w:name="_Toc227251041"/>
+      <w:bookmarkStart w:id="13" w:name="_Toc228437798"/>
       <w:r>
         <w:lastRenderedPageBreak/>
         <w:t>Введение</w:t>
@@ -2011,6 +2364,7 @@
         </w:rPr>
         <w:t xml:space="preserve">базам данных в </w:t>
       </w:r>
+      <w:proofErr w:type="spellStart"/>
       <w:r>
         <w:rPr>
           <w:rFonts w:ascii="Times New Roman" w:eastAsia="SimSun" w:hAnsi="Times New Roman" w:cs="Times New Roman"/>
@@ -2022,12 +2376,13 @@
         </w:rPr>
         <w:t>loginom</w:t>
       </w:r>
+      <w:proofErr w:type="spellEnd"/>
     </w:p>
     <w:p>
       <w:pPr>
         <w:pStyle w:val="1"/>
       </w:pPr>
-      <w:bookmarkStart w:id="14" w:name="_Toc227251042"/>
+      <w:bookmarkStart w:id="14" w:name="_Toc228437799"/>
       <w:r>
         <w:t>Основная часть</w:t>
       </w:r>
@@ -2037,14 +2392,14 @@
       <w:pPr>
         <w:pStyle w:val="af1"/>
       </w:pPr>
-      <w:bookmarkStart w:id="15" w:name="_Toc227251043"/>
+      <w:bookmarkStart w:id="15" w:name="_Toc228437800"/>
       <w:r>
         <w:t>Практическое задание</w:t>
       </w:r>
+      <w:r>
+        <w:t xml:space="preserve"> 1</w:t>
+      </w:r>
       <w:bookmarkEnd w:id="15"/>
-      <w:r>
-        <w:t xml:space="preserve"> 1</w:t>
-      </w:r>
     </w:p>
     <w:p>
       <w:pPr>
@@ -2054,7 +2409,49 @@
         <w:rPr>
           <w:rStyle w:val="af4"/>
         </w:rPr>
-        <w:t>В ходе выполнения практического задания №1 в Loginom был добавлен компонент импорта данных из базы данных. В настройках узла был выбран режим выполнения SQL-запроса. Был составлен запрос к таблице InvoiceLine, в котором выбраны идентификаторы строк чеков, номера заказов, номера треков, цена, количество и рассчитано новое поле TotalPrice. После выполнения узла в быстром просмотре был получен набор данных с рассчитанной стоимостью каждой строки заказа</w:t>
+        <w:t xml:space="preserve">В ходе выполнения практического задания №1 в </w:t>
+      </w:r>
+      <w:proofErr w:type="spellStart"/>
+      <w:r>
+        <w:rPr>
+          <w:rStyle w:val="af4"/>
+        </w:rPr>
+        <w:t>Loginom</w:t>
+      </w:r>
+      <w:proofErr w:type="spellEnd"/>
+      <w:r>
+        <w:rPr>
+          <w:rStyle w:val="af4"/>
+        </w:rPr>
+        <w:t xml:space="preserve"> был добавлен компонент импорта данных из базы данных. В настройках узла был выбран режим выполнения SQL-запроса. Был составлен запрос к таблице </w:t>
+      </w:r>
+      <w:proofErr w:type="spellStart"/>
+      <w:r>
+        <w:rPr>
+          <w:rStyle w:val="af4"/>
+        </w:rPr>
+        <w:t>InvoiceLine</w:t>
+      </w:r>
+      <w:proofErr w:type="spellEnd"/>
+      <w:r>
+        <w:rPr>
+          <w:rStyle w:val="af4"/>
+        </w:rPr>
+        <w:t xml:space="preserve">, в котором выбраны идентификаторы строк чеков, номера заказов, номера треков, цена, количество и рассчитано новое поле </w:t>
+      </w:r>
+      <w:proofErr w:type="spellStart"/>
+      <w:r>
+        <w:rPr>
+          <w:rStyle w:val="af4"/>
+        </w:rPr>
+        <w:t>TotalPrice</w:t>
+      </w:r>
+      <w:proofErr w:type="spellEnd"/>
+      <w:r>
+        <w:rPr>
+          <w:rStyle w:val="af4"/>
+        </w:rPr>
+        <w:t>. После выполнения узла в быстром просмотре был получен набор данных с рассчитанной стоимостью каждой строки заказа</w:t>
       </w:r>
       <w:r>
         <w:t>.</w:t>
@@ -2198,26 +2595,46 @@
     <w:p>
       <w:pPr>
         <w:pStyle w:val="af1"/>
-        <w:rPr>
-          <w:lang w:val="en-US"/>
-        </w:rPr>
-      </w:pPr>
+      </w:pPr>
+      <w:bookmarkStart w:id="16" w:name="_Toc228437801"/>
       <w:r>
         <w:t>Практическое задание</w:t>
       </w:r>
       <w:r>
-        <w:rPr>
-          <w:lang w:val="en-US"/>
-        </w:rPr>
         <w:t xml:space="preserve"> 2</w:t>
       </w:r>
+      <w:bookmarkEnd w:id="16"/>
     </w:p>
     <w:p>
       <w:pPr>
         <w:pStyle w:val="af3"/>
       </w:pPr>
       <w:r>
-        <w:t>В ходе выполнения практического задания №2 был создан SQL-запрос к таблице Track с использованием оператора WHERE. В запросе были заданы условия фильтрации: поиск композитора через LIKE, ограничение длительности трека через BETWEEN и ограничение размера файла через сравнение Bytes &lt; 10000000. После выполнения запроса в Loginom был получен отфильтрованный набор данных из трёх записей, соответствующих заданным условиям.</w:t>
+        <w:t xml:space="preserve">В ходе выполнения практического задания №2 был создан SQL-запрос к таблице Track с использованием оператора WHERE. В запросе были заданы условия фильтрации: поиск композитора через LIKE, ограничение длительности трека через BETWEEN и ограничение размера файла через сравнение </w:t>
+      </w:r>
+      <w:proofErr w:type="spellStart"/>
+      <w:r>
+        <w:t>Bytes</w:t>
+      </w:r>
+      <w:proofErr w:type="spellEnd"/>
+      <w:r>
+        <w:t xml:space="preserve"> </w:t>
+      </w:r>
+      <w:proofErr w:type="gramStart"/>
+      <w:r>
+        <w:t>&lt; 10000000</w:t>
+      </w:r>
+      <w:proofErr w:type="gramEnd"/>
+      <w:r>
+        <w:t xml:space="preserve">. После выполнения запроса в </w:t>
+      </w:r>
+      <w:proofErr w:type="spellStart"/>
+      <w:r>
+        <w:t>Loginom</w:t>
+      </w:r>
+      <w:proofErr w:type="spellEnd"/>
+      <w:r>
+        <w:t xml:space="preserve"> был получен отфильтрованный набор данных из трёх записей, соответствующих заданным условиям.</w:t>
       </w:r>
     </w:p>
     <w:p>
@@ -2329,6 +2746,7 @@
       </w:pPr>
       <w:r>
         <w:rPr>
+          <w:noProof/>
           <w:lang w:val="en-US"/>
         </w:rPr>
         <w:drawing>
@@ -2372,6 +2790,7 @@
       <w:pPr>
         <w:pStyle w:val="af1"/>
       </w:pPr>
+      <w:bookmarkStart w:id="17" w:name="_Toc228437802"/>
       <w:r>
         <w:t>Практическое задание</w:t>
       </w:r>
@@ -2381,13 +2800,38 @@
       <w:r>
         <w:t>3</w:t>
       </w:r>
+      <w:bookmarkEnd w:id="17"/>
     </w:p>
     <w:p>
       <w:pPr>
         <w:pStyle w:val="af3"/>
       </w:pPr>
       <w:r>
-        <w:t>В ходе выполнения практического задания №3 был создан SQL-запрос к таблице Track. В запросе была выполнена фильтрация записей по длительности трека и размеру файла. Для сортировки результата использовался оператор ORDER BY: сначала записи были упорядочены по размеру файла BytesSize по возрастанию, затем по длительности LengthTimeMs по убыванию. После выполнения узла в Loginom был получен отсортированный набор данных.</w:t>
+        <w:t xml:space="preserve">В ходе выполнения практического задания №3 был создан SQL-запрос к таблице Track. В запросе была выполнена фильтрация записей по длительности трека и размеру файла. Для сортировки результата использовался оператор ORDER BY: сначала записи были упорядочены по размеру файла </w:t>
+      </w:r>
+      <w:proofErr w:type="spellStart"/>
+      <w:r>
+        <w:t>BytesSize</w:t>
+      </w:r>
+      <w:proofErr w:type="spellEnd"/>
+      <w:r>
+        <w:t xml:space="preserve"> по возрастанию, затем по длительности </w:t>
+      </w:r>
+      <w:proofErr w:type="spellStart"/>
+      <w:r>
+        <w:t>LengthTimeMs</w:t>
+      </w:r>
+      <w:proofErr w:type="spellEnd"/>
+      <w:r>
+        <w:t xml:space="preserve"> по убыванию. После выполнения узла в </w:t>
+      </w:r>
+      <w:proofErr w:type="spellStart"/>
+      <w:r>
+        <w:t>Loginom</w:t>
+      </w:r>
+      <w:proofErr w:type="spellEnd"/>
+      <w:r>
+        <w:t xml:space="preserve"> был получен отсортированный набор данных.</w:t>
       </w:r>
     </w:p>
     <w:p>
@@ -2397,6 +2841,9 @@
         <w:jc w:val="center"/>
       </w:pPr>
       <w:r>
+        <w:rPr>
+          <w:noProof/>
+        </w:rPr>
         <w:drawing>
           <wp:inline distT="0" distB="0" distL="0" distR="0" wp14:anchorId="0610F237" wp14:editId="22CFDF19">
             <wp:extent cx="1951299" cy="2752725"/>
@@ -2441,6 +2888,9 @@
         <w:jc w:val="center"/>
       </w:pPr>
       <w:r>
+        <w:rPr>
+          <w:noProof/>
+        </w:rPr>
         <w:lastRenderedPageBreak/>
         <w:drawing>
           <wp:inline distT="0" distB="0" distL="0" distR="0" wp14:anchorId="21BB7A1D" wp14:editId="3BC87DF9">
@@ -2486,6 +2936,9 @@
         <w:jc w:val="center"/>
       </w:pPr>
       <w:r>
+        <w:rPr>
+          <w:noProof/>
+        </w:rPr>
         <w:drawing>
           <wp:inline distT="0" distB="0" distL="0" distR="0" wp14:anchorId="04E9E12A" wp14:editId="2FB47E1B">
             <wp:extent cx="4267200" cy="2011582"/>
@@ -2527,6 +2980,7 @@
       <w:pPr>
         <w:pStyle w:val="af1"/>
       </w:pPr>
+      <w:bookmarkStart w:id="18" w:name="_Toc228437803"/>
       <w:r>
         <w:t>Практическое задание</w:t>
       </w:r>
@@ -2536,13 +2990,38 @@
       <w:r>
         <w:t>4</w:t>
       </w:r>
+      <w:bookmarkEnd w:id="18"/>
     </w:p>
     <w:p>
       <w:pPr>
         <w:pStyle w:val="af3"/>
       </w:pPr>
       <w:r>
-        <w:t>В ходе выполнения практического задания №4 был составлен SQL-запрос с использованием агрегирующих функций. Данные из таблицы InvoiceLine были сгруппированы по номеру заказа InvoiceId. Для каждого заказа была рассчитана итоговая сумма покупки с помощью функции SUM, а также количество купленных треков с помощью функции COUNT. Итоговая сумма была округлена до двух знаков после запятой функцией ROUND. После выполнения запроса в Loginom был получен набор данных с итогами по каждому заказу.</w:t>
+        <w:t xml:space="preserve">В ходе выполнения практического задания №4 был составлен SQL-запрос с использованием агрегирующих функций. Данные из таблицы </w:t>
+      </w:r>
+      <w:proofErr w:type="spellStart"/>
+      <w:r>
+        <w:t>InvoiceLine</w:t>
+      </w:r>
+      <w:proofErr w:type="spellEnd"/>
+      <w:r>
+        <w:t xml:space="preserve"> были сгруппированы по номеру заказа </w:t>
+      </w:r>
+      <w:proofErr w:type="spellStart"/>
+      <w:r>
+        <w:t>InvoiceId</w:t>
+      </w:r>
+      <w:proofErr w:type="spellEnd"/>
+      <w:r>
+        <w:t xml:space="preserve">. Для каждого заказа была рассчитана итоговая сумма покупки с помощью функции SUM, а также количество купленных треков с помощью функции COUNT. Итоговая сумма была округлена до двух знаков после запятой функцией ROUND. После выполнения запроса в </w:t>
+      </w:r>
+      <w:proofErr w:type="spellStart"/>
+      <w:r>
+        <w:t>Loginom</w:t>
+      </w:r>
+      <w:proofErr w:type="spellEnd"/>
+      <w:r>
+        <w:t xml:space="preserve"> был получен набор данных с итогами по каждому заказу.</w:t>
       </w:r>
     </w:p>
     <w:p>
@@ -2552,6 +3031,9 @@
         <w:jc w:val="center"/>
       </w:pPr>
       <w:r>
+        <w:rPr>
+          <w:noProof/>
+        </w:rPr>
         <w:lastRenderedPageBreak/>
         <w:drawing>
           <wp:inline distT="0" distB="0" distL="0" distR="0" wp14:anchorId="0B4CB359" wp14:editId="422F45E1">
@@ -2597,6 +3079,9 @@
         <w:jc w:val="center"/>
       </w:pPr>
       <w:r>
+        <w:rPr>
+          <w:noProof/>
+        </w:rPr>
         <w:drawing>
           <wp:inline distT="0" distB="0" distL="0" distR="0" wp14:anchorId="52C93D12" wp14:editId="7F1BBC3E">
             <wp:extent cx="4467225" cy="2004132"/>
@@ -2641,6 +3126,9 @@
         <w:jc w:val="center"/>
       </w:pPr>
       <w:r>
+        <w:rPr>
+          <w:noProof/>
+        </w:rPr>
         <w:drawing>
           <wp:inline distT="0" distB="0" distL="0" distR="0" wp14:anchorId="34DD7F44" wp14:editId="6469AA6A">
             <wp:extent cx="3258829" cy="4057650"/>
@@ -2682,6 +3170,7 @@
       <w:pPr>
         <w:pStyle w:val="af1"/>
       </w:pPr>
+      <w:bookmarkStart w:id="19" w:name="_Toc228437804"/>
       <w:r>
         <w:lastRenderedPageBreak/>
         <w:t>Практическое задание</w:t>
@@ -2692,13 +3181,70 @@
       <w:r>
         <w:t>5</w:t>
       </w:r>
+      <w:bookmarkEnd w:id="19"/>
     </w:p>
     <w:p>
       <w:pPr>
         <w:pStyle w:val="af3"/>
       </w:pPr>
       <w:r>
-        <w:t>В ходе выполнения практического задания №5 были рассмотрены способы объединения таблиц с использованием оператора JOIN. На первом этапе была выполнена простая операция соединения таблиц Album и Artist для получения имени исполнителя. Далее был составлен более сложный запрос, в котором таблица Track была объединена с таблицами Album, Artist, Genre и MediaType с использованием LEFT JOIN. Применение LEFT JOIN позволило сохранить все записи из основной таблицы Track даже в случае отсутствия соответствующих данных в присоединяемых таблицах. В заключительной части тот же запрос был переписан с использованием временной таблицы через WITH, что упростило структуру запроса. В результате выполнения запросов в Loginom была получена полная таблица с информацией о треках, альбомах, исполнителях, жанрах и типах медиа.</w:t>
+        <w:t xml:space="preserve">В ходе выполнения практического задания №5 были рассмотрены способы объединения таблиц с использованием оператора JOIN. На первом этапе была выполнена простая операция соединения таблиц </w:t>
+      </w:r>
+      <w:proofErr w:type="spellStart"/>
+      <w:r>
+        <w:t>Album</w:t>
+      </w:r>
+      <w:proofErr w:type="spellEnd"/>
+      <w:r>
+        <w:t xml:space="preserve"> и </w:t>
+      </w:r>
+      <w:proofErr w:type="spellStart"/>
+      <w:r>
+        <w:t>Artist</w:t>
+      </w:r>
+      <w:proofErr w:type="spellEnd"/>
+      <w:r>
+        <w:t xml:space="preserve"> для получения имени исполнителя. Далее был составлен более сложный запрос, в котором таблица Track была объединена с таблицами </w:t>
+      </w:r>
+      <w:proofErr w:type="spellStart"/>
+      <w:r>
+        <w:t>Album</w:t>
+      </w:r>
+      <w:proofErr w:type="spellEnd"/>
+      <w:r>
+        <w:t xml:space="preserve">, </w:t>
+      </w:r>
+      <w:proofErr w:type="spellStart"/>
+      <w:r>
+        <w:t>Artist</w:t>
+      </w:r>
+      <w:proofErr w:type="spellEnd"/>
+      <w:r>
+        <w:t xml:space="preserve">, </w:t>
+      </w:r>
+      <w:proofErr w:type="spellStart"/>
+      <w:r>
+        <w:t>Genre</w:t>
+      </w:r>
+      <w:proofErr w:type="spellEnd"/>
+      <w:r>
+        <w:t xml:space="preserve"> и </w:t>
+      </w:r>
+      <w:proofErr w:type="spellStart"/>
+      <w:r>
+        <w:t>MediaType</w:t>
+      </w:r>
+      <w:proofErr w:type="spellEnd"/>
+      <w:r>
+        <w:t xml:space="preserve"> с использованием LEFT JOIN. Применение LEFT JOIN позволило сохранить все записи из основной таблицы Track даже в случае отсутствия соответствующих данных в присоединяемых таблицах. В заключительной части тот же запрос был переписан с использованием временной таблицы через WITH, что упростило структуру запроса. В результате выполнения запросов в </w:t>
+      </w:r>
+      <w:proofErr w:type="spellStart"/>
+      <w:r>
+        <w:t>Loginom</w:t>
+      </w:r>
+      <w:proofErr w:type="spellEnd"/>
+      <w:r>
+        <w:t xml:space="preserve"> была получена полная таблица с информацией о треках, альбомах, исполнителях, жанрах и типах медиа.</w:t>
       </w:r>
     </w:p>
     <w:p>
@@ -2708,6 +3254,9 @@
         <w:jc w:val="center"/>
       </w:pPr>
       <w:r>
+        <w:rPr>
+          <w:noProof/>
+        </w:rPr>
         <w:drawing>
           <wp:inline distT="0" distB="0" distL="0" distR="0" wp14:anchorId="5D56D9FE" wp14:editId="6078BAAA">
             <wp:extent cx="3219450" cy="3434080"/>
@@ -2854,6 +3403,9 @@
         <w:jc w:val="center"/>
       </w:pPr>
       <w:r>
+        <w:rPr>
+          <w:noProof/>
+        </w:rPr>
         <w:drawing>
           <wp:inline distT="0" distB="0" distL="0" distR="0" wp14:anchorId="4EEFF8DE" wp14:editId="40E5FAB1">
             <wp:extent cx="2988209" cy="2943225"/>
@@ -2898,6 +3450,9 @@
         <w:jc w:val="center"/>
       </w:pPr>
       <w:r>
+        <w:rPr>
+          <w:noProof/>
+        </w:rPr>
         <w:lastRenderedPageBreak/>
         <w:drawing>
           <wp:inline distT="0" distB="0" distL="0" distR="0" wp14:anchorId="263EA1DF" wp14:editId="4BD4BE07">
@@ -2943,6 +3498,9 @@
         <w:jc w:val="center"/>
       </w:pPr>
       <w:r>
+        <w:rPr>
+          <w:noProof/>
+        </w:rPr>
         <w:drawing>
           <wp:inline distT="0" distB="0" distL="0" distR="0" wp14:anchorId="09B472D1" wp14:editId="5C833169">
             <wp:extent cx="5940425" cy="1319530"/>
@@ -2987,6 +3545,9 @@
         <w:jc w:val="center"/>
       </w:pPr>
       <w:r>
+        <w:rPr>
+          <w:noProof/>
+        </w:rPr>
         <w:drawing>
           <wp:inline distT="0" distB="0" distL="0" distR="0" wp14:anchorId="487B446B" wp14:editId="60D2E51B">
             <wp:extent cx="4597795" cy="3181350"/>
@@ -3129,8 +3690,1985 @@
         <w:jc w:val="center"/>
       </w:pPr>
     </w:p>
+    <w:p>
+      <w:pPr>
+        <w:pStyle w:val="af1"/>
+      </w:pPr>
+      <w:bookmarkStart w:id="20" w:name="_Toc228437805"/>
+      <w:r>
+        <w:t>Задачи на выборку данных</w:t>
+      </w:r>
+      <w:bookmarkEnd w:id="20"/>
+    </w:p>
+    <w:p>
+      <w:pPr>
+        <w:pStyle w:val="af3"/>
+      </w:pPr>
+      <w:r>
+        <w:t>1.</w:t>
+      </w:r>
+      <w:r>
+        <w:tab/>
+        <w:t>Найдите информацию по поводу ключевого слова HAVING запроса SELECT. Объясните, для чего оно нужно, приведите пример запроса с HAVING.</w:t>
+      </w:r>
+    </w:p>
+    <w:p>
+      <w:pPr>
+        <w:pStyle w:val="af3"/>
+      </w:pPr>
+      <w:r>
+        <w:t>HAVING используется для фильтрации сгруппированных данных после GROUP BY. Позволяет задавать условия для агрегатных функций (например, COUNT, SUM).</w:t>
+      </w:r>
+    </w:p>
+    <w:p>
+      <w:pPr>
+        <w:pStyle w:val="af3"/>
+        <w:jc w:val="center"/>
+      </w:pPr>
+      <w:r>
+        <w:rPr>
+          <w:noProof/>
+        </w:rPr>
+        <w:lastRenderedPageBreak/>
+        <w:drawing>
+          <wp:inline distT="0" distB="0" distL="0" distR="0" wp14:anchorId="29D8E495" wp14:editId="00C5E7F9">
+            <wp:extent cx="4161905" cy="1238095"/>
+            <wp:effectExtent l="0" t="0" r="0" b="635"/>
+            <wp:docPr id="485778903" name="Рисунок 1"/>
+            <wp:cNvGraphicFramePr>
+              <a:graphicFrameLocks xmlns:a="http://schemas.openxmlformats.org/drawingml/2006/main" noChangeAspect="1"/>
+            </wp:cNvGraphicFramePr>
+            <a:graphic xmlns:a="http://schemas.openxmlformats.org/drawingml/2006/main">
+              <a:graphicData uri="http://schemas.openxmlformats.org/drawingml/2006/picture">
+                <pic:pic xmlns:pic="http://schemas.openxmlformats.org/drawingml/2006/picture">
+                  <pic:nvPicPr>
+                    <pic:cNvPr id="485778903" name=""/>
+                    <pic:cNvPicPr/>
+                  </pic:nvPicPr>
+                  <pic:blipFill>
+                    <a:blip r:embed="rId29"/>
+                    <a:stretch>
+                      <a:fillRect/>
+                    </a:stretch>
+                  </pic:blipFill>
+                  <pic:spPr>
+                    <a:xfrm>
+                      <a:off x="0" y="0"/>
+                      <a:ext cx="4161905" cy="1238095"/>
+                    </a:xfrm>
+                    <a:prstGeom prst="rect">
+                      <a:avLst/>
+                    </a:prstGeom>
+                  </pic:spPr>
+                </pic:pic>
+              </a:graphicData>
+            </a:graphic>
+          </wp:inline>
+        </w:drawing>
+      </w:r>
+    </w:p>
+    <w:p>
+      <w:pPr>
+        <w:pStyle w:val="af3"/>
+        <w:jc w:val="center"/>
+      </w:pPr>
+      <w:r>
+        <w:rPr>
+          <w:noProof/>
+        </w:rPr>
+        <w:drawing>
+          <wp:inline distT="0" distB="0" distL="0" distR="0" wp14:anchorId="3D5D617B" wp14:editId="42718154">
+            <wp:extent cx="2152381" cy="1285714"/>
+            <wp:effectExtent l="0" t="0" r="635" b="0"/>
+            <wp:docPr id="10435073" name="Рисунок 1"/>
+            <wp:cNvGraphicFramePr>
+              <a:graphicFrameLocks xmlns:a="http://schemas.openxmlformats.org/drawingml/2006/main" noChangeAspect="1"/>
+            </wp:cNvGraphicFramePr>
+            <a:graphic xmlns:a="http://schemas.openxmlformats.org/drawingml/2006/main">
+              <a:graphicData uri="http://schemas.openxmlformats.org/drawingml/2006/picture">
+                <pic:pic xmlns:pic="http://schemas.openxmlformats.org/drawingml/2006/picture">
+                  <pic:nvPicPr>
+                    <pic:cNvPr id="10435073" name=""/>
+                    <pic:cNvPicPr/>
+                  </pic:nvPicPr>
+                  <pic:blipFill>
+                    <a:blip r:embed="rId30"/>
+                    <a:stretch>
+                      <a:fillRect/>
+                    </a:stretch>
+                  </pic:blipFill>
+                  <pic:spPr>
+                    <a:xfrm>
+                      <a:off x="0" y="0"/>
+                      <a:ext cx="2152381" cy="1285714"/>
+                    </a:xfrm>
+                    <a:prstGeom prst="rect">
+                      <a:avLst/>
+                    </a:prstGeom>
+                  </pic:spPr>
+                </pic:pic>
+              </a:graphicData>
+            </a:graphic>
+          </wp:inline>
+        </w:drawing>
+      </w:r>
+    </w:p>
+    <w:p>
+      <w:pPr>
+        <w:pStyle w:val="af3"/>
+      </w:pPr>
+      <w:r>
+        <w:t>2.</w:t>
+      </w:r>
+      <w:r>
+        <w:tab/>
+        <w:t xml:space="preserve">Получите список всех имен таблиц и их запросов из таблицы </w:t>
+      </w:r>
+      <w:proofErr w:type="spellStart"/>
+      <w:r>
+        <w:t>sqlite_schema</w:t>
+      </w:r>
+      <w:proofErr w:type="spellEnd"/>
+      <w:r>
+        <w:t>.</w:t>
+      </w:r>
+    </w:p>
+    <w:p>
+      <w:pPr>
+        <w:pStyle w:val="af3"/>
+        <w:jc w:val="center"/>
+        <w:rPr>
+          <w:lang w:val="en-US"/>
+        </w:rPr>
+      </w:pPr>
+      <w:r>
+        <w:rPr>
+          <w:noProof/>
+          <w:lang w:val="en-US"/>
+        </w:rPr>
+        <w:drawing>
+          <wp:inline distT="0" distB="0" distL="0" distR="0" wp14:anchorId="7ABDC7DE" wp14:editId="5DA976D3">
+            <wp:extent cx="2248214" cy="1238423"/>
+            <wp:effectExtent l="0" t="0" r="0" b="0"/>
+            <wp:docPr id="1195500914" name="Рисунок 1"/>
+            <wp:cNvGraphicFramePr>
+              <a:graphicFrameLocks xmlns:a="http://schemas.openxmlformats.org/drawingml/2006/main" noChangeAspect="1"/>
+            </wp:cNvGraphicFramePr>
+            <a:graphic xmlns:a="http://schemas.openxmlformats.org/drawingml/2006/main">
+              <a:graphicData uri="http://schemas.openxmlformats.org/drawingml/2006/picture">
+                <pic:pic xmlns:pic="http://schemas.openxmlformats.org/drawingml/2006/picture">
+                  <pic:nvPicPr>
+                    <pic:cNvPr id="1195500914" name=""/>
+                    <pic:cNvPicPr/>
+                  </pic:nvPicPr>
+                  <pic:blipFill>
+                    <a:blip r:embed="rId31"/>
+                    <a:stretch>
+                      <a:fillRect/>
+                    </a:stretch>
+                  </pic:blipFill>
+                  <pic:spPr>
+                    <a:xfrm>
+                      <a:off x="0" y="0"/>
+                      <a:ext cx="2248214" cy="1238423"/>
+                    </a:xfrm>
+                    <a:prstGeom prst="rect">
+                      <a:avLst/>
+                    </a:prstGeom>
+                  </pic:spPr>
+                </pic:pic>
+              </a:graphicData>
+            </a:graphic>
+          </wp:inline>
+        </w:drawing>
+      </w:r>
+    </w:p>
+    <w:p>
+      <w:pPr>
+        <w:pStyle w:val="af3"/>
+        <w:rPr>
+          <w:lang w:val="en-US"/>
+        </w:rPr>
+      </w:pPr>
+      <w:r>
+        <w:rPr>
+          <w:noProof/>
+          <w:lang w:val="en-US"/>
+        </w:rPr>
+        <w:drawing>
+          <wp:inline distT="0" distB="0" distL="0" distR="0" wp14:anchorId="44507EB7" wp14:editId="5F1A1130">
+            <wp:extent cx="5572903" cy="2400635"/>
+            <wp:effectExtent l="0" t="0" r="8890" b="0"/>
+            <wp:docPr id="1833793205" name="Рисунок 1"/>
+            <wp:cNvGraphicFramePr>
+              <a:graphicFrameLocks xmlns:a="http://schemas.openxmlformats.org/drawingml/2006/main" noChangeAspect="1"/>
+            </wp:cNvGraphicFramePr>
+            <a:graphic xmlns:a="http://schemas.openxmlformats.org/drawingml/2006/main">
+              <a:graphicData uri="http://schemas.openxmlformats.org/drawingml/2006/picture">
+                <pic:pic xmlns:pic="http://schemas.openxmlformats.org/drawingml/2006/picture">
+                  <pic:nvPicPr>
+                    <pic:cNvPr id="1833793205" name=""/>
+                    <pic:cNvPicPr/>
+                  </pic:nvPicPr>
+                  <pic:blipFill>
+                    <a:blip r:embed="rId32"/>
+                    <a:stretch>
+                      <a:fillRect/>
+                    </a:stretch>
+                  </pic:blipFill>
+                  <pic:spPr>
+                    <a:xfrm>
+                      <a:off x="0" y="0"/>
+                      <a:ext cx="5572903" cy="2400635"/>
+                    </a:xfrm>
+                    <a:prstGeom prst="rect">
+                      <a:avLst/>
+                    </a:prstGeom>
+                  </pic:spPr>
+                </pic:pic>
+              </a:graphicData>
+            </a:graphic>
+          </wp:inline>
+        </w:drawing>
+      </w:r>
+    </w:p>
+    <w:p>
+      <w:pPr>
+        <w:pStyle w:val="af3"/>
+      </w:pPr>
+      <w:r>
+        <w:t>3.</w:t>
+      </w:r>
+      <w:r>
+        <w:tab/>
+        <w:t>Получите перечень названий пицц и их ингредиентов.</w:t>
+      </w:r>
+    </w:p>
+    <w:p>
+      <w:pPr>
+        <w:pStyle w:val="af3"/>
+        <w:jc w:val="center"/>
+        <w:rPr>
+          <w:lang w:val="en-US"/>
+        </w:rPr>
+      </w:pPr>
+      <w:r>
+        <w:rPr>
+          <w:noProof/>
+        </w:rPr>
+        <w:drawing>
+          <wp:inline distT="0" distB="0" distL="0" distR="0" wp14:anchorId="2DC41EFC" wp14:editId="57E56843">
+            <wp:extent cx="3628571" cy="952381"/>
+            <wp:effectExtent l="0" t="0" r="0" b="635"/>
+            <wp:docPr id="1669679173" name="Рисунок 1"/>
+            <wp:cNvGraphicFramePr>
+              <a:graphicFrameLocks xmlns:a="http://schemas.openxmlformats.org/drawingml/2006/main" noChangeAspect="1"/>
+            </wp:cNvGraphicFramePr>
+            <a:graphic xmlns:a="http://schemas.openxmlformats.org/drawingml/2006/main">
+              <a:graphicData uri="http://schemas.openxmlformats.org/drawingml/2006/picture">
+                <pic:pic xmlns:pic="http://schemas.openxmlformats.org/drawingml/2006/picture">
+                  <pic:nvPicPr>
+                    <pic:cNvPr id="1669679173" name=""/>
+                    <pic:cNvPicPr/>
+                  </pic:nvPicPr>
+                  <pic:blipFill>
+                    <a:blip r:embed="rId33"/>
+                    <a:stretch>
+                      <a:fillRect/>
+                    </a:stretch>
+                  </pic:blipFill>
+                  <pic:spPr>
+                    <a:xfrm>
+                      <a:off x="0" y="0"/>
+                      <a:ext cx="3628571" cy="952381"/>
+                    </a:xfrm>
+                    <a:prstGeom prst="rect">
+                      <a:avLst/>
+                    </a:prstGeom>
+                  </pic:spPr>
+                </pic:pic>
+              </a:graphicData>
+            </a:graphic>
+          </wp:inline>
+        </w:drawing>
+      </w:r>
+    </w:p>
+    <w:p>
+      <w:pPr>
+        <w:pStyle w:val="af3"/>
+        <w:ind w:firstLine="0"/>
+        <w:jc w:val="center"/>
+        <w:rPr>
+          <w:lang w:val="en-US"/>
+        </w:rPr>
+      </w:pPr>
+      <w:r>
+        <w:rPr>
+          <w:noProof/>
+          <w:lang w:val="en-US"/>
+        </w:rPr>
+        <w:lastRenderedPageBreak/>
+        <w:drawing>
+          <wp:inline distT="0" distB="0" distL="0" distR="0" wp14:anchorId="19004665" wp14:editId="056B73E9">
+            <wp:extent cx="5940425" cy="1957070"/>
+            <wp:effectExtent l="0" t="0" r="3175" b="5080"/>
+            <wp:docPr id="1298955859" name="Рисунок 1"/>
+            <wp:cNvGraphicFramePr>
+              <a:graphicFrameLocks xmlns:a="http://schemas.openxmlformats.org/drawingml/2006/main" noChangeAspect="1"/>
+            </wp:cNvGraphicFramePr>
+            <a:graphic xmlns:a="http://schemas.openxmlformats.org/drawingml/2006/main">
+              <a:graphicData uri="http://schemas.openxmlformats.org/drawingml/2006/picture">
+                <pic:pic xmlns:pic="http://schemas.openxmlformats.org/drawingml/2006/picture">
+                  <pic:nvPicPr>
+                    <pic:cNvPr id="1298955859" name=""/>
+                    <pic:cNvPicPr/>
+                  </pic:nvPicPr>
+                  <pic:blipFill>
+                    <a:blip r:embed="rId34"/>
+                    <a:stretch>
+                      <a:fillRect/>
+                    </a:stretch>
+                  </pic:blipFill>
+                  <pic:spPr>
+                    <a:xfrm>
+                      <a:off x="0" y="0"/>
+                      <a:ext cx="5940425" cy="1957070"/>
+                    </a:xfrm>
+                    <a:prstGeom prst="rect">
+                      <a:avLst/>
+                    </a:prstGeom>
+                  </pic:spPr>
+                </pic:pic>
+              </a:graphicData>
+            </a:graphic>
+          </wp:inline>
+        </w:drawing>
+      </w:r>
+    </w:p>
+    <w:p>
+      <w:pPr>
+        <w:pStyle w:val="af3"/>
+        <w:rPr>
+          <w:lang w:val="en-US"/>
+        </w:rPr>
+      </w:pPr>
+      <w:r>
+        <w:t>4.</w:t>
+      </w:r>
+      <w:r>
+        <w:tab/>
+        <w:t>Покажите какие пиццы являются или вегетарианскими (“</w:t>
+      </w:r>
+      <w:proofErr w:type="spellStart"/>
+      <w:r>
+        <w:t>Veggie</w:t>
+      </w:r>
+      <w:proofErr w:type="spellEnd"/>
+      <w:r>
+        <w:t>”) или куриными (“</w:t>
+      </w:r>
+      <w:proofErr w:type="spellStart"/>
+      <w:r>
+        <w:t>Chicken</w:t>
+      </w:r>
+      <w:proofErr w:type="spellEnd"/>
+      <w:r>
+        <w:t>”). Также укажите перечень ингредиентов.</w:t>
+      </w:r>
+    </w:p>
+    <w:p>
+      <w:pPr>
+        <w:pStyle w:val="af5"/>
+      </w:pPr>
+      <w:r>
+        <w:drawing>
+          <wp:inline distT="0" distB="0" distL="0" distR="0" wp14:anchorId="1193702E" wp14:editId="0FD2F364">
+            <wp:extent cx="5940425" cy="1576070"/>
+            <wp:effectExtent l="0" t="0" r="3175" b="5080"/>
+            <wp:docPr id="887813605" name="Рисунок 1"/>
+            <wp:cNvGraphicFramePr>
+              <a:graphicFrameLocks xmlns:a="http://schemas.openxmlformats.org/drawingml/2006/main" noChangeAspect="1"/>
+            </wp:cNvGraphicFramePr>
+            <a:graphic xmlns:a="http://schemas.openxmlformats.org/drawingml/2006/main">
+              <a:graphicData uri="http://schemas.openxmlformats.org/drawingml/2006/picture">
+                <pic:pic xmlns:pic="http://schemas.openxmlformats.org/drawingml/2006/picture">
+                  <pic:nvPicPr>
+                    <pic:cNvPr id="887813605" name=""/>
+                    <pic:cNvPicPr/>
+                  </pic:nvPicPr>
+                  <pic:blipFill>
+                    <a:blip r:embed="rId35"/>
+                    <a:stretch>
+                      <a:fillRect/>
+                    </a:stretch>
+                  </pic:blipFill>
+                  <pic:spPr>
+                    <a:xfrm>
+                      <a:off x="0" y="0"/>
+                      <a:ext cx="5940425" cy="1576070"/>
+                    </a:xfrm>
+                    <a:prstGeom prst="rect">
+                      <a:avLst/>
+                    </a:prstGeom>
+                  </pic:spPr>
+                </pic:pic>
+              </a:graphicData>
+            </a:graphic>
+          </wp:inline>
+        </w:drawing>
+      </w:r>
+    </w:p>
+    <w:p>
+      <w:pPr>
+        <w:pStyle w:val="af5"/>
+      </w:pPr>
+      <w:r>
+        <w:drawing>
+          <wp:inline distT="0" distB="0" distL="0" distR="0" wp14:anchorId="4C5FE3CF" wp14:editId="77265AC4">
+            <wp:extent cx="5940425" cy="1848485"/>
+            <wp:effectExtent l="0" t="0" r="3175" b="0"/>
+            <wp:docPr id="108451750" name="Рисунок 1"/>
+            <wp:cNvGraphicFramePr>
+              <a:graphicFrameLocks xmlns:a="http://schemas.openxmlformats.org/drawingml/2006/main" noChangeAspect="1"/>
+            </wp:cNvGraphicFramePr>
+            <a:graphic xmlns:a="http://schemas.openxmlformats.org/drawingml/2006/main">
+              <a:graphicData uri="http://schemas.openxmlformats.org/drawingml/2006/picture">
+                <pic:pic xmlns:pic="http://schemas.openxmlformats.org/drawingml/2006/picture">
+                  <pic:nvPicPr>
+                    <pic:cNvPr id="108451750" name=""/>
+                    <pic:cNvPicPr/>
+                  </pic:nvPicPr>
+                  <pic:blipFill>
+                    <a:blip r:embed="rId36"/>
+                    <a:stretch>
+                      <a:fillRect/>
+                    </a:stretch>
+                  </pic:blipFill>
+                  <pic:spPr>
+                    <a:xfrm>
+                      <a:off x="0" y="0"/>
+                      <a:ext cx="5940425" cy="1848485"/>
+                    </a:xfrm>
+                    <a:prstGeom prst="rect">
+                      <a:avLst/>
+                    </a:prstGeom>
+                  </pic:spPr>
+                </pic:pic>
+              </a:graphicData>
+            </a:graphic>
+          </wp:inline>
+        </w:drawing>
+      </w:r>
+    </w:p>
+    <w:p>
+      <w:pPr>
+        <w:pStyle w:val="af3"/>
+      </w:pPr>
+      <w:r>
+        <w:t>5.</w:t>
+      </w:r>
+      <w:r>
+        <w:tab/>
+        <w:t>Какие пиццы содержат в себе моцареллу (“</w:t>
+      </w:r>
+      <w:r>
+        <w:rPr>
+          <w:lang w:val="en-US"/>
+        </w:rPr>
+        <w:t>Mozzarella</w:t>
+      </w:r>
+      <w:r>
+        <w:t xml:space="preserve"> </w:t>
+      </w:r>
+      <w:r>
+        <w:rPr>
+          <w:lang w:val="en-US"/>
+        </w:rPr>
+        <w:t>Cheese</w:t>
+      </w:r>
+      <w:r>
+        <w:t>”). Также среди атрибутов укажите ингредиенты и названия категорий.</w:t>
+      </w:r>
+    </w:p>
+    <w:p>
+      <w:pPr>
+        <w:pStyle w:val="af5"/>
+      </w:pPr>
+      <w:r>
+        <w:drawing>
+          <wp:inline distT="0" distB="0" distL="0" distR="0" wp14:anchorId="1A9E10D5" wp14:editId="3CF86CE8">
+            <wp:extent cx="5904762" cy="1666667"/>
+            <wp:effectExtent l="0" t="0" r="1270" b="0"/>
+            <wp:docPr id="608679179" name="Рисунок 1"/>
+            <wp:cNvGraphicFramePr>
+              <a:graphicFrameLocks xmlns:a="http://schemas.openxmlformats.org/drawingml/2006/main" noChangeAspect="1"/>
+            </wp:cNvGraphicFramePr>
+            <a:graphic xmlns:a="http://schemas.openxmlformats.org/drawingml/2006/main">
+              <a:graphicData uri="http://schemas.openxmlformats.org/drawingml/2006/picture">
+                <pic:pic xmlns:pic="http://schemas.openxmlformats.org/drawingml/2006/picture">
+                  <pic:nvPicPr>
+                    <pic:cNvPr id="608679179" name=""/>
+                    <pic:cNvPicPr/>
+                  </pic:nvPicPr>
+                  <pic:blipFill>
+                    <a:blip r:embed="rId37"/>
+                    <a:stretch>
+                      <a:fillRect/>
+                    </a:stretch>
+                  </pic:blipFill>
+                  <pic:spPr>
+                    <a:xfrm>
+                      <a:off x="0" y="0"/>
+                      <a:ext cx="5904762" cy="1666667"/>
+                    </a:xfrm>
+                    <a:prstGeom prst="rect">
+                      <a:avLst/>
+                    </a:prstGeom>
+                  </pic:spPr>
+                </pic:pic>
+              </a:graphicData>
+            </a:graphic>
+          </wp:inline>
+        </w:drawing>
+      </w:r>
+    </w:p>
+    <w:p>
+      <w:pPr>
+        <w:pStyle w:val="af5"/>
+      </w:pPr>
+      <w:r>
+        <w:lastRenderedPageBreak/>
+        <w:drawing>
+          <wp:inline distT="0" distB="0" distL="0" distR="0" wp14:anchorId="57838DB5" wp14:editId="02FD1394">
+            <wp:extent cx="5940425" cy="1251585"/>
+            <wp:effectExtent l="0" t="0" r="3175" b="5715"/>
+            <wp:docPr id="1025661000" name="Рисунок 1"/>
+            <wp:cNvGraphicFramePr>
+              <a:graphicFrameLocks xmlns:a="http://schemas.openxmlformats.org/drawingml/2006/main" noChangeAspect="1"/>
+            </wp:cNvGraphicFramePr>
+            <a:graphic xmlns:a="http://schemas.openxmlformats.org/drawingml/2006/main">
+              <a:graphicData uri="http://schemas.openxmlformats.org/drawingml/2006/picture">
+                <pic:pic xmlns:pic="http://schemas.openxmlformats.org/drawingml/2006/picture">
+                  <pic:nvPicPr>
+                    <pic:cNvPr id="1025661000" name=""/>
+                    <pic:cNvPicPr/>
+                  </pic:nvPicPr>
+                  <pic:blipFill>
+                    <a:blip r:embed="rId38"/>
+                    <a:stretch>
+                      <a:fillRect/>
+                    </a:stretch>
+                  </pic:blipFill>
+                  <pic:spPr>
+                    <a:xfrm>
+                      <a:off x="0" y="0"/>
+                      <a:ext cx="5940425" cy="1251585"/>
+                    </a:xfrm>
+                    <a:prstGeom prst="rect">
+                      <a:avLst/>
+                    </a:prstGeom>
+                  </pic:spPr>
+                </pic:pic>
+              </a:graphicData>
+            </a:graphic>
+          </wp:inline>
+        </w:drawing>
+      </w:r>
+    </w:p>
+    <w:p>
+      <w:pPr>
+        <w:pStyle w:val="af3"/>
+      </w:pPr>
+      <w:r>
+        <w:t>6.</w:t>
+      </w:r>
+      <w:r>
+        <w:tab/>
+        <w:t>Выведите полный список номеров заказов, которые были сделаны в промежутке с начала апреля 2015 года включительно по август 2015 года не включительно с 13:00 по 17:00.</w:t>
+      </w:r>
+    </w:p>
+    <w:p>
+      <w:pPr>
+        <w:pStyle w:val="af5"/>
+      </w:pPr>
+      <w:r>
+        <w:drawing>
+          <wp:inline distT="0" distB="0" distL="0" distR="0" wp14:anchorId="463F8BFA" wp14:editId="0EE9E29F">
+            <wp:extent cx="5590476" cy="1942857"/>
+            <wp:effectExtent l="0" t="0" r="0" b="635"/>
+            <wp:docPr id="750553447" name="Рисунок 1"/>
+            <wp:cNvGraphicFramePr>
+              <a:graphicFrameLocks xmlns:a="http://schemas.openxmlformats.org/drawingml/2006/main" noChangeAspect="1"/>
+            </wp:cNvGraphicFramePr>
+            <a:graphic xmlns:a="http://schemas.openxmlformats.org/drawingml/2006/main">
+              <a:graphicData uri="http://schemas.openxmlformats.org/drawingml/2006/picture">
+                <pic:pic xmlns:pic="http://schemas.openxmlformats.org/drawingml/2006/picture">
+                  <pic:nvPicPr>
+                    <pic:cNvPr id="750553447" name=""/>
+                    <pic:cNvPicPr/>
+                  </pic:nvPicPr>
+                  <pic:blipFill>
+                    <a:blip r:embed="rId39"/>
+                    <a:stretch>
+                      <a:fillRect/>
+                    </a:stretch>
+                  </pic:blipFill>
+                  <pic:spPr>
+                    <a:xfrm>
+                      <a:off x="0" y="0"/>
+                      <a:ext cx="5590476" cy="1942857"/>
+                    </a:xfrm>
+                    <a:prstGeom prst="rect">
+                      <a:avLst/>
+                    </a:prstGeom>
+                  </pic:spPr>
+                </pic:pic>
+              </a:graphicData>
+            </a:graphic>
+          </wp:inline>
+        </w:drawing>
+      </w:r>
+    </w:p>
+    <w:p>
+      <w:pPr>
+        <w:pStyle w:val="af5"/>
+      </w:pPr>
+      <w:r>
+        <w:drawing>
+          <wp:inline distT="0" distB="0" distL="0" distR="0" wp14:anchorId="7DA646CD" wp14:editId="6EF71271">
+            <wp:extent cx="1381318" cy="2753109"/>
+            <wp:effectExtent l="0" t="0" r="9525" b="0"/>
+            <wp:docPr id="1263432952" name="Рисунок 1"/>
+            <wp:cNvGraphicFramePr>
+              <a:graphicFrameLocks xmlns:a="http://schemas.openxmlformats.org/drawingml/2006/main" noChangeAspect="1"/>
+            </wp:cNvGraphicFramePr>
+            <a:graphic xmlns:a="http://schemas.openxmlformats.org/drawingml/2006/main">
+              <a:graphicData uri="http://schemas.openxmlformats.org/drawingml/2006/picture">
+                <pic:pic xmlns:pic="http://schemas.openxmlformats.org/drawingml/2006/picture">
+                  <pic:nvPicPr>
+                    <pic:cNvPr id="1263432952" name=""/>
+                    <pic:cNvPicPr/>
+                  </pic:nvPicPr>
+                  <pic:blipFill>
+                    <a:blip r:embed="rId40"/>
+                    <a:stretch>
+                      <a:fillRect/>
+                    </a:stretch>
+                  </pic:blipFill>
+                  <pic:spPr>
+                    <a:xfrm>
+                      <a:off x="0" y="0"/>
+                      <a:ext cx="1381318" cy="2753109"/>
+                    </a:xfrm>
+                    <a:prstGeom prst="rect">
+                      <a:avLst/>
+                    </a:prstGeom>
+                  </pic:spPr>
+                </pic:pic>
+              </a:graphicData>
+            </a:graphic>
+          </wp:inline>
+        </w:drawing>
+      </w:r>
+    </w:p>
+    <w:p>
+      <w:pPr>
+        <w:pStyle w:val="af3"/>
+        <w:rPr>
+          <w:lang w:val="en-US"/>
+        </w:rPr>
+      </w:pPr>
+      <w:r>
+        <w:t>7.</w:t>
+      </w:r>
+      <w:r>
+        <w:tab/>
+        <w:t xml:space="preserve">Выведите номера заказов в порядке убывания количества купленных пицц. </w:t>
+      </w:r>
+      <w:proofErr w:type="spellStart"/>
+      <w:r>
+        <w:rPr>
+          <w:lang w:val="en-US"/>
+        </w:rPr>
+        <w:t>Ограничьте</w:t>
+      </w:r>
+      <w:proofErr w:type="spellEnd"/>
+      <w:r>
+        <w:rPr>
+          <w:lang w:val="en-US"/>
+        </w:rPr>
+        <w:t xml:space="preserve"> </w:t>
+      </w:r>
+      <w:proofErr w:type="spellStart"/>
+      <w:r>
+        <w:rPr>
+          <w:lang w:val="en-US"/>
+        </w:rPr>
+        <w:t>вывод</w:t>
+      </w:r>
+      <w:proofErr w:type="spellEnd"/>
+      <w:r>
+        <w:rPr>
+          <w:lang w:val="en-US"/>
+        </w:rPr>
+        <w:t xml:space="preserve"> 10-ю </w:t>
+      </w:r>
+      <w:proofErr w:type="spellStart"/>
+      <w:r>
+        <w:rPr>
+          <w:lang w:val="en-US"/>
+        </w:rPr>
+        <w:t>заказами</w:t>
+      </w:r>
+      <w:proofErr w:type="spellEnd"/>
+      <w:r>
+        <w:rPr>
+          <w:lang w:val="en-US"/>
+        </w:rPr>
+        <w:t>.</w:t>
+      </w:r>
+    </w:p>
+    <w:p>
+      <w:pPr>
+        <w:pStyle w:val="af5"/>
+      </w:pPr>
+      <w:r>
+        <w:lastRenderedPageBreak/>
+        <w:drawing>
+          <wp:inline distT="0" distB="0" distL="0" distR="0" wp14:anchorId="55FF9874" wp14:editId="49887EB2">
+            <wp:extent cx="4628571" cy="1714286"/>
+            <wp:effectExtent l="0" t="0" r="635" b="635"/>
+            <wp:docPr id="1224417234" name="Рисунок 1"/>
+            <wp:cNvGraphicFramePr>
+              <a:graphicFrameLocks xmlns:a="http://schemas.openxmlformats.org/drawingml/2006/main" noChangeAspect="1"/>
+            </wp:cNvGraphicFramePr>
+            <a:graphic xmlns:a="http://schemas.openxmlformats.org/drawingml/2006/main">
+              <a:graphicData uri="http://schemas.openxmlformats.org/drawingml/2006/picture">
+                <pic:pic xmlns:pic="http://schemas.openxmlformats.org/drawingml/2006/picture">
+                  <pic:nvPicPr>
+                    <pic:cNvPr id="1224417234" name=""/>
+                    <pic:cNvPicPr/>
+                  </pic:nvPicPr>
+                  <pic:blipFill>
+                    <a:blip r:embed="rId41"/>
+                    <a:stretch>
+                      <a:fillRect/>
+                    </a:stretch>
+                  </pic:blipFill>
+                  <pic:spPr>
+                    <a:xfrm>
+                      <a:off x="0" y="0"/>
+                      <a:ext cx="4628571" cy="1714286"/>
+                    </a:xfrm>
+                    <a:prstGeom prst="rect">
+                      <a:avLst/>
+                    </a:prstGeom>
+                  </pic:spPr>
+                </pic:pic>
+              </a:graphicData>
+            </a:graphic>
+          </wp:inline>
+        </w:drawing>
+      </w:r>
+    </w:p>
+    <w:p>
+      <w:pPr>
+        <w:pStyle w:val="af5"/>
+      </w:pPr>
+      <w:r>
+        <w:drawing>
+          <wp:inline distT="0" distB="0" distL="0" distR="0" wp14:anchorId="0125FD5C" wp14:editId="29755CD5">
+            <wp:extent cx="2143424" cy="2772162"/>
+            <wp:effectExtent l="0" t="0" r="9525" b="9525"/>
+            <wp:docPr id="19218510" name="Рисунок 1"/>
+            <wp:cNvGraphicFramePr>
+              <a:graphicFrameLocks xmlns:a="http://schemas.openxmlformats.org/drawingml/2006/main" noChangeAspect="1"/>
+            </wp:cNvGraphicFramePr>
+            <a:graphic xmlns:a="http://schemas.openxmlformats.org/drawingml/2006/main">
+              <a:graphicData uri="http://schemas.openxmlformats.org/drawingml/2006/picture">
+                <pic:pic xmlns:pic="http://schemas.openxmlformats.org/drawingml/2006/picture">
+                  <pic:nvPicPr>
+                    <pic:cNvPr id="19218510" name=""/>
+                    <pic:cNvPicPr/>
+                  </pic:nvPicPr>
+                  <pic:blipFill>
+                    <a:blip r:embed="rId42"/>
+                    <a:stretch>
+                      <a:fillRect/>
+                    </a:stretch>
+                  </pic:blipFill>
+                  <pic:spPr>
+                    <a:xfrm>
+                      <a:off x="0" y="0"/>
+                      <a:ext cx="2143424" cy="2772162"/>
+                    </a:xfrm>
+                    <a:prstGeom prst="rect">
+                      <a:avLst/>
+                    </a:prstGeom>
+                  </pic:spPr>
+                </pic:pic>
+              </a:graphicData>
+            </a:graphic>
+          </wp:inline>
+        </w:drawing>
+      </w:r>
+    </w:p>
+    <w:p>
+      <w:pPr>
+        <w:pStyle w:val="af3"/>
+      </w:pPr>
+      <w:r>
+        <w:t>8.</w:t>
+      </w:r>
+      <w:r>
+        <w:tab/>
+        <w:t xml:space="preserve">Получите дату и время </w:t>
+      </w:r>
+      <w:proofErr w:type="gramStart"/>
+      <w:r>
+        <w:t>10-ти</w:t>
+      </w:r>
+      <w:proofErr w:type="gramEnd"/>
+      <w:r>
+        <w:t xml:space="preserve"> заказов, в которых было куплено больше всего пицц. Упорядочьте записи по убыванию количества купленных позиций, по возрастанию даты и затем времени в лексикографическом порядке.</w:t>
+      </w:r>
+    </w:p>
+    <w:p>
+      <w:pPr>
+        <w:pStyle w:val="af5"/>
+      </w:pPr>
+      <w:r>
+        <w:drawing>
+          <wp:inline distT="0" distB="0" distL="0" distR="0" wp14:anchorId="591CA613" wp14:editId="3B1BFEF2">
+            <wp:extent cx="5866667" cy="1942857"/>
+            <wp:effectExtent l="0" t="0" r="1270" b="635"/>
+            <wp:docPr id="89779296" name="Рисунок 1"/>
+            <wp:cNvGraphicFramePr>
+              <a:graphicFrameLocks xmlns:a="http://schemas.openxmlformats.org/drawingml/2006/main" noChangeAspect="1"/>
+            </wp:cNvGraphicFramePr>
+            <a:graphic xmlns:a="http://schemas.openxmlformats.org/drawingml/2006/main">
+              <a:graphicData uri="http://schemas.openxmlformats.org/drawingml/2006/picture">
+                <pic:pic xmlns:pic="http://schemas.openxmlformats.org/drawingml/2006/picture">
+                  <pic:nvPicPr>
+                    <pic:cNvPr id="89779296" name=""/>
+                    <pic:cNvPicPr/>
+                  </pic:nvPicPr>
+                  <pic:blipFill>
+                    <a:blip r:embed="rId43"/>
+                    <a:stretch>
+                      <a:fillRect/>
+                    </a:stretch>
+                  </pic:blipFill>
+                  <pic:spPr>
+                    <a:xfrm>
+                      <a:off x="0" y="0"/>
+                      <a:ext cx="5866667" cy="1942857"/>
+                    </a:xfrm>
+                    <a:prstGeom prst="rect">
+                      <a:avLst/>
+                    </a:prstGeom>
+                  </pic:spPr>
+                </pic:pic>
+              </a:graphicData>
+            </a:graphic>
+          </wp:inline>
+        </w:drawing>
+      </w:r>
+    </w:p>
+    <w:p>
+      <w:pPr>
+        <w:pStyle w:val="af5"/>
+      </w:pPr>
+      <w:r>
+        <w:lastRenderedPageBreak/>
+        <w:drawing>
+          <wp:inline distT="0" distB="0" distL="0" distR="0" wp14:anchorId="01614583" wp14:editId="0BB4550F">
+            <wp:extent cx="2400000" cy="2580952"/>
+            <wp:effectExtent l="0" t="0" r="635" b="0"/>
+            <wp:docPr id="644065050" name="Рисунок 1"/>
+            <wp:cNvGraphicFramePr>
+              <a:graphicFrameLocks xmlns:a="http://schemas.openxmlformats.org/drawingml/2006/main" noChangeAspect="1"/>
+            </wp:cNvGraphicFramePr>
+            <a:graphic xmlns:a="http://schemas.openxmlformats.org/drawingml/2006/main">
+              <a:graphicData uri="http://schemas.openxmlformats.org/drawingml/2006/picture">
+                <pic:pic xmlns:pic="http://schemas.openxmlformats.org/drawingml/2006/picture">
+                  <pic:nvPicPr>
+                    <pic:cNvPr id="644065050" name=""/>
+                    <pic:cNvPicPr/>
+                  </pic:nvPicPr>
+                  <pic:blipFill>
+                    <a:blip r:embed="rId44"/>
+                    <a:stretch>
+                      <a:fillRect/>
+                    </a:stretch>
+                  </pic:blipFill>
+                  <pic:spPr>
+                    <a:xfrm>
+                      <a:off x="0" y="0"/>
+                      <a:ext cx="2400000" cy="2580952"/>
+                    </a:xfrm>
+                    <a:prstGeom prst="rect">
+                      <a:avLst/>
+                    </a:prstGeom>
+                  </pic:spPr>
+                </pic:pic>
+              </a:graphicData>
+            </a:graphic>
+          </wp:inline>
+        </w:drawing>
+      </w:r>
+    </w:p>
+    <w:p>
+      <w:pPr>
+        <w:pStyle w:val="af3"/>
+      </w:pPr>
+      <w:r>
+        <w:t>9.</w:t>
+      </w:r>
+      <w:r>
+        <w:tab/>
+        <w:t>Получите полное меню ресторана и цены на каждую позицию. В запросе должны быть отражены название, размер, стоимость, категория пиццы и ингредиенты, из которых она изготовлена.</w:t>
+      </w:r>
+    </w:p>
+    <w:p>
+      <w:pPr>
+        <w:pStyle w:val="af5"/>
+        <w:rPr>
+          <w:lang w:val="ru-RU"/>
+        </w:rPr>
+      </w:pPr>
+      <w:r>
+        <w:drawing>
+          <wp:inline distT="0" distB="0" distL="0" distR="0" wp14:anchorId="0BD119DD" wp14:editId="6FD9EEED">
+            <wp:extent cx="5923809" cy="1942857"/>
+            <wp:effectExtent l="0" t="0" r="1270" b="635"/>
+            <wp:docPr id="1062900179" name="Рисунок 1"/>
+            <wp:cNvGraphicFramePr>
+              <a:graphicFrameLocks xmlns:a="http://schemas.openxmlformats.org/drawingml/2006/main" noChangeAspect="1"/>
+            </wp:cNvGraphicFramePr>
+            <a:graphic xmlns:a="http://schemas.openxmlformats.org/drawingml/2006/main">
+              <a:graphicData uri="http://schemas.openxmlformats.org/drawingml/2006/picture">
+                <pic:pic xmlns:pic="http://schemas.openxmlformats.org/drawingml/2006/picture">
+                  <pic:nvPicPr>
+                    <pic:cNvPr id="1062900179" name=""/>
+                    <pic:cNvPicPr/>
+                  </pic:nvPicPr>
+                  <pic:blipFill>
+                    <a:blip r:embed="rId45"/>
+                    <a:stretch>
+                      <a:fillRect/>
+                    </a:stretch>
+                  </pic:blipFill>
+                  <pic:spPr>
+                    <a:xfrm>
+                      <a:off x="0" y="0"/>
+                      <a:ext cx="5923809" cy="1942857"/>
+                    </a:xfrm>
+                    <a:prstGeom prst="rect">
+                      <a:avLst/>
+                    </a:prstGeom>
+                  </pic:spPr>
+                </pic:pic>
+              </a:graphicData>
+            </a:graphic>
+          </wp:inline>
+        </w:drawing>
+      </w:r>
+    </w:p>
+    <w:p>
+      <w:pPr>
+        <w:pStyle w:val="af5"/>
+        <w:rPr>
+          <w:lang w:val="ru-RU"/>
+        </w:rPr>
+      </w:pPr>
+      <w:r>
+        <w:drawing>
+          <wp:inline distT="0" distB="0" distL="0" distR="0" wp14:anchorId="7BCEBB91" wp14:editId="49D88E5B">
+            <wp:extent cx="5940425" cy="2861310"/>
+            <wp:effectExtent l="0" t="0" r="3175" b="0"/>
+            <wp:docPr id="1583902037" name="Рисунок 1"/>
+            <wp:cNvGraphicFramePr>
+              <a:graphicFrameLocks xmlns:a="http://schemas.openxmlformats.org/drawingml/2006/main" noChangeAspect="1"/>
+            </wp:cNvGraphicFramePr>
+            <a:graphic xmlns:a="http://schemas.openxmlformats.org/drawingml/2006/main">
+              <a:graphicData uri="http://schemas.openxmlformats.org/drawingml/2006/picture">
+                <pic:pic xmlns:pic="http://schemas.openxmlformats.org/drawingml/2006/picture">
+                  <pic:nvPicPr>
+                    <pic:cNvPr id="1583902037" name=""/>
+                    <pic:cNvPicPr/>
+                  </pic:nvPicPr>
+                  <pic:blipFill>
+                    <a:blip r:embed="rId46"/>
+                    <a:stretch>
+                      <a:fillRect/>
+                    </a:stretch>
+                  </pic:blipFill>
+                  <pic:spPr>
+                    <a:xfrm>
+                      <a:off x="0" y="0"/>
+                      <a:ext cx="5940425" cy="2861310"/>
+                    </a:xfrm>
+                    <a:prstGeom prst="rect">
+                      <a:avLst/>
+                    </a:prstGeom>
+                  </pic:spPr>
+                </pic:pic>
+              </a:graphicData>
+            </a:graphic>
+          </wp:inline>
+        </w:drawing>
+      </w:r>
+    </w:p>
+    <w:p>
+      <w:pPr>
+        <w:pStyle w:val="af3"/>
+      </w:pPr>
+      <w:r>
+        <w:lastRenderedPageBreak/>
+        <w:t>10.</w:t>
+      </w:r>
+      <w:r>
+        <w:tab/>
+        <w:t>Выведите количество раз, когда каждая позиция меню (пицца и размер) была куплена не в единственном экземпляре (</w:t>
+      </w:r>
+      <w:proofErr w:type="spellStart"/>
+      <w:proofErr w:type="gramStart"/>
+      <w:r>
+        <w:t>quantity</w:t>
+      </w:r>
+      <w:proofErr w:type="spellEnd"/>
+      <w:r>
+        <w:t xml:space="preserve"> !</w:t>
+      </w:r>
+      <w:proofErr w:type="gramEnd"/>
+      <w:r>
+        <w:t>= 1) за весь промежуток времени.</w:t>
+      </w:r>
+    </w:p>
+    <w:p>
+      <w:pPr>
+        <w:pStyle w:val="af5"/>
+        <w:rPr>
+          <w:lang w:val="ru-RU"/>
+        </w:rPr>
+      </w:pPr>
+      <w:r>
+        <w:drawing>
+          <wp:inline distT="0" distB="0" distL="0" distR="0" wp14:anchorId="0EE08E1D" wp14:editId="57B8ABD3">
+            <wp:extent cx="5657143" cy="2819048"/>
+            <wp:effectExtent l="0" t="0" r="1270" b="635"/>
+            <wp:docPr id="162499151" name="Рисунок 1"/>
+            <wp:cNvGraphicFramePr>
+              <a:graphicFrameLocks xmlns:a="http://schemas.openxmlformats.org/drawingml/2006/main" noChangeAspect="1"/>
+            </wp:cNvGraphicFramePr>
+            <a:graphic xmlns:a="http://schemas.openxmlformats.org/drawingml/2006/main">
+              <a:graphicData uri="http://schemas.openxmlformats.org/drawingml/2006/picture">
+                <pic:pic xmlns:pic="http://schemas.openxmlformats.org/drawingml/2006/picture">
+                  <pic:nvPicPr>
+                    <pic:cNvPr id="162499151" name=""/>
+                    <pic:cNvPicPr/>
+                  </pic:nvPicPr>
+                  <pic:blipFill>
+                    <a:blip r:embed="rId47"/>
+                    <a:stretch>
+                      <a:fillRect/>
+                    </a:stretch>
+                  </pic:blipFill>
+                  <pic:spPr>
+                    <a:xfrm>
+                      <a:off x="0" y="0"/>
+                      <a:ext cx="5657143" cy="2819048"/>
+                    </a:xfrm>
+                    <a:prstGeom prst="rect">
+                      <a:avLst/>
+                    </a:prstGeom>
+                  </pic:spPr>
+                </pic:pic>
+              </a:graphicData>
+            </a:graphic>
+          </wp:inline>
+        </w:drawing>
+      </w:r>
+      <w:r>
+        <w:t xml:space="preserve"> </w:t>
+      </w:r>
+      <w:r>
+        <w:drawing>
+          <wp:inline distT="0" distB="0" distL="0" distR="0" wp14:anchorId="7F15F46F" wp14:editId="084F482E">
+            <wp:extent cx="4761905" cy="4704762"/>
+            <wp:effectExtent l="0" t="0" r="635" b="635"/>
+            <wp:docPr id="133938001" name="Рисунок 1"/>
+            <wp:cNvGraphicFramePr>
+              <a:graphicFrameLocks xmlns:a="http://schemas.openxmlformats.org/drawingml/2006/main" noChangeAspect="1"/>
+            </wp:cNvGraphicFramePr>
+            <a:graphic xmlns:a="http://schemas.openxmlformats.org/drawingml/2006/main">
+              <a:graphicData uri="http://schemas.openxmlformats.org/drawingml/2006/picture">
+                <pic:pic xmlns:pic="http://schemas.openxmlformats.org/drawingml/2006/picture">
+                  <pic:nvPicPr>
+                    <pic:cNvPr id="133938001" name=""/>
+                    <pic:cNvPicPr/>
+                  </pic:nvPicPr>
+                  <pic:blipFill>
+                    <a:blip r:embed="rId48"/>
+                    <a:stretch>
+                      <a:fillRect/>
+                    </a:stretch>
+                  </pic:blipFill>
+                  <pic:spPr>
+                    <a:xfrm>
+                      <a:off x="0" y="0"/>
+                      <a:ext cx="4761905" cy="4704762"/>
+                    </a:xfrm>
+                    <a:prstGeom prst="rect">
+                      <a:avLst/>
+                    </a:prstGeom>
+                  </pic:spPr>
+                </pic:pic>
+              </a:graphicData>
+            </a:graphic>
+          </wp:inline>
+        </w:drawing>
+      </w:r>
+    </w:p>
+    <w:p>
+      <w:pPr>
+        <w:pStyle w:val="af3"/>
+      </w:pPr>
+      <w:r>
+        <w:t>11.</w:t>
+      </w:r>
+      <w:r>
+        <w:tab/>
+        <w:t xml:space="preserve">Получите полную таблицу транзакций и детализацию покупок за все время наблюдения (соединение всех таблиц в одну). Отдельными </w:t>
+      </w:r>
+      <w:r>
+        <w:lastRenderedPageBreak/>
+        <w:t>столбцами выведите дату покупки и время покупки, а также полную стоимость позиции, исходя из расчета на количество купленных товаров (</w:t>
+      </w:r>
+      <w:proofErr w:type="spellStart"/>
+      <w:r>
+        <w:t>total_price</w:t>
+      </w:r>
+      <w:proofErr w:type="spellEnd"/>
+      <w:r>
+        <w:t>).</w:t>
+      </w:r>
+    </w:p>
+    <w:p>
+      <w:pPr>
+        <w:pStyle w:val="af5"/>
+        <w:rPr>
+          <w:lang w:val="ru-RU"/>
+        </w:rPr>
+      </w:pPr>
+      <w:r>
+        <w:drawing>
+          <wp:inline distT="0" distB="0" distL="0" distR="0" wp14:anchorId="0140ED49" wp14:editId="32DBA7F1">
+            <wp:extent cx="5676190" cy="4400000"/>
+            <wp:effectExtent l="0" t="0" r="1270" b="635"/>
+            <wp:docPr id="2134986982" name="Рисунок 1"/>
+            <wp:cNvGraphicFramePr>
+              <a:graphicFrameLocks xmlns:a="http://schemas.openxmlformats.org/drawingml/2006/main" noChangeAspect="1"/>
+            </wp:cNvGraphicFramePr>
+            <a:graphic xmlns:a="http://schemas.openxmlformats.org/drawingml/2006/main">
+              <a:graphicData uri="http://schemas.openxmlformats.org/drawingml/2006/picture">
+                <pic:pic xmlns:pic="http://schemas.openxmlformats.org/drawingml/2006/picture">
+                  <pic:nvPicPr>
+                    <pic:cNvPr id="2134986982" name=""/>
+                    <pic:cNvPicPr/>
+                  </pic:nvPicPr>
+                  <pic:blipFill>
+                    <a:blip r:embed="rId49"/>
+                    <a:stretch>
+                      <a:fillRect/>
+                    </a:stretch>
+                  </pic:blipFill>
+                  <pic:spPr>
+                    <a:xfrm>
+                      <a:off x="0" y="0"/>
+                      <a:ext cx="5676190" cy="4400000"/>
+                    </a:xfrm>
+                    <a:prstGeom prst="rect">
+                      <a:avLst/>
+                    </a:prstGeom>
+                  </pic:spPr>
+                </pic:pic>
+              </a:graphicData>
+            </a:graphic>
+          </wp:inline>
+        </w:drawing>
+      </w:r>
+      <w:r>
+        <w:t xml:space="preserve"> </w:t>
+      </w:r>
+      <w:r>
+        <w:drawing>
+          <wp:inline distT="0" distB="0" distL="0" distR="0" wp14:anchorId="4618CA03" wp14:editId="4793954A">
+            <wp:extent cx="5940425" cy="2072005"/>
+            <wp:effectExtent l="0" t="0" r="3175" b="4445"/>
+            <wp:docPr id="904222392" name="Рисунок 1"/>
+            <wp:cNvGraphicFramePr>
+              <a:graphicFrameLocks xmlns:a="http://schemas.openxmlformats.org/drawingml/2006/main" noChangeAspect="1"/>
+            </wp:cNvGraphicFramePr>
+            <a:graphic xmlns:a="http://schemas.openxmlformats.org/drawingml/2006/main">
+              <a:graphicData uri="http://schemas.openxmlformats.org/drawingml/2006/picture">
+                <pic:pic xmlns:pic="http://schemas.openxmlformats.org/drawingml/2006/picture">
+                  <pic:nvPicPr>
+                    <pic:cNvPr id="904222392" name=""/>
+                    <pic:cNvPicPr/>
+                  </pic:nvPicPr>
+                  <pic:blipFill>
+                    <a:blip r:embed="rId50"/>
+                    <a:stretch>
+                      <a:fillRect/>
+                    </a:stretch>
+                  </pic:blipFill>
+                  <pic:spPr>
+                    <a:xfrm>
+                      <a:off x="0" y="0"/>
+                      <a:ext cx="5940425" cy="2072005"/>
+                    </a:xfrm>
+                    <a:prstGeom prst="rect">
+                      <a:avLst/>
+                    </a:prstGeom>
+                  </pic:spPr>
+                </pic:pic>
+              </a:graphicData>
+            </a:graphic>
+          </wp:inline>
+        </w:drawing>
+      </w:r>
+    </w:p>
+    <w:p>
+      <w:pPr>
+        <w:pStyle w:val="af3"/>
+      </w:pPr>
+      <w:r>
+        <w:t>12.</w:t>
+      </w:r>
+      <w:r>
+        <w:tab/>
+        <w:t>На полученную таблицу из задания 11 создайте представление с помощью команды CREATE VIEW "</w:t>
+      </w:r>
+      <w:proofErr w:type="spellStart"/>
+      <w:r>
+        <w:t>новое_имя_представления</w:t>
+      </w:r>
+      <w:proofErr w:type="spellEnd"/>
+      <w:r>
+        <w:t>" AS ("ваш запрос").</w:t>
+      </w:r>
+    </w:p>
+    <w:p>
+      <w:pPr>
+        <w:pStyle w:val="af5"/>
+        <w:rPr>
+          <w:lang w:val="ru-RU"/>
+        </w:rPr>
+      </w:pPr>
+      <w:r>
+        <w:lastRenderedPageBreak/>
+        <w:drawing>
+          <wp:inline distT="0" distB="0" distL="0" distR="0" wp14:anchorId="2279E156" wp14:editId="38C664F4">
+            <wp:extent cx="5885714" cy="5628571"/>
+            <wp:effectExtent l="0" t="0" r="1270" b="0"/>
+            <wp:docPr id="1162108397" name="Рисунок 1"/>
+            <wp:cNvGraphicFramePr>
+              <a:graphicFrameLocks xmlns:a="http://schemas.openxmlformats.org/drawingml/2006/main" noChangeAspect="1"/>
+            </wp:cNvGraphicFramePr>
+            <a:graphic xmlns:a="http://schemas.openxmlformats.org/drawingml/2006/main">
+              <a:graphicData uri="http://schemas.openxmlformats.org/drawingml/2006/picture">
+                <pic:pic xmlns:pic="http://schemas.openxmlformats.org/drawingml/2006/picture">
+                  <pic:nvPicPr>
+                    <pic:cNvPr id="1162108397" name=""/>
+                    <pic:cNvPicPr/>
+                  </pic:nvPicPr>
+                  <pic:blipFill>
+                    <a:blip r:embed="rId51"/>
+                    <a:stretch>
+                      <a:fillRect/>
+                    </a:stretch>
+                  </pic:blipFill>
+                  <pic:spPr>
+                    <a:xfrm>
+                      <a:off x="0" y="0"/>
+                      <a:ext cx="5885714" cy="5628571"/>
+                    </a:xfrm>
+                    <a:prstGeom prst="rect">
+                      <a:avLst/>
+                    </a:prstGeom>
+                  </pic:spPr>
+                </pic:pic>
+              </a:graphicData>
+            </a:graphic>
+          </wp:inline>
+        </w:drawing>
+      </w:r>
+      <w:r>
+        <w:t xml:space="preserve"> </w:t>
+      </w:r>
+      <w:r>
+        <w:drawing>
+          <wp:inline distT="0" distB="0" distL="0" distR="0" wp14:anchorId="4E3962D3" wp14:editId="2EBD17DB">
+            <wp:extent cx="5940425" cy="1390015"/>
+            <wp:effectExtent l="0" t="0" r="3175" b="635"/>
+            <wp:docPr id="1986705481" name="Рисунок 1"/>
+            <wp:cNvGraphicFramePr>
+              <a:graphicFrameLocks xmlns:a="http://schemas.openxmlformats.org/drawingml/2006/main" noChangeAspect="1"/>
+            </wp:cNvGraphicFramePr>
+            <a:graphic xmlns:a="http://schemas.openxmlformats.org/drawingml/2006/main">
+              <a:graphicData uri="http://schemas.openxmlformats.org/drawingml/2006/picture">
+                <pic:pic xmlns:pic="http://schemas.openxmlformats.org/drawingml/2006/picture">
+                  <pic:nvPicPr>
+                    <pic:cNvPr id="1986705481" name=""/>
+                    <pic:cNvPicPr/>
+                  </pic:nvPicPr>
+                  <pic:blipFill>
+                    <a:blip r:embed="rId52"/>
+                    <a:stretch>
+                      <a:fillRect/>
+                    </a:stretch>
+                  </pic:blipFill>
+                  <pic:spPr>
+                    <a:xfrm>
+                      <a:off x="0" y="0"/>
+                      <a:ext cx="5940425" cy="1390015"/>
+                    </a:xfrm>
+                    <a:prstGeom prst="rect">
+                      <a:avLst/>
+                    </a:prstGeom>
+                  </pic:spPr>
+                </pic:pic>
+              </a:graphicData>
+            </a:graphic>
+          </wp:inline>
+        </w:drawing>
+      </w:r>
+    </w:p>
+    <w:p>
+      <w:pPr>
+        <w:pStyle w:val="af3"/>
+      </w:pPr>
+      <w:r>
+        <w:t>13.</w:t>
+      </w:r>
+      <w:r>
+        <w:tab/>
+        <w:t>Подсчитать полный доход от разных категорий пицц за весь период наблюдения. Отсортируйте результат в порядке убывания дохода. Округлите результат подсчета дохода до второго знака после запятой.</w:t>
+      </w:r>
+    </w:p>
+    <w:p>
+      <w:pPr>
+        <w:pStyle w:val="af5"/>
+        <w:rPr>
+          <w:lang w:val="ru-RU"/>
+        </w:rPr>
+      </w:pPr>
+      <w:r>
+        <w:lastRenderedPageBreak/>
+        <w:drawing>
+          <wp:inline distT="0" distB="0" distL="0" distR="0" wp14:anchorId="0D65D5AB" wp14:editId="7AB3CAC3">
+            <wp:extent cx="5940425" cy="1849755"/>
+            <wp:effectExtent l="0" t="0" r="3175" b="0"/>
+            <wp:docPr id="407175409" name="Рисунок 1"/>
+            <wp:cNvGraphicFramePr>
+              <a:graphicFrameLocks xmlns:a="http://schemas.openxmlformats.org/drawingml/2006/main" noChangeAspect="1"/>
+            </wp:cNvGraphicFramePr>
+            <a:graphic xmlns:a="http://schemas.openxmlformats.org/drawingml/2006/main">
+              <a:graphicData uri="http://schemas.openxmlformats.org/drawingml/2006/picture">
+                <pic:pic xmlns:pic="http://schemas.openxmlformats.org/drawingml/2006/picture">
+                  <pic:nvPicPr>
+                    <pic:cNvPr id="407175409" name=""/>
+                    <pic:cNvPicPr/>
+                  </pic:nvPicPr>
+                  <pic:blipFill>
+                    <a:blip r:embed="rId53"/>
+                    <a:stretch>
+                      <a:fillRect/>
+                    </a:stretch>
+                  </pic:blipFill>
+                  <pic:spPr>
+                    <a:xfrm>
+                      <a:off x="0" y="0"/>
+                      <a:ext cx="5940425" cy="1849755"/>
+                    </a:xfrm>
+                    <a:prstGeom prst="rect">
+                      <a:avLst/>
+                    </a:prstGeom>
+                  </pic:spPr>
+                </pic:pic>
+              </a:graphicData>
+            </a:graphic>
+          </wp:inline>
+        </w:drawing>
+      </w:r>
+      <w:r>
+        <w:t xml:space="preserve"> </w:t>
+      </w:r>
+      <w:r>
+        <w:drawing>
+          <wp:inline distT="0" distB="0" distL="0" distR="0" wp14:anchorId="49B49038" wp14:editId="2F0D850B">
+            <wp:extent cx="2628571" cy="1200000"/>
+            <wp:effectExtent l="0" t="0" r="635" b="635"/>
+            <wp:docPr id="1021127206" name="Рисунок 1"/>
+            <wp:cNvGraphicFramePr>
+              <a:graphicFrameLocks xmlns:a="http://schemas.openxmlformats.org/drawingml/2006/main" noChangeAspect="1"/>
+            </wp:cNvGraphicFramePr>
+            <a:graphic xmlns:a="http://schemas.openxmlformats.org/drawingml/2006/main">
+              <a:graphicData uri="http://schemas.openxmlformats.org/drawingml/2006/picture">
+                <pic:pic xmlns:pic="http://schemas.openxmlformats.org/drawingml/2006/picture">
+                  <pic:nvPicPr>
+                    <pic:cNvPr id="1021127206" name=""/>
+                    <pic:cNvPicPr/>
+                  </pic:nvPicPr>
+                  <pic:blipFill>
+                    <a:blip r:embed="rId54"/>
+                    <a:stretch>
+                      <a:fillRect/>
+                    </a:stretch>
+                  </pic:blipFill>
+                  <pic:spPr>
+                    <a:xfrm>
+                      <a:off x="0" y="0"/>
+                      <a:ext cx="2628571" cy="1200000"/>
+                    </a:xfrm>
+                    <a:prstGeom prst="rect">
+                      <a:avLst/>
+                    </a:prstGeom>
+                  </pic:spPr>
+                </pic:pic>
+              </a:graphicData>
+            </a:graphic>
+          </wp:inline>
+        </w:drawing>
+      </w:r>
+    </w:p>
+    <w:p>
+      <w:pPr>
+        <w:pStyle w:val="af3"/>
+      </w:pPr>
+      <w:r>
+        <w:t>14.</w:t>
+      </w:r>
+      <w:r>
+        <w:tab/>
+        <w:t xml:space="preserve">Пиццы какого размера продавались больше всего за </w:t>
+      </w:r>
+      <w:proofErr w:type="gramStart"/>
+      <w:r>
+        <w:t>3-ий</w:t>
+      </w:r>
+      <w:proofErr w:type="gramEnd"/>
+      <w:r>
+        <w:t xml:space="preserve"> и за </w:t>
+      </w:r>
+      <w:proofErr w:type="gramStart"/>
+      <w:r>
+        <w:t>4-ый</w:t>
+      </w:r>
+      <w:proofErr w:type="gramEnd"/>
+      <w:r>
+        <w:t xml:space="preserve"> квартал 2015 года?</w:t>
+      </w:r>
+    </w:p>
+    <w:p>
+      <w:pPr>
+        <w:pStyle w:val="af5"/>
+      </w:pPr>
+      <w:r>
+        <w:drawing>
+          <wp:inline distT="0" distB="0" distL="0" distR="0" wp14:anchorId="77619B84" wp14:editId="45B3BBE4">
+            <wp:extent cx="5105400" cy="4085411"/>
+            <wp:effectExtent l="0" t="0" r="0" b="0"/>
+            <wp:docPr id="720819240" name="Рисунок 1"/>
+            <wp:cNvGraphicFramePr>
+              <a:graphicFrameLocks xmlns:a="http://schemas.openxmlformats.org/drawingml/2006/main" noChangeAspect="1"/>
+            </wp:cNvGraphicFramePr>
+            <a:graphic xmlns:a="http://schemas.openxmlformats.org/drawingml/2006/main">
+              <a:graphicData uri="http://schemas.openxmlformats.org/drawingml/2006/picture">
+                <pic:pic xmlns:pic="http://schemas.openxmlformats.org/drawingml/2006/picture">
+                  <pic:nvPicPr>
+                    <pic:cNvPr id="720819240" name=""/>
+                    <pic:cNvPicPr/>
+                  </pic:nvPicPr>
+                  <pic:blipFill>
+                    <a:blip r:embed="rId55"/>
+                    <a:stretch>
+                      <a:fillRect/>
+                    </a:stretch>
+                  </pic:blipFill>
+                  <pic:spPr>
+                    <a:xfrm>
+                      <a:off x="0" y="0"/>
+                      <a:ext cx="5106608" cy="4086378"/>
+                    </a:xfrm>
+                    <a:prstGeom prst="rect">
+                      <a:avLst/>
+                    </a:prstGeom>
+                  </pic:spPr>
+                </pic:pic>
+              </a:graphicData>
+            </a:graphic>
+          </wp:inline>
+        </w:drawing>
+      </w:r>
+      <w:r>
+        <w:t xml:space="preserve"> </w:t>
+      </w:r>
+      <w:r>
+        <w:drawing>
+          <wp:inline distT="0" distB="0" distL="0" distR="0" wp14:anchorId="7B55A21E" wp14:editId="1F394A58">
+            <wp:extent cx="3085714" cy="895238"/>
+            <wp:effectExtent l="0" t="0" r="635" b="635"/>
+            <wp:docPr id="91691295" name="Рисунок 1"/>
+            <wp:cNvGraphicFramePr>
+              <a:graphicFrameLocks xmlns:a="http://schemas.openxmlformats.org/drawingml/2006/main" noChangeAspect="1"/>
+            </wp:cNvGraphicFramePr>
+            <a:graphic xmlns:a="http://schemas.openxmlformats.org/drawingml/2006/main">
+              <a:graphicData uri="http://schemas.openxmlformats.org/drawingml/2006/picture">
+                <pic:pic xmlns:pic="http://schemas.openxmlformats.org/drawingml/2006/picture">
+                  <pic:nvPicPr>
+                    <pic:cNvPr id="91691295" name=""/>
+                    <pic:cNvPicPr/>
+                  </pic:nvPicPr>
+                  <pic:blipFill>
+                    <a:blip r:embed="rId56"/>
+                    <a:stretch>
+                      <a:fillRect/>
+                    </a:stretch>
+                  </pic:blipFill>
+                  <pic:spPr>
+                    <a:xfrm>
+                      <a:off x="0" y="0"/>
+                      <a:ext cx="3085714" cy="895238"/>
+                    </a:xfrm>
+                    <a:prstGeom prst="rect">
+                      <a:avLst/>
+                    </a:prstGeom>
+                  </pic:spPr>
+                </pic:pic>
+              </a:graphicData>
+            </a:graphic>
+          </wp:inline>
+        </w:drawing>
+      </w:r>
+    </w:p>
+    <w:p>
+      <w:pPr>
+        <w:pStyle w:val="af5"/>
+        <w:rPr>
+          <w:lang w:val="ru-RU"/>
+        </w:rPr>
+      </w:pPr>
+      <w:r>
+        <w:lastRenderedPageBreak/>
+        <w:drawing>
+          <wp:inline distT="0" distB="0" distL="0" distR="0" wp14:anchorId="4146630E" wp14:editId="4452E428">
+            <wp:extent cx="2942857" cy="2628571"/>
+            <wp:effectExtent l="0" t="0" r="0" b="635"/>
+            <wp:docPr id="1382221399" name="Рисунок 1"/>
+            <wp:cNvGraphicFramePr>
+              <a:graphicFrameLocks xmlns:a="http://schemas.openxmlformats.org/drawingml/2006/main" noChangeAspect="1"/>
+            </wp:cNvGraphicFramePr>
+            <a:graphic xmlns:a="http://schemas.openxmlformats.org/drawingml/2006/main">
+              <a:graphicData uri="http://schemas.openxmlformats.org/drawingml/2006/picture">
+                <pic:pic xmlns:pic="http://schemas.openxmlformats.org/drawingml/2006/picture">
+                  <pic:nvPicPr>
+                    <pic:cNvPr id="1382221399" name=""/>
+                    <pic:cNvPicPr/>
+                  </pic:nvPicPr>
+                  <pic:blipFill>
+                    <a:blip r:embed="rId57"/>
+                    <a:stretch>
+                      <a:fillRect/>
+                    </a:stretch>
+                  </pic:blipFill>
+                  <pic:spPr>
+                    <a:xfrm>
+                      <a:off x="0" y="0"/>
+                      <a:ext cx="2942857" cy="2628571"/>
+                    </a:xfrm>
+                    <a:prstGeom prst="rect">
+                      <a:avLst/>
+                    </a:prstGeom>
+                  </pic:spPr>
+                </pic:pic>
+              </a:graphicData>
+            </a:graphic>
+          </wp:inline>
+        </w:drawing>
+      </w:r>
+    </w:p>
+    <w:p>
+      <w:pPr>
+        <w:pStyle w:val="af3"/>
+      </w:pPr>
+      <w:r>
+        <w:t>Итоговый сценарий:</w:t>
+      </w:r>
+    </w:p>
+    <w:p>
+      <w:pPr>
+        <w:pStyle w:val="af5"/>
+        <w:rPr>
+          <w:lang w:val="ru-RU"/>
+        </w:rPr>
+      </w:pPr>
+      <w:r>
+        <w:drawing>
+          <wp:inline distT="0" distB="0" distL="0" distR="0" wp14:anchorId="04E325C7" wp14:editId="7C4BF9DE">
+            <wp:extent cx="5940425" cy="4422775"/>
+            <wp:effectExtent l="0" t="0" r="3175" b="0"/>
+            <wp:docPr id="994085676" name="Рисунок 1"/>
+            <wp:cNvGraphicFramePr>
+              <a:graphicFrameLocks xmlns:a="http://schemas.openxmlformats.org/drawingml/2006/main" noChangeAspect="1"/>
+            </wp:cNvGraphicFramePr>
+            <a:graphic xmlns:a="http://schemas.openxmlformats.org/drawingml/2006/main">
+              <a:graphicData uri="http://schemas.openxmlformats.org/drawingml/2006/picture">
+                <pic:pic xmlns:pic="http://schemas.openxmlformats.org/drawingml/2006/picture">
+                  <pic:nvPicPr>
+                    <pic:cNvPr id="994085676" name=""/>
+                    <pic:cNvPicPr/>
+                  </pic:nvPicPr>
+                  <pic:blipFill>
+                    <a:blip r:embed="rId58"/>
+                    <a:stretch>
+                      <a:fillRect/>
+                    </a:stretch>
+                  </pic:blipFill>
+                  <pic:spPr>
+                    <a:xfrm>
+                      <a:off x="0" y="0"/>
+                      <a:ext cx="5940425" cy="4422775"/>
+                    </a:xfrm>
+                    <a:prstGeom prst="rect">
+                      <a:avLst/>
+                    </a:prstGeom>
+                  </pic:spPr>
+                </pic:pic>
+              </a:graphicData>
+            </a:graphic>
+          </wp:inline>
+        </w:drawing>
+      </w:r>
+    </w:p>
+    <w:p>
+      <w:pPr>
+        <w:pStyle w:val="af1"/>
+      </w:pPr>
+      <w:bookmarkStart w:id="21" w:name="_Toc228437806"/>
+      <w:r>
+        <w:t>Вопросы на защиту</w:t>
+      </w:r>
+      <w:bookmarkEnd w:id="21"/>
+    </w:p>
+    <w:p>
+      <w:pPr>
+        <w:pStyle w:val="af3"/>
+        <w:numPr>
+          <w:ilvl w:val="0"/>
+          <w:numId w:val="5"/>
+        </w:numPr>
+      </w:pPr>
+      <w:r>
+        <w:t>Объясните разницу между OLTP, OLAP и встраиваемыми системами управления данными.</w:t>
+      </w:r>
+      <w:r>
+        <w:br/>
+        <w:t xml:space="preserve">OLTP — для обработки транзакций (вставка, обновление данных), </w:t>
+      </w:r>
+      <w:r>
+        <w:lastRenderedPageBreak/>
+        <w:t xml:space="preserve">OLAP — для аналитики и сложных запросов, встраиваемые — легкие БД (например, </w:t>
+      </w:r>
+      <w:proofErr w:type="spellStart"/>
+      <w:r>
+        <w:t>SQLite</w:t>
+      </w:r>
+      <w:proofErr w:type="spellEnd"/>
+      <w:r>
+        <w:t>), работают внутри приложения.</w:t>
+      </w:r>
+    </w:p>
+    <w:p>
+      <w:pPr>
+        <w:pStyle w:val="af3"/>
+        <w:numPr>
+          <w:ilvl w:val="0"/>
+          <w:numId w:val="5"/>
+        </w:numPr>
+      </w:pPr>
+      <w:r>
+        <w:t>Как осуществляется доступ к файловым СУБД?</w:t>
+      </w:r>
+      <w:r>
+        <w:br/>
+        <w:t>Через указание пути к файлу базы данных (например, .</w:t>
+      </w:r>
+      <w:proofErr w:type="spellStart"/>
+      <w:r>
+        <w:t>db</w:t>
+      </w:r>
+      <w:proofErr w:type="spellEnd"/>
+      <w:r>
+        <w:t>) без подключения к серверу.</w:t>
+      </w:r>
+    </w:p>
+    <w:p>
+      <w:pPr>
+        <w:pStyle w:val="af3"/>
+        <w:numPr>
+          <w:ilvl w:val="0"/>
+          <w:numId w:val="5"/>
+        </w:numPr>
+      </w:pPr>
+      <w:r>
+        <w:t>Как в СУБД осуществляется доступ к записям таблиц?</w:t>
+      </w:r>
+      <w:r>
+        <w:br/>
+        <w:t>С помощью SQL-запросов, чаще всего через SELECT.</w:t>
+      </w:r>
+    </w:p>
+    <w:p>
+      <w:pPr>
+        <w:pStyle w:val="af3"/>
+        <w:numPr>
+          <w:ilvl w:val="0"/>
+          <w:numId w:val="5"/>
+        </w:numPr>
+      </w:pPr>
+      <w:r>
+        <w:t>Каким образом можно отфильтровать записи в таблице данных?</w:t>
+      </w:r>
+      <w:r>
+        <w:br/>
+        <w:t>С помощью условия WHERE.</w:t>
+      </w:r>
+    </w:p>
+    <w:p>
+      <w:pPr>
+        <w:pStyle w:val="af3"/>
+        <w:numPr>
+          <w:ilvl w:val="0"/>
+          <w:numId w:val="5"/>
+        </w:numPr>
+      </w:pPr>
+      <w:r>
+        <w:t>Каким образом можно сортировать записи таблицы данных по определенному полю?</w:t>
+      </w:r>
+      <w:r>
+        <w:br/>
+        <w:t>С помощью ORDER BY с указанием поля и направления (ASC, DESC).</w:t>
+      </w:r>
+    </w:p>
+    <w:p>
+      <w:pPr>
+        <w:pStyle w:val="af3"/>
+        <w:numPr>
+          <w:ilvl w:val="0"/>
+          <w:numId w:val="5"/>
+        </w:numPr>
+      </w:pPr>
+      <w:r>
+        <w:t>Как вводится ограничение на количество записей?</w:t>
+      </w:r>
+      <w:r>
+        <w:br/>
+        <w:t>С помощью LIMIT.</w:t>
+      </w:r>
+    </w:p>
+    <w:p>
+      <w:pPr>
+        <w:pStyle w:val="af3"/>
+        <w:numPr>
+          <w:ilvl w:val="0"/>
+          <w:numId w:val="5"/>
+        </w:numPr>
+      </w:pPr>
+      <w:r>
+        <w:t>Как задать лексикографическую сортировку по нескольким полям?</w:t>
+      </w:r>
+      <w:r>
+        <w:br/>
+        <w:t>Через</w:t>
+      </w:r>
+      <w:r>
+        <w:rPr>
+          <w:lang w:val="en-US"/>
+        </w:rPr>
+        <w:t xml:space="preserve"> ORDER BY field1, field2. </w:t>
+      </w:r>
+      <w:r>
+        <w:t>Порядок полей задаёт приоритет сортировки.</w:t>
+      </w:r>
+    </w:p>
+    <w:p>
+      <w:pPr>
+        <w:pStyle w:val="af3"/>
+        <w:numPr>
+          <w:ilvl w:val="0"/>
+          <w:numId w:val="5"/>
+        </w:numPr>
+      </w:pPr>
+      <w:r>
+        <w:t>Как осуществляется агрегация данных?</w:t>
+      </w:r>
+      <w:r>
+        <w:br/>
+        <w:t>С помощью функций SUM, COUNT, AVG и оператора GROUP BY.</w:t>
+      </w:r>
+    </w:p>
+    <w:p>
+      <w:pPr>
+        <w:pStyle w:val="af3"/>
+        <w:numPr>
+          <w:ilvl w:val="0"/>
+          <w:numId w:val="5"/>
+        </w:numPr>
+        <w:rPr>
+          <w:lang w:val="en-US"/>
+        </w:rPr>
+      </w:pPr>
+      <w:r>
+        <w:t>Как объединить атрибуты нескольких таблиц?</w:t>
+      </w:r>
+      <w:r>
+        <w:br/>
+        <w:t>С</w:t>
+      </w:r>
+      <w:r>
+        <w:rPr>
+          <w:lang w:val="en-US"/>
+        </w:rPr>
+        <w:t xml:space="preserve"> </w:t>
+      </w:r>
+      <w:r>
+        <w:t>помощью</w:t>
+      </w:r>
+      <w:r>
+        <w:rPr>
+          <w:lang w:val="en-US"/>
+        </w:rPr>
+        <w:t xml:space="preserve"> JOIN (</w:t>
+      </w:r>
+      <w:r>
+        <w:t>например</w:t>
+      </w:r>
+      <w:r>
+        <w:rPr>
+          <w:lang w:val="en-US"/>
+        </w:rPr>
+        <w:t>, INNER JOIN, LEFT JOIN).</w:t>
+      </w:r>
+    </w:p>
+    <w:p>
+      <w:pPr>
+        <w:pStyle w:val="af3"/>
+        <w:numPr>
+          <w:ilvl w:val="0"/>
+          <w:numId w:val="5"/>
+        </w:numPr>
+      </w:pPr>
+      <w:r>
+        <w:t>Как использовать вложенные запросы?</w:t>
+      </w:r>
+      <w:r>
+        <w:br/>
+        <w:t>Вставлять SELECT внутрь другого запроса (в FROM, WHERE или SELECT).</w:t>
+      </w:r>
+    </w:p>
+    <w:p>
+      <w:pPr>
+        <w:pStyle w:val="af3"/>
+        <w:numPr>
+          <w:ilvl w:val="0"/>
+          <w:numId w:val="5"/>
+        </w:numPr>
+      </w:pPr>
+      <w:r>
+        <w:t>Что такое временные таблицы?</w:t>
+      </w:r>
+      <w:r>
+        <w:br/>
+        <w:t>Это временные результаты запросов (например, через WITH), используемые внутри одного запроса.</w:t>
+      </w:r>
+    </w:p>
+    <w:p>
+      <w:pPr>
+        <w:pStyle w:val="af3"/>
+        <w:numPr>
+          <w:ilvl w:val="0"/>
+          <w:numId w:val="5"/>
+        </w:numPr>
+      </w:pPr>
+      <w:r>
+        <w:t>Что такое представление таблиц и как его создать?</w:t>
+      </w:r>
+      <w:r>
+        <w:br/>
+      </w:r>
+      <w:r>
+        <w:t xml:space="preserve">— это виртуальная таблица, основанная на результате запроса SELECT. В отличие от реальных таблиц, представление не хранит данные само по </w:t>
+      </w:r>
+      <w:r>
+        <w:lastRenderedPageBreak/>
+        <w:t>себе, а динамически отображает информацию из одной или нескольких таблиц базы данных при каждом обращении.</w:t>
+      </w:r>
+    </w:p>
+    <w:p>
+      <w:pPr>
+        <w:pStyle w:val="af1"/>
+      </w:pPr>
+      <w:bookmarkStart w:id="22" w:name="_Toc228437807"/>
+      <w:r>
+        <w:t>В</w:t>
+      </w:r>
+      <w:r>
+        <w:t>ыводы</w:t>
+      </w:r>
+      <w:bookmarkEnd w:id="22"/>
+    </w:p>
+    <w:p>
+      <w:pPr>
+        <w:pStyle w:val="af3"/>
+      </w:pPr>
+      <w:r>
+        <w:t xml:space="preserve">В ходе выполнения практической работы были изучены основные возможности работы с реляционными базами данных в среде </w:t>
+      </w:r>
+      <w:proofErr w:type="spellStart"/>
+      <w:r>
+        <w:t>Loginom</w:t>
+      </w:r>
+      <w:proofErr w:type="spellEnd"/>
+      <w:r>
+        <w:t xml:space="preserve"> с использованием языка SQL. Были рассмотрены операции выборки данных, фильтрации, сортировки и агрегации, а также методы объединения таблиц с помощью различных видов соединений, включая LEFT JOIN. Кроме того, были освоены более сложные конструкции, такие как вложенные запросы, временные таблицы (WITH) и создание представлений (VIEW).</w:t>
+      </w:r>
+    </w:p>
+    <w:p>
+      <w:pPr>
+        <w:pStyle w:val="af3"/>
+      </w:pPr>
+      <w:r>
+        <w:t>В процессе выполнения самостоятельных заданий были получены практические навыки написания SQL-запросов для анализа данных: извлечение информации о заказах, формирование меню, расчет доходов и определение наиболее продаваемых товаров. Также была закреплена работа с датами, строками и агрегатными функциями.</w:t>
+      </w:r>
+    </w:p>
+    <w:p>
+      <w:pPr>
+        <w:pStyle w:val="af3"/>
+      </w:pPr>
+      <w:r>
+        <w:t>Таким образом, в результате выполнения работы были сформированы навыки построения запросов различной сложности, анализа данных и работы с базами данных, что является важной основой для решения задач в области анализа данных и информационных систем.</w:t>
+      </w:r>
+    </w:p>
+    <w:p>
+      <w:pPr>
+        <w:pStyle w:val="af3"/>
+      </w:pPr>
+    </w:p>
     <w:sectPr>
-      <w:footerReference w:type="default" r:id="rId29"/>
+      <w:footerReference w:type="default" r:id="rId59"/>
       <w:pgSz w:w="11906" w:h="16838"/>
       <w:pgMar w:top="1134" w:right="850" w:bottom="1134" w:left="1701" w:header="720" w:footer="720" w:gutter="0"/>
       <w:cols w:space="720"/>
@@ -3717,6 +6255,119 @@
     </w:lvl>
   </w:abstractNum>
   <w:abstractNum w:abstractNumId="3" w15:restartNumberingAfterBreak="0">
+    <w:nsid w:val="68FC6C24"/>
+    <w:multiLevelType w:val="multilevel"/>
+    <w:tmpl w:val="BA667920"/>
+    <w:lvl w:ilvl="0">
+      <w:start w:val="1"/>
+      <w:numFmt w:val="decimal"/>
+      <w:lvlText w:val="%1."/>
+      <w:lvlJc w:val="left"/>
+      <w:pPr>
+        <w:tabs>
+          <w:tab w:val="num" w:pos="720"/>
+        </w:tabs>
+        <w:ind w:left="720" w:hanging="360"/>
+      </w:pPr>
+    </w:lvl>
+    <w:lvl w:ilvl="1" w:tentative="1">
+      <w:start w:val="1"/>
+      <w:numFmt w:val="decimal"/>
+      <w:lvlText w:val="%2."/>
+      <w:lvlJc w:val="left"/>
+      <w:pPr>
+        <w:tabs>
+          <w:tab w:val="num" w:pos="1440"/>
+        </w:tabs>
+        <w:ind w:left="1440" w:hanging="360"/>
+      </w:pPr>
+    </w:lvl>
+    <w:lvl w:ilvl="2" w:tentative="1">
+      <w:start w:val="1"/>
+      <w:numFmt w:val="decimal"/>
+      <w:lvlText w:val="%3."/>
+      <w:lvlJc w:val="left"/>
+      <w:pPr>
+        <w:tabs>
+          <w:tab w:val="num" w:pos="2160"/>
+        </w:tabs>
+        <w:ind w:left="2160" w:hanging="360"/>
+      </w:pPr>
+    </w:lvl>
+    <w:lvl w:ilvl="3" w:tentative="1">
+      <w:start w:val="1"/>
+      <w:numFmt w:val="decimal"/>
+      <w:lvlText w:val="%4."/>
+      <w:lvlJc w:val="left"/>
+      <w:pPr>
+        <w:tabs>
+          <w:tab w:val="num" w:pos="2880"/>
+        </w:tabs>
+        <w:ind w:left="2880" w:hanging="360"/>
+      </w:pPr>
+    </w:lvl>
+    <w:lvl w:ilvl="4" w:tentative="1">
+      <w:start w:val="1"/>
+      <w:numFmt w:val="decimal"/>
+      <w:lvlText w:val="%5."/>
+      <w:lvlJc w:val="left"/>
+      <w:pPr>
+        <w:tabs>
+          <w:tab w:val="num" w:pos="3600"/>
+        </w:tabs>
+        <w:ind w:left="3600" w:hanging="360"/>
+      </w:pPr>
+    </w:lvl>
+    <w:lvl w:ilvl="5" w:tentative="1">
+      <w:start w:val="1"/>
+      <w:numFmt w:val="decimal"/>
+      <w:lvlText w:val="%6."/>
+      <w:lvlJc w:val="left"/>
+      <w:pPr>
+        <w:tabs>
+          <w:tab w:val="num" w:pos="4320"/>
+        </w:tabs>
+        <w:ind w:left="4320" w:hanging="360"/>
+      </w:pPr>
+    </w:lvl>
+    <w:lvl w:ilvl="6" w:tentative="1">
+      <w:start w:val="1"/>
+      <w:numFmt w:val="decimal"/>
+      <w:lvlText w:val="%7."/>
+      <w:lvlJc w:val="left"/>
+      <w:pPr>
+        <w:tabs>
+          <w:tab w:val="num" w:pos="5040"/>
+        </w:tabs>
+        <w:ind w:left="5040" w:hanging="360"/>
+      </w:pPr>
+    </w:lvl>
+    <w:lvl w:ilvl="7" w:tentative="1">
+      <w:start w:val="1"/>
+      <w:numFmt w:val="decimal"/>
+      <w:lvlText w:val="%8."/>
+      <w:lvlJc w:val="left"/>
+      <w:pPr>
+        <w:tabs>
+          <w:tab w:val="num" w:pos="5760"/>
+        </w:tabs>
+        <w:ind w:left="5760" w:hanging="360"/>
+      </w:pPr>
+    </w:lvl>
+    <w:lvl w:ilvl="8" w:tentative="1">
+      <w:start w:val="1"/>
+      <w:numFmt w:val="decimal"/>
+      <w:lvlText w:val="%9."/>
+      <w:lvlJc w:val="left"/>
+      <w:pPr>
+        <w:tabs>
+          <w:tab w:val="num" w:pos="6480"/>
+        </w:tabs>
+        <w:ind w:left="6480" w:hanging="360"/>
+      </w:pPr>
+    </w:lvl>
+  </w:abstractNum>
+  <w:abstractNum w:abstractNumId="4" w15:restartNumberingAfterBreak="0">
     <w:nsid w:val="739148BB"/>
     <w:multiLevelType w:val="multilevel"/>
     <w:tmpl w:val="006CABA4"/>
@@ -3866,7 +6517,7 @@
     </w:lvl>
   </w:abstractNum>
   <w:num w:numId="1" w16cid:durableId="389691356">
-    <w:abstractNumId w:val="3"/>
+    <w:abstractNumId w:val="4"/>
   </w:num>
   <w:num w:numId="2" w16cid:durableId="431819702">
     <w:abstractNumId w:val="2"/>
@@ -3876,6 +6527,9 @@
   </w:num>
   <w:num w:numId="4" w16cid:durableId="2134058160">
     <w:abstractNumId w:val="0"/>
+  </w:num>
+  <w:num w:numId="5" w16cid:durableId="725297904">
+    <w:abstractNumId w:val="3"/>
   </w:num>
 </w:numbering>
 </file>
@@ -4490,6 +7144,7 @@
   <w:style w:type="character" w:default="1" w:styleId="a0">
     <w:name w:val="Default Paragraph Font"/>
     <w:uiPriority w:val="1"/>
+    <w:semiHidden/>
     <w:unhideWhenUsed/>
   </w:style>
   <w:style w:type="table" w:default="1" w:styleId="a1">

--- a/2026/Рабочая тетрадь 6.docx
+++ b/2026/Рабочая тетрадь 6.docx
@@ -574,7 +574,6 @@
                 <w14:ligatures w14:val="none"/>
               </w:rPr>
             </w:pPr>
-            <w:proofErr w:type="spellStart"/>
             <w:r>
               <w:rPr>
                 <w:rFonts w:ascii="Times New Roman" w:eastAsia="Times New Roman" w:hAnsi="Times New Roman" w:cs="Times New Roman"/>
@@ -585,35 +584,8 @@
                 <w:lang w:val="en-US" w:eastAsia="zh-CN"/>
                 <w14:ligatures w14:val="none"/>
               </w:rPr>
-              <w:t>по</w:t>
-            </w:r>
-            <w:proofErr w:type="spellEnd"/>
-            <w:r>
-              <w:rPr>
-                <w:rFonts w:ascii="Times New Roman" w:eastAsia="Times New Roman" w:hAnsi="Times New Roman" w:cs="Times New Roman"/>
-                <w:b/>
-                <w:kern w:val="0"/>
-                <w:sz w:val="24"/>
-                <w:szCs w:val="24"/>
-                <w:lang w:val="en-US" w:eastAsia="zh-CN"/>
-                <w14:ligatures w14:val="none"/>
-              </w:rPr>
-              <w:t xml:space="preserve"> </w:t>
-            </w:r>
-            <w:proofErr w:type="spellStart"/>
-            <w:r>
-              <w:rPr>
-                <w:rFonts w:ascii="Times New Roman" w:eastAsia="Times New Roman" w:hAnsi="Times New Roman" w:cs="Times New Roman"/>
-                <w:b/>
-                <w:kern w:val="0"/>
-                <w:sz w:val="24"/>
-                <w:szCs w:val="24"/>
-                <w:lang w:val="en-US" w:eastAsia="zh-CN"/>
-                <w14:ligatures w14:val="none"/>
-              </w:rPr>
-              <w:t>дисциплине</w:t>
-            </w:r>
-            <w:proofErr w:type="spellEnd"/>
+              <w:t>по дисциплине</w:t>
+            </w:r>
           </w:p>
         </w:tc>
       </w:tr>
@@ -1078,7 +1050,6 @@
                 <w14:ligatures w14:val="none"/>
               </w:rPr>
             </w:pPr>
-            <w:proofErr w:type="spellStart"/>
             <w:r>
               <w:rPr>
                 <w:rFonts w:ascii="Times New Roman" w:eastAsia="Times New Roman" w:hAnsi="Times New Roman" w:cs="Times New Roman"/>
@@ -1090,7 +1061,6 @@
               </w:rPr>
               <w:t>Работ</w:t>
             </w:r>
-            <w:proofErr w:type="spellEnd"/>
             <w:r>
               <w:rPr>
                 <w:rFonts w:ascii="Times New Roman" w:eastAsia="Times New Roman" w:hAnsi="Times New Roman" w:cs="Times New Roman"/>
@@ -1111,21 +1081,8 @@
                 <w:lang w:val="en-US" w:eastAsia="zh-CN"/>
                 <w14:ligatures w14:val="none"/>
               </w:rPr>
-              <w:t xml:space="preserve"> </w:t>
-            </w:r>
-            <w:proofErr w:type="spellStart"/>
-            <w:r>
-              <w:rPr>
-                <w:rFonts w:ascii="Times New Roman" w:eastAsia="Times New Roman" w:hAnsi="Times New Roman" w:cs="Times New Roman"/>
-                <w:kern w:val="0"/>
-                <w:sz w:val="24"/>
-                <w:szCs w:val="24"/>
-                <w:lang w:val="en-US" w:eastAsia="zh-CN"/>
-                <w14:ligatures w14:val="none"/>
-              </w:rPr>
-              <w:t>выполнен</w:t>
-            </w:r>
-            <w:proofErr w:type="spellEnd"/>
+              <w:t xml:space="preserve"> выполнен</w:t>
+            </w:r>
             <w:r>
               <w:rPr>
                 <w:rFonts w:ascii="Times New Roman" w:eastAsia="Times New Roman" w:hAnsi="Times New Roman" w:cs="Times New Roman"/>
@@ -1175,10 +1132,10 @@
                 <w:kern w:val="0"/>
                 <w:sz w:val="24"/>
                 <w:szCs w:val="24"/>
-                <w:lang w:val="en-US" w:eastAsia="zh-CN"/>
+                <w:lang w:eastAsia="zh-CN"/>
                 <w14:ligatures w14:val="none"/>
               </w:rPr>
-              <w:t>30</w:t>
+              <w:t>14</w:t>
             </w:r>
             <w:r>
               <w:rPr>
@@ -1211,7 +1168,7 @@
                 <w:lang w:eastAsia="zh-CN"/>
                 <w14:ligatures w14:val="none"/>
               </w:rPr>
-              <w:t>апреля</w:t>
+              <w:t>мая</w:t>
             </w:r>
             <w:r>
               <w:rPr>
@@ -1546,18 +1503,18 @@
         </w:rPr>
       </w:pPr>
     </w:p>
-    <w:bookmarkStart w:id="1" w:name="_Toc66891486" w:displacedByCustomXml="next"/>
-    <w:bookmarkStart w:id="2" w:name="_Toc53328358" w:displacedByCustomXml="next"/>
-    <w:bookmarkStart w:id="3" w:name="_Toc53328297" w:displacedByCustomXml="next"/>
-    <w:bookmarkStart w:id="4" w:name="_Toc53328273" w:displacedByCustomXml="next"/>
-    <w:bookmarkStart w:id="5" w:name="_Toc32824513" w:displacedByCustomXml="next"/>
-    <w:bookmarkStart w:id="6" w:name="_Toc51944867" w:displacedByCustomXml="next"/>
-    <w:bookmarkStart w:id="7" w:name="_Toc66911088" w:displacedByCustomXml="next"/>
-    <w:bookmarkStart w:id="8" w:name="_Toc66911534" w:displacedByCustomXml="next"/>
-    <w:bookmarkStart w:id="9" w:name="_Toc66911612" w:displacedByCustomXml="next"/>
-    <w:bookmarkStart w:id="10" w:name="_Toc66911821" w:displacedByCustomXml="next"/>
-    <w:bookmarkStart w:id="11" w:name="_Toc70075743" w:displacedByCustomXml="next"/>
-    <w:bookmarkStart w:id="12" w:name="_Toc228437797" w:displacedByCustomXml="next"/>
+    <w:bookmarkStart w:id="1" w:name="_Toc228437797" w:displacedByCustomXml="next"/>
+    <w:bookmarkStart w:id="2" w:name="_Toc70075743" w:displacedByCustomXml="next"/>
+    <w:bookmarkStart w:id="3" w:name="_Toc66911821" w:displacedByCustomXml="next"/>
+    <w:bookmarkStart w:id="4" w:name="_Toc66911612" w:displacedByCustomXml="next"/>
+    <w:bookmarkStart w:id="5" w:name="_Toc66911534" w:displacedByCustomXml="next"/>
+    <w:bookmarkStart w:id="6" w:name="_Toc66911088" w:displacedByCustomXml="next"/>
+    <w:bookmarkStart w:id="7" w:name="_Toc51944867" w:displacedByCustomXml="next"/>
+    <w:bookmarkStart w:id="8" w:name="_Toc32824513" w:displacedByCustomXml="next"/>
+    <w:bookmarkStart w:id="9" w:name="_Toc53328273" w:displacedByCustomXml="next"/>
+    <w:bookmarkStart w:id="10" w:name="_Toc53328297" w:displacedByCustomXml="next"/>
+    <w:bookmarkStart w:id="11" w:name="_Toc53328358" w:displacedByCustomXml="next"/>
+    <w:bookmarkStart w:id="12" w:name="_Toc66891486" w:displacedByCustomXml="next"/>
     <w:sdt>
       <w:sdtPr>
         <w:rPr>
@@ -2364,7 +2321,6 @@
         </w:rPr>
         <w:t xml:space="preserve">базам данных в </w:t>
       </w:r>
-      <w:proofErr w:type="spellStart"/>
       <w:r>
         <w:rPr>
           <w:rFonts w:ascii="Times New Roman" w:eastAsia="SimSun" w:hAnsi="Times New Roman" w:cs="Times New Roman"/>
@@ -2376,7 +2332,6 @@
         </w:rPr>
         <w:t>loginom</w:t>
       </w:r>
-      <w:proofErr w:type="spellEnd"/>
     </w:p>
     <w:p>
       <w:pPr>
@@ -2409,49 +2364,7 @@
         <w:rPr>
           <w:rStyle w:val="af4"/>
         </w:rPr>
-        <w:t xml:space="preserve">В ходе выполнения практического задания №1 в </w:t>
-      </w:r>
-      <w:proofErr w:type="spellStart"/>
-      <w:r>
-        <w:rPr>
-          <w:rStyle w:val="af4"/>
-        </w:rPr>
-        <w:t>Loginom</w:t>
-      </w:r>
-      <w:proofErr w:type="spellEnd"/>
-      <w:r>
-        <w:rPr>
-          <w:rStyle w:val="af4"/>
-        </w:rPr>
-        <w:t xml:space="preserve"> был добавлен компонент импорта данных из базы данных. В настройках узла был выбран режим выполнения SQL-запроса. Был составлен запрос к таблице </w:t>
-      </w:r>
-      <w:proofErr w:type="spellStart"/>
-      <w:r>
-        <w:rPr>
-          <w:rStyle w:val="af4"/>
-        </w:rPr>
-        <w:t>InvoiceLine</w:t>
-      </w:r>
-      <w:proofErr w:type="spellEnd"/>
-      <w:r>
-        <w:rPr>
-          <w:rStyle w:val="af4"/>
-        </w:rPr>
-        <w:t xml:space="preserve">, в котором выбраны идентификаторы строк чеков, номера заказов, номера треков, цена, количество и рассчитано новое поле </w:t>
-      </w:r>
-      <w:proofErr w:type="spellStart"/>
-      <w:r>
-        <w:rPr>
-          <w:rStyle w:val="af4"/>
-        </w:rPr>
-        <w:t>TotalPrice</w:t>
-      </w:r>
-      <w:proofErr w:type="spellEnd"/>
-      <w:r>
-        <w:rPr>
-          <w:rStyle w:val="af4"/>
-        </w:rPr>
-        <w:t>. После выполнения узла в быстром просмотре был получен набор данных с рассчитанной стоимостью каждой строки заказа</w:t>
+        <w:t>В ходе выполнения практического задания №1 в Loginom был добавлен компонент импорта данных из базы данных. В настройках узла был выбран режим выполнения SQL-запроса. Был составлен запрос к таблице InvoiceLine, в котором выбраны идентификаторы строк чеков, номера заказов, номера треков, цена, количество и рассчитано новое поле TotalPrice. После выполнения узла в быстром просмотре был получен набор данных с рассчитанной стоимостью каждой строки заказа</w:t>
       </w:r>
       <w:r>
         <w:t>.</w:t>
@@ -2610,31 +2523,7 @@
         <w:pStyle w:val="af3"/>
       </w:pPr>
       <w:r>
-        <w:t xml:space="preserve">В ходе выполнения практического задания №2 был создан SQL-запрос к таблице Track с использованием оператора WHERE. В запросе были заданы условия фильтрации: поиск композитора через LIKE, ограничение длительности трека через BETWEEN и ограничение размера файла через сравнение </w:t>
-      </w:r>
-      <w:proofErr w:type="spellStart"/>
-      <w:r>
-        <w:t>Bytes</w:t>
-      </w:r>
-      <w:proofErr w:type="spellEnd"/>
-      <w:r>
-        <w:t xml:space="preserve"> </w:t>
-      </w:r>
-      <w:proofErr w:type="gramStart"/>
-      <w:r>
-        <w:t>&lt; 10000000</w:t>
-      </w:r>
-      <w:proofErr w:type="gramEnd"/>
-      <w:r>
-        <w:t xml:space="preserve">. После выполнения запроса в </w:t>
-      </w:r>
-      <w:proofErr w:type="spellStart"/>
-      <w:r>
-        <w:t>Loginom</w:t>
-      </w:r>
-      <w:proofErr w:type="spellEnd"/>
-      <w:r>
-        <w:t xml:space="preserve"> был получен отфильтрованный набор данных из трёх записей, соответствующих заданным условиям.</w:t>
+        <w:t>В ходе выполнения практического задания №2 был создан SQL-запрос к таблице Track с использованием оператора WHERE. В запросе были заданы условия фильтрации: поиск композитора через LIKE, ограничение длительности трека через BETWEEN и ограничение размера файла через сравнение Bytes &lt; 10000000. После выполнения запроса в Loginom был получен отфильтрованный набор данных из трёх записей, соответствующих заданным условиям.</w:t>
       </w:r>
     </w:p>
     <w:p>
@@ -2807,31 +2696,7 @@
         <w:pStyle w:val="af3"/>
       </w:pPr>
       <w:r>
-        <w:t xml:space="preserve">В ходе выполнения практического задания №3 был создан SQL-запрос к таблице Track. В запросе была выполнена фильтрация записей по длительности трека и размеру файла. Для сортировки результата использовался оператор ORDER BY: сначала записи были упорядочены по размеру файла </w:t>
-      </w:r>
-      <w:proofErr w:type="spellStart"/>
-      <w:r>
-        <w:t>BytesSize</w:t>
-      </w:r>
-      <w:proofErr w:type="spellEnd"/>
-      <w:r>
-        <w:t xml:space="preserve"> по возрастанию, затем по длительности </w:t>
-      </w:r>
-      <w:proofErr w:type="spellStart"/>
-      <w:r>
-        <w:t>LengthTimeMs</w:t>
-      </w:r>
-      <w:proofErr w:type="spellEnd"/>
-      <w:r>
-        <w:t xml:space="preserve"> по убыванию. После выполнения узла в </w:t>
-      </w:r>
-      <w:proofErr w:type="spellStart"/>
-      <w:r>
-        <w:t>Loginom</w:t>
-      </w:r>
-      <w:proofErr w:type="spellEnd"/>
-      <w:r>
-        <w:t xml:space="preserve"> был получен отсортированный набор данных.</w:t>
+        <w:t>В ходе выполнения практического задания №3 был создан SQL-запрос к таблице Track. В запросе была выполнена фильтрация записей по длительности трека и размеру файла. Для сортировки результата использовался оператор ORDER BY: сначала записи были упорядочены по размеру файла BytesSize по возрастанию, затем по длительности LengthTimeMs по убыванию. После выполнения узла в Loginom был получен отсортированный набор данных.</w:t>
       </w:r>
     </w:p>
     <w:p>
@@ -2997,31 +2862,7 @@
         <w:pStyle w:val="af3"/>
       </w:pPr>
       <w:r>
-        <w:t xml:space="preserve">В ходе выполнения практического задания №4 был составлен SQL-запрос с использованием агрегирующих функций. Данные из таблицы </w:t>
-      </w:r>
-      <w:proofErr w:type="spellStart"/>
-      <w:r>
-        <w:t>InvoiceLine</w:t>
-      </w:r>
-      <w:proofErr w:type="spellEnd"/>
-      <w:r>
-        <w:t xml:space="preserve"> были сгруппированы по номеру заказа </w:t>
-      </w:r>
-      <w:proofErr w:type="spellStart"/>
-      <w:r>
-        <w:t>InvoiceId</w:t>
-      </w:r>
-      <w:proofErr w:type="spellEnd"/>
-      <w:r>
-        <w:t xml:space="preserve">. Для каждого заказа была рассчитана итоговая сумма покупки с помощью функции SUM, а также количество купленных треков с помощью функции COUNT. Итоговая сумма была округлена до двух знаков после запятой функцией ROUND. После выполнения запроса в </w:t>
-      </w:r>
-      <w:proofErr w:type="spellStart"/>
-      <w:r>
-        <w:t>Loginom</w:t>
-      </w:r>
-      <w:proofErr w:type="spellEnd"/>
-      <w:r>
-        <w:t xml:space="preserve"> был получен набор данных с итогами по каждому заказу.</w:t>
+        <w:t>В ходе выполнения практического задания №4 был составлен SQL-запрос с использованием агрегирующих функций. Данные из таблицы InvoiceLine были сгруппированы по номеру заказа InvoiceId. Для каждого заказа была рассчитана итоговая сумма покупки с помощью функции SUM, а также количество купленных треков с помощью функции COUNT. Итоговая сумма была округлена до двух знаков после запятой функцией ROUND. После выполнения запроса в Loginom был получен набор данных с итогами по каждому заказу.</w:t>
       </w:r>
     </w:p>
     <w:p>
@@ -3188,63 +3029,7 @@
         <w:pStyle w:val="af3"/>
       </w:pPr>
       <w:r>
-        <w:t xml:space="preserve">В ходе выполнения практического задания №5 были рассмотрены способы объединения таблиц с использованием оператора JOIN. На первом этапе была выполнена простая операция соединения таблиц </w:t>
-      </w:r>
-      <w:proofErr w:type="spellStart"/>
-      <w:r>
-        <w:t>Album</w:t>
-      </w:r>
-      <w:proofErr w:type="spellEnd"/>
-      <w:r>
-        <w:t xml:space="preserve"> и </w:t>
-      </w:r>
-      <w:proofErr w:type="spellStart"/>
-      <w:r>
-        <w:t>Artist</w:t>
-      </w:r>
-      <w:proofErr w:type="spellEnd"/>
-      <w:r>
-        <w:t xml:space="preserve"> для получения имени исполнителя. Далее был составлен более сложный запрос, в котором таблица Track была объединена с таблицами </w:t>
-      </w:r>
-      <w:proofErr w:type="spellStart"/>
-      <w:r>
-        <w:t>Album</w:t>
-      </w:r>
-      <w:proofErr w:type="spellEnd"/>
-      <w:r>
-        <w:t xml:space="preserve">, </w:t>
-      </w:r>
-      <w:proofErr w:type="spellStart"/>
-      <w:r>
-        <w:t>Artist</w:t>
-      </w:r>
-      <w:proofErr w:type="spellEnd"/>
-      <w:r>
-        <w:t xml:space="preserve">, </w:t>
-      </w:r>
-      <w:proofErr w:type="spellStart"/>
-      <w:r>
-        <w:t>Genre</w:t>
-      </w:r>
-      <w:proofErr w:type="spellEnd"/>
-      <w:r>
-        <w:t xml:space="preserve"> и </w:t>
-      </w:r>
-      <w:proofErr w:type="spellStart"/>
-      <w:r>
-        <w:t>MediaType</w:t>
-      </w:r>
-      <w:proofErr w:type="spellEnd"/>
-      <w:r>
-        <w:t xml:space="preserve"> с использованием LEFT JOIN. Применение LEFT JOIN позволило сохранить все записи из основной таблицы Track даже в случае отсутствия соответствующих данных в присоединяемых таблицах. В заключительной части тот же запрос был переписан с использованием временной таблицы через WITH, что упростило структуру запроса. В результате выполнения запросов в </w:t>
-      </w:r>
-      <w:proofErr w:type="spellStart"/>
-      <w:r>
-        <w:t>Loginom</w:t>
-      </w:r>
-      <w:proofErr w:type="spellEnd"/>
-      <w:r>
-        <w:t xml:space="preserve"> была получена полная таблица с информацией о треках, альбомах, исполнителях, жанрах и типах медиа.</w:t>
+        <w:t>В ходе выполнения практического задания №5 были рассмотрены способы объединения таблиц с использованием оператора JOIN. На первом этапе была выполнена простая операция соединения таблиц Album и Artist для получения имени исполнителя. Далее был составлен более сложный запрос, в котором таблица Track была объединена с таблицами Album, Artist, Genre и MediaType с использованием LEFT JOIN. Применение LEFT JOIN позволило сохранить все записи из основной таблицы Track даже в случае отсутствия соответствующих данных в присоединяемых таблицах. В заключительной части тот же запрос был переписан с использованием временной таблицы через WITH, что упростило структуру запроса. В результате выполнения запросов в Loginom была получена полная таблица с информацией о треках, альбомах, исполнителях, жанрах и типах медиа.</w:t>
       </w:r>
     </w:p>
     <w:p>
@@ -3822,15 +3607,7 @@
       </w:r>
       <w:r>
         <w:tab/>
-        <w:t xml:space="preserve">Получите список всех имен таблиц и их запросов из таблицы </w:t>
-      </w:r>
-      <w:proofErr w:type="spellStart"/>
-      <w:r>
-        <w:t>sqlite_schema</w:t>
-      </w:r>
-      <w:proofErr w:type="spellEnd"/>
-      <w:r>
-        <w:t>.</w:t>
+        <w:t>Получите список всех имен таблиц и их запросов из таблицы sqlite_schema.</w:t>
       </w:r>
     </w:p>
     <w:p>
@@ -4057,23 +3834,7 @@
       </w:r>
       <w:r>
         <w:tab/>
-        <w:t>Покажите какие пиццы являются или вегетарианскими (“</w:t>
-      </w:r>
-      <w:proofErr w:type="spellStart"/>
-      <w:r>
-        <w:t>Veggie</w:t>
-      </w:r>
-      <w:proofErr w:type="spellEnd"/>
-      <w:r>
-        <w:t>”) или куриными (“</w:t>
-      </w:r>
-      <w:proofErr w:type="spellStart"/>
-      <w:r>
-        <w:t>Chicken</w:t>
-      </w:r>
-      <w:proofErr w:type="spellEnd"/>
-      <w:r>
-        <w:t>”). Также укажите перечень ингредиентов.</w:t>
+        <w:t>Покажите какие пиццы являются или вегетарианскими (“Veggie”) или куриными (“Chicken”). Также укажите перечень ингредиентов.</w:t>
       </w:r>
     </w:p>
     <w:p>
@@ -4385,47 +4146,11 @@
         <w:tab/>
         <w:t xml:space="preserve">Выведите номера заказов в порядке убывания количества купленных пицц. </w:t>
       </w:r>
-      <w:proofErr w:type="spellStart"/>
       <w:r>
         <w:rPr>
           <w:lang w:val="en-US"/>
         </w:rPr>
-        <w:t>Ограничьте</w:t>
-      </w:r>
-      <w:proofErr w:type="spellEnd"/>
-      <w:r>
-        <w:rPr>
-          <w:lang w:val="en-US"/>
-        </w:rPr>
-        <w:t xml:space="preserve"> </w:t>
-      </w:r>
-      <w:proofErr w:type="spellStart"/>
-      <w:r>
-        <w:rPr>
-          <w:lang w:val="en-US"/>
-        </w:rPr>
-        <w:t>вывод</w:t>
-      </w:r>
-      <w:proofErr w:type="spellEnd"/>
-      <w:r>
-        <w:rPr>
-          <w:lang w:val="en-US"/>
-        </w:rPr>
-        <w:t xml:space="preserve"> 10-ю </w:t>
-      </w:r>
-      <w:proofErr w:type="spellStart"/>
-      <w:r>
-        <w:rPr>
-          <w:lang w:val="en-US"/>
-        </w:rPr>
-        <w:t>заказами</w:t>
-      </w:r>
-      <w:proofErr w:type="spellEnd"/>
-      <w:r>
-        <w:rPr>
-          <w:lang w:val="en-US"/>
-        </w:rPr>
-        <w:t>.</w:t>
+        <w:t>Ограничьте вывод 10-ю заказами.</w:t>
       </w:r>
     </w:p>
     <w:p>
@@ -4522,15 +4247,7 @@
       </w:r>
       <w:r>
         <w:tab/>
-        <w:t xml:space="preserve">Получите дату и время </w:t>
-      </w:r>
-      <w:proofErr w:type="gramStart"/>
-      <w:r>
-        <w:t>10-ти</w:t>
-      </w:r>
-      <w:proofErr w:type="gramEnd"/>
-      <w:r>
-        <w:t xml:space="preserve"> заказов, в которых было куплено больше всего пицц. Упорядочьте записи по убыванию количества купленных позиций, по возрастанию даты и затем времени в лексикографическом порядке.</w:t>
+        <w:t>Получите дату и время 10-ти заказов, в которых было куплено больше всего пицц. Упорядочьте записи по убыванию количества купленных позиций, по возрастанию даты и затем времени в лексикографическом порядке.</w:t>
       </w:r>
     </w:p>
     <w:p>
@@ -4730,20 +4447,7 @@
       </w:r>
       <w:r>
         <w:tab/>
-        <w:t>Выведите количество раз, когда каждая позиция меню (пицца и размер) была куплена не в единственном экземпляре (</w:t>
-      </w:r>
-      <w:proofErr w:type="spellStart"/>
-      <w:proofErr w:type="gramStart"/>
-      <w:r>
-        <w:t>quantity</w:t>
-      </w:r>
-      <w:proofErr w:type="spellEnd"/>
-      <w:r>
-        <w:t xml:space="preserve"> !</w:t>
-      </w:r>
-      <w:proofErr w:type="gramEnd"/>
-      <w:r>
-        <w:t>= 1) за весь промежуток времени.</w:t>
+        <w:t>Выведите количество раз, когда каждая позиция меню (пицца и размер) была куплена не в единственном экземпляре (quantity != 1) за весь промежуток времени.</w:t>
       </w:r>
     </w:p>
     <w:p>
@@ -4791,6 +4495,9 @@
         </w:drawing>
       </w:r>
       <w:r>
+        <w:rPr>
+          <w:lang w:val="ru-RU"/>
+        </w:rPr>
         <w:t xml:space="preserve"> </w:t>
       </w:r>
       <w:r>
@@ -4844,15 +4551,7 @@
       </w:r>
       <w:r>
         <w:lastRenderedPageBreak/>
-        <w:t>столбцами выведите дату покупки и время покупки, а также полную стоимость позиции, исходя из расчета на количество купленных товаров (</w:t>
-      </w:r>
-      <w:proofErr w:type="spellStart"/>
-      <w:r>
-        <w:t>total_price</w:t>
-      </w:r>
-      <w:proofErr w:type="spellEnd"/>
-      <w:r>
-        <w:t>).</w:t>
+        <w:t>столбцами выведите дату покупки и время покупки, а также полную стоимость позиции, исходя из расчета на количество купленных товаров (total_price).</w:t>
       </w:r>
     </w:p>
     <w:p>
@@ -4900,6 +4599,9 @@
         </w:drawing>
       </w:r>
       <w:r>
+        <w:rPr>
+          <w:lang w:val="ru-RU"/>
+        </w:rPr>
         <w:t xml:space="preserve"> </w:t>
       </w:r>
       <w:r>
@@ -4949,15 +4651,7 @@
       </w:r>
       <w:r>
         <w:tab/>
-        <w:t>На полученную таблицу из задания 11 создайте представление с помощью команды CREATE VIEW "</w:t>
-      </w:r>
-      <w:proofErr w:type="spellStart"/>
-      <w:r>
-        <w:t>новое_имя_представления</w:t>
-      </w:r>
-      <w:proofErr w:type="spellEnd"/>
-      <w:r>
-        <w:t>" AS ("ваш запрос").</w:t>
+        <w:t>На полученную таблицу из задания 11 создайте представление с помощью команды CREATE VIEW "новое_имя_представления" AS ("ваш запрос").</w:t>
       </w:r>
     </w:p>
     <w:p>
@@ -5006,6 +4700,9 @@
         </w:drawing>
       </w:r>
       <w:r>
+        <w:rPr>
+          <w:lang w:val="ru-RU"/>
+        </w:rPr>
         <w:t xml:space="preserve"> </w:t>
       </w:r>
       <w:r>
@@ -5153,23 +4850,7 @@
       </w:r>
       <w:r>
         <w:tab/>
-        <w:t xml:space="preserve">Пиццы какого размера продавались больше всего за </w:t>
-      </w:r>
-      <w:proofErr w:type="gramStart"/>
-      <w:r>
-        <w:t>3-ий</w:t>
-      </w:r>
-      <w:proofErr w:type="gramEnd"/>
-      <w:r>
-        <w:t xml:space="preserve"> и за </w:t>
-      </w:r>
-      <w:proofErr w:type="gramStart"/>
-      <w:r>
-        <w:t>4-ый</w:t>
-      </w:r>
-      <w:proofErr w:type="gramEnd"/>
-      <w:r>
-        <w:t xml:space="preserve"> квартал 2015 года?</w:t>
+        <w:t>Пиццы какого размера продавались больше всего за 3-ий и за 4-ый квартал 2015 года?</w:t>
       </w:r>
     </w:p>
     <w:p>
@@ -5380,15 +5061,7 @@
       </w:r>
       <w:r>
         <w:lastRenderedPageBreak/>
-        <w:t xml:space="preserve">OLAP — для аналитики и сложных запросов, встраиваемые — легкие БД (например, </w:t>
-      </w:r>
-      <w:proofErr w:type="spellStart"/>
-      <w:r>
-        <w:t>SQLite</w:t>
-      </w:r>
-      <w:proofErr w:type="spellEnd"/>
-      <w:r>
-        <w:t>), работают внутри приложения.</w:t>
+        <w:t>OLAP — для аналитики и сложных запросов, встраиваемые — легкие БД (например, SQLite), работают внутри приложения.</w:t>
       </w:r>
     </w:p>
     <w:p>
@@ -5404,15 +5077,7 @@
       </w:r>
       <w:r>
         <w:br/>
-        <w:t>Через указание пути к файлу базы данных (например, .</w:t>
-      </w:r>
-      <w:proofErr w:type="spellStart"/>
-      <w:r>
-        <w:t>db</w:t>
-      </w:r>
-      <w:proofErr w:type="spellEnd"/>
-      <w:r>
-        <w:t>) без подключения к серверу.</w:t>
+        <w:t>Через указание пути к файлу базы данных (например, .db) без подключения к серверу.</w:t>
       </w:r>
     </w:p>
     <w:p>
@@ -5635,15 +5300,7 @@
         <w:pStyle w:val="af3"/>
       </w:pPr>
       <w:r>
-        <w:t xml:space="preserve">В ходе выполнения практической работы были изучены основные возможности работы с реляционными базами данных в среде </w:t>
-      </w:r>
-      <w:proofErr w:type="spellStart"/>
-      <w:r>
-        <w:t>Loginom</w:t>
-      </w:r>
-      <w:proofErr w:type="spellEnd"/>
-      <w:r>
-        <w:t xml:space="preserve"> с использованием языка SQL. Были рассмотрены операции выборки данных, фильтрации, сортировки и агрегации, а также методы объединения таблиц с помощью различных видов соединений, включая LEFT JOIN. Кроме того, были освоены более сложные конструкции, такие как вложенные запросы, временные таблицы (WITH) и создание представлений (VIEW).</w:t>
+        <w:t>В ходе выполнения практической работы были изучены основные возможности работы с реляционными базами данных в среде Loginom с использованием языка SQL. Были рассмотрены операции выборки данных, фильтрации, сортировки и агрегации, а также методы объединения таблиц с помощью различных видов соединений, включая LEFT JOIN. Кроме того, были освоены более сложные конструкции, такие как вложенные запросы, временные таблицы (WITH) и создание представлений (VIEW).</w:t>
       </w:r>
     </w:p>
     <w:p>
